--- a/reports/zashit-informatsi_lab2.docx
+++ b/reports/zashit-informatsi_lab2.docx
@@ -856,7 +856,6 @@
           <w:bCs w:val="0"/>
           <w:sz w:val="28"/>
           <w:szCs w:val="28"/>
-          <w:lang w:val="en-US"/>
         </w:rPr>
       </w:pPr>
       <w:r>
@@ -894,21 +893,6 @@
           <w:szCs w:val="28"/>
         </w:rPr>
       </w:pPr>
-    </w:p>
-    <w:p>
-      <w:pPr>
-        <w:pStyle w:val="152"/>
-        <w:spacing w:line="360" w:lineRule="auto"/>
-        <w:jc w:val="center"/>
-        <w:rPr>
-          <w:rFonts w:hint="default" w:ascii="Times New Roman" w:hAnsi="Times New Roman" w:cs="Times New Roman"/>
-          <w:b w:val="0"/>
-          <w:bCs w:val="0"/>
-          <w:sz w:val="28"/>
-          <w:szCs w:val="28"/>
-        </w:rPr>
-      </w:pPr>
-      <w:bookmarkStart w:id="1" w:name="_GoBack"/>
       <w:r>
         <w:rPr>
           <w:rFonts w:hint="default" w:ascii="Times New Roman" w:hAnsi="Times New Roman" w:cs="Times New Roman"/>
@@ -923,7 +907,7 @@
           <w:sz w:val="28"/>
           <w:szCs w:val="28"/>
         </w:rPr>
-        <w:instrText xml:space="preserve"> HYPERLINK "https://pro.guap.ru/inside/student/tasks/180116" </w:instrText>
+        <w:instrText xml:space="preserve"> HYPERLINK "https://pro.guap.ru/inside/student/tasks/180922" </w:instrText>
       </w:r>
       <w:r>
         <w:rPr>
@@ -939,7 +923,7 @@
           <w:sz w:val="28"/>
           <w:szCs w:val="28"/>
         </w:rPr>
-        <w:t>Законодательство в области ИБ</w:t>
+        <w:t>АНАЛИЗ ПРОФЕССИОНАЛЬНОЙ ТАЙНЫ</w:t>
       </w:r>
       <w:r>
         <w:rPr>
@@ -950,7 +934,6 @@
         <w:fldChar w:fldCharType="end"/>
       </w:r>
     </w:p>
-    <w:bookmarkEnd w:id="1"/>
     <w:p>
       <w:pPr>
         <w:pStyle w:val="152"/>
@@ -1642,9 +1625,11 @@
     <w:p>
       <w:pPr>
         <w:spacing w:line="360" w:lineRule="auto"/>
-        <w:jc w:val="both"/>
-        <w:rPr>
-          <w:rFonts w:hint="default" w:ascii="Times New Roman" w:hAnsi="Times New Roman" w:cs="Times New Roman"/>
+        <w:jc w:val="center"/>
+        <w:rPr>
+          <w:rFonts w:hint="default" w:ascii="Times New Roman" w:hAnsi="Times New Roman" w:cs="Times New Roman"/>
+          <w:b/>
+          <w:bCs/>
           <w:sz w:val="28"/>
           <w:szCs w:val="28"/>
           <w:lang w:val="en-US"/>
@@ -1653,36 +1638,13 @@
       <w:r>
         <w:rPr>
           <w:rFonts w:hint="default" w:ascii="Times New Roman" w:hAnsi="Times New Roman" w:cs="Times New Roman"/>
-          <w:sz w:val="28"/>
-          <w:szCs w:val="28"/>
-          <w:lang w:val="en-US"/>
-        </w:rPr>
-        <w:t>Задание 2: Профессиональная тайна — Банковская тайна</w:t>
-      </w:r>
-    </w:p>
-    <w:p>
-      <w:pPr>
-        <w:spacing w:line="360" w:lineRule="auto"/>
-        <w:jc w:val="center"/>
-        <w:rPr>
-          <w:rFonts w:hint="default" w:ascii="Times New Roman" w:hAnsi="Times New Roman" w:cs="Times New Roman"/>
           <w:b/>
           <w:bCs/>
           <w:sz w:val="28"/>
           <w:szCs w:val="28"/>
           <w:lang w:val="en-US"/>
         </w:rPr>
-      </w:pPr>
-      <w:r>
-        <w:rPr>
-          <w:rFonts w:hint="default" w:ascii="Times New Roman" w:hAnsi="Times New Roman" w:cs="Times New Roman"/>
-          <w:b/>
-          <w:bCs/>
-          <w:sz w:val="28"/>
-          <w:szCs w:val="28"/>
-          <w:lang w:val="en-US"/>
-        </w:rPr>
-        <w:t>Введение</w:t>
+        <w:t>ВВЕДЕНИЕ</w:t>
       </w:r>
     </w:p>
     <w:p>
@@ -1702,9 +1664,18 @@
           <w:rFonts w:hint="default" w:ascii="Times New Roman" w:hAnsi="Times New Roman" w:cs="Times New Roman"/>
           <w:sz w:val="28"/>
           <w:szCs w:val="28"/>
+          <w:lang w:val="ru-RU"/>
+        </w:rPr>
+        <w:t>П</w:t>
+      </w:r>
+      <w:r>
+        <w:rPr>
+          <w:rFonts w:hint="default" w:ascii="Times New Roman" w:hAnsi="Times New Roman" w:cs="Times New Roman"/>
+          <w:sz w:val="28"/>
+          <w:szCs w:val="28"/>
           <w:lang w:val="en-US"/>
         </w:rPr>
-        <w:t>Банковская тайна представляет собой особый правовой режим защиты информации, полученной кредитными организациями в ходе осуществления своей профессиональной деятельности. Как отмечается в учебном пособии, под профессиональной тайной понимается информация, защита которой от несанкционированного разглашения является прямой обязанностью субъекта в силу выполнения им профессиональных функций, причем субъектом может выступать как юридическое, так и физическое лицо [citation:GUAP, p. 36]. В системе российского права банковская тайна занимает особое место, являясь одним из наиболее детально регулируемых и строго охраняемых видов профессиональной тайны, что обусловлено высокой значимостью финансовой информации как для отдельных граждан, так и для экономической безопасности государства в целом.</w:t>
+        <w:t>рофессиональная тайна определяется как информация, защита которой от несанкционированного распространения является обязанностью субъекта в силу выполнения им профессиональных функций. К числу наиболее охраняемых видов профессиональной тайны в Российской Федерации относится банковская тайна[1, с. 36].</w:t>
       </w:r>
     </w:p>
     <w:p>
@@ -1714,23 +1685,42 @@
         <w:jc w:val="both"/>
         <w:rPr>
           <w:rFonts w:hint="default" w:ascii="Times New Roman" w:hAnsi="Times New Roman" w:cs="Times New Roman"/>
+          <w:sz w:val="28"/>
+          <w:szCs w:val="28"/>
+          <w:lang w:val="en-US"/>
+        </w:rPr>
+      </w:pPr>
+      <w:r>
+        <w:rPr>
+          <w:rFonts w:hint="default" w:ascii="Times New Roman" w:hAnsi="Times New Roman" w:cs="Times New Roman"/>
+          <w:sz w:val="28"/>
+          <w:szCs w:val="28"/>
+          <w:lang w:val="en-US"/>
+        </w:rPr>
+        <w:t>Актуальность темы обусловлена высокой значимостью финансовой информации как для отдельного гражданина (защита частной жизни и сбережений), так и для экономической безопасности государства в целом. Целью настоящей лабораторной работы является анализ правового режима банковской тайны по следующим направлениям: состав сведений, нормативно-правовая база, круг обязанных лиц и сроки хранения, а также виды ответственности за разглашение.</w:t>
+      </w:r>
+    </w:p>
+    <w:p>
+      <w:pPr>
+        <w:spacing w:line="360" w:lineRule="auto"/>
+        <w:jc w:val="center"/>
+        <w:rPr>
+          <w:rFonts w:hint="default" w:ascii="Times New Roman" w:hAnsi="Times New Roman" w:cs="Times New Roman"/>
+          <w:sz w:val="28"/>
+          <w:szCs w:val="28"/>
+          <w:lang w:val="en-US"/>
+        </w:rPr>
+      </w:pPr>
+      <w:r>
+        <w:rPr>
+          <w:rFonts w:hint="default" w:ascii="Times New Roman" w:hAnsi="Times New Roman" w:cs="Times New Roman"/>
           <w:b/>
           <w:bCs/>
           <w:sz w:val="28"/>
           <w:szCs w:val="28"/>
           <w:lang w:val="en-US"/>
         </w:rPr>
-      </w:pPr>
-      <w:r>
-        <w:rPr>
-          <w:rFonts w:hint="default" w:ascii="Times New Roman" w:hAnsi="Times New Roman" w:cs="Times New Roman"/>
-          <w:b/>
-          <w:bCs/>
-          <w:sz w:val="28"/>
-          <w:szCs w:val="28"/>
-          <w:lang w:val="en-US"/>
-        </w:rPr>
-        <w:t>1. Что относят к банковской тайне</w:t>
+        <w:t>1 ПОНЯТИЕ И СОСТАВ СВЕДЕНИЙ, ОТНОСЯЩИХСЯ К БАНКОВСКОЙ ТАЙНЕ</w:t>
       </w:r>
     </w:p>
     <w:p>
@@ -1752,7 +1742,7 @@
           <w:szCs w:val="28"/>
           <w:lang w:val="en-US"/>
         </w:rPr>
-        <w:t>Под банковской тайной понимается информация об операциях, счетах и вкладах клиентов кредитных организаций, а также иные сведения, устанавливаемые самой кредитной организацией, которые подлежат обязательной защите от незаконного разглашения. Основной перечень таких сведений закреплен в статье 26 Федерального закона «О банках и банковской деятельности».</w:t>
+        <w:t>Банковская тайна – это правовой режим конфиденциальности информации об операциях, счетах и вкладах клиентов кредитных организаций, а также иных сведений, устанавливаемых кредитной организацией, которые подлежат обязательной защите от незаконного разглашения.</w:t>
       </w:r>
     </w:p>
     <w:p>
@@ -1774,7 +1764,137 @@
           <w:szCs w:val="28"/>
           <w:lang w:val="en-US"/>
         </w:rPr>
-        <w:t>К основной защищаемой информации относятся сведения о банковских счетах, вкладах и их остатках, информация об операциях, проводимых по счетам, а также данные о самих клиентах и их корреспондентах. Это включает в себя идентифицирующие личность данные: паспортные реквизиты, идентификационный номер налогоплательщика (ИНН), адрес регистрации и сам факт наличия отношений клиента с банком. Помимо этого, к банковской тайне относятся выписки по счетам и история операций, сведения о кредитной истории и долговых обязательствах клиента, а также данные, полученные банком в процессе идентификации клиента в рамках процедур «знай своего клиента» (KYC).</w:t>
+        <w:t>Основной перечень сведений, составляющих банковскую тайну, закреплен в статье 26 Федерального закона «О банках и банковской деятельности». К ним относятся:</w:t>
+      </w:r>
+    </w:p>
+    <w:p>
+      <w:pPr>
+        <w:numPr>
+          <w:ilvl w:val="0"/>
+          <w:numId w:val="11"/>
+        </w:numPr>
+        <w:spacing w:line="360" w:lineRule="auto"/>
+        <w:ind w:left="425" w:leftChars="0" w:hanging="425" w:firstLineChars="0"/>
+        <w:jc w:val="both"/>
+        <w:rPr>
+          <w:rFonts w:hint="default" w:ascii="Times New Roman" w:hAnsi="Times New Roman" w:cs="Times New Roman"/>
+          <w:sz w:val="28"/>
+          <w:szCs w:val="28"/>
+          <w:lang w:val="en-US"/>
+        </w:rPr>
+      </w:pPr>
+      <w:r>
+        <w:rPr>
+          <w:rFonts w:hint="default" w:ascii="Times New Roman" w:hAnsi="Times New Roman" w:cs="Times New Roman"/>
+          <w:sz w:val="28"/>
+          <w:szCs w:val="28"/>
+          <w:lang w:val="en-US"/>
+        </w:rPr>
+        <w:t xml:space="preserve"> Сведения о банковских счетах и вкладах: номера счетов, их остатки, дата открытия и закрытия.</w:t>
+      </w:r>
+    </w:p>
+    <w:p>
+      <w:pPr>
+        <w:numPr>
+          <w:ilvl w:val="0"/>
+          <w:numId w:val="11"/>
+        </w:numPr>
+        <w:spacing w:line="360" w:lineRule="auto"/>
+        <w:ind w:left="425" w:leftChars="0" w:hanging="425" w:firstLineChars="0"/>
+        <w:jc w:val="both"/>
+        <w:rPr>
+          <w:rFonts w:hint="default" w:ascii="Times New Roman" w:hAnsi="Times New Roman" w:cs="Times New Roman"/>
+          <w:sz w:val="28"/>
+          <w:szCs w:val="28"/>
+          <w:lang w:val="en-US"/>
+        </w:rPr>
+      </w:pPr>
+      <w:r>
+        <w:rPr>
+          <w:rFonts w:hint="default" w:ascii="Times New Roman" w:hAnsi="Times New Roman" w:cs="Times New Roman"/>
+          <w:sz w:val="28"/>
+          <w:szCs w:val="28"/>
+          <w:lang w:val="en-US"/>
+        </w:rPr>
+        <w:t xml:space="preserve"> Информация об операциях по счетам: все движения денежных средств, включая суммы, даты, назначение платежей и контрагентов.</w:t>
+      </w:r>
+    </w:p>
+    <w:p>
+      <w:pPr>
+        <w:numPr>
+          <w:ilvl w:val="0"/>
+          <w:numId w:val="11"/>
+        </w:numPr>
+        <w:spacing w:line="360" w:lineRule="auto"/>
+        <w:ind w:left="425" w:leftChars="0" w:hanging="425" w:firstLineChars="0"/>
+        <w:jc w:val="both"/>
+        <w:rPr>
+          <w:rFonts w:hint="default" w:ascii="Times New Roman" w:hAnsi="Times New Roman" w:cs="Times New Roman"/>
+          <w:sz w:val="28"/>
+          <w:szCs w:val="28"/>
+          <w:lang w:val="en-US"/>
+        </w:rPr>
+      </w:pPr>
+      <w:r>
+        <w:rPr>
+          <w:rFonts w:hint="default" w:ascii="Times New Roman" w:hAnsi="Times New Roman" w:cs="Times New Roman"/>
+          <w:sz w:val="28"/>
+          <w:szCs w:val="28"/>
+          <w:lang w:val="en-US"/>
+        </w:rPr>
+        <w:t xml:space="preserve"> Данные о клиентах и их корреспондентах: идентификационная информация (паспортные данные, ИНН, адрес регистрации), а также сам факт наличия или отсутствия договорных отношений с банком.</w:t>
+      </w:r>
+    </w:p>
+    <w:p>
+      <w:pPr>
+        <w:numPr>
+          <w:ilvl w:val="0"/>
+          <w:numId w:val="11"/>
+        </w:numPr>
+        <w:spacing w:line="360" w:lineRule="auto"/>
+        <w:ind w:left="425" w:leftChars="0" w:hanging="425" w:firstLineChars="0"/>
+        <w:jc w:val="both"/>
+        <w:rPr>
+          <w:rFonts w:hint="default" w:ascii="Times New Roman" w:hAnsi="Times New Roman" w:cs="Times New Roman"/>
+          <w:sz w:val="28"/>
+          <w:szCs w:val="28"/>
+          <w:lang w:val="en-US"/>
+        </w:rPr>
+      </w:pPr>
+      <w:r>
+        <w:rPr>
+          <w:rFonts w:hint="default" w:ascii="Times New Roman" w:hAnsi="Times New Roman" w:cs="Times New Roman"/>
+          <w:sz w:val="28"/>
+          <w:szCs w:val="28"/>
+          <w:lang w:val="en-US"/>
+        </w:rPr>
+        <w:t xml:space="preserve"> Сведения о кредитной истории: информация о полученных и погашенных кредитах, платежной дисциплине клиента.</w:t>
+      </w:r>
+    </w:p>
+    <w:p>
+      <w:pPr>
+        <w:numPr>
+          <w:ilvl w:val="0"/>
+          <w:numId w:val="11"/>
+        </w:numPr>
+        <w:spacing w:line="360" w:lineRule="auto"/>
+        <w:ind w:left="425" w:leftChars="0" w:hanging="425" w:firstLineChars="0"/>
+        <w:jc w:val="both"/>
+        <w:rPr>
+          <w:rFonts w:hint="default" w:ascii="Times New Roman" w:hAnsi="Times New Roman" w:cs="Times New Roman"/>
+          <w:sz w:val="28"/>
+          <w:szCs w:val="28"/>
+          <w:lang w:val="en-US"/>
+        </w:rPr>
+      </w:pPr>
+      <w:r>
+        <w:rPr>
+          <w:rFonts w:hint="default" w:ascii="Times New Roman" w:hAnsi="Times New Roman" w:cs="Times New Roman"/>
+          <w:sz w:val="28"/>
+          <w:szCs w:val="28"/>
+          <w:lang w:val="en-US"/>
+        </w:rPr>
+        <w:t xml:space="preserve"> Данные, полученные в рамках процедур «знай своего клиента» (KYC): информация об источниках доходов, целях финансовых операций и бенефициарных владельцах.</w:t>
       </w:r>
     </w:p>
     <w:p>
@@ -1796,43 +1916,30 @@
           <w:szCs w:val="28"/>
           <w:lang w:val="en-US"/>
         </w:rPr>
-        <w:t xml:space="preserve">Важно понимать, что банковская тайна, хотя и считается разновидностью коммерческой тайны, обладает особым правовым регулированием, отличающим </w:t>
+        <w:t>Важно отметить, что режим банковской тайны распространяется не только на действующих, но и на бывших клиентов после прекращения договорных отношений. Согласно учебному пособию [1, с. 34], ключевыми характеристиками такой информации являются полезность, своевременность и достоверность.</w:t>
       </w:r>
+    </w:p>
+    <w:p>
+      <w:pPr>
+        <w:spacing w:line="360" w:lineRule="auto"/>
+        <w:jc w:val="center"/>
+        <w:rPr>
+          <w:rFonts w:hint="default" w:ascii="Times New Roman" w:hAnsi="Times New Roman" w:cs="Times New Roman"/>
+          <w:sz w:val="28"/>
+          <w:szCs w:val="28"/>
+          <w:lang w:val="en-US"/>
+        </w:rPr>
+      </w:pPr>
       <w:r>
         <w:rPr>
           <w:rFonts w:hint="default" w:ascii="Times New Roman" w:hAnsi="Times New Roman" w:cs="Times New Roman"/>
-          <w:sz w:val="28"/>
-          <w:szCs w:val="28"/>
-          <w:lang w:val="ru-RU"/>
-        </w:rPr>
-        <w:t>её</w:t>
-      </w:r>
-      <w:r>
-        <w:rPr>
-          <w:rFonts w:hint="default" w:ascii="Times New Roman" w:hAnsi="Times New Roman" w:cs="Times New Roman"/>
+          <w:b/>
+          <w:bCs/>
           <w:sz w:val="28"/>
           <w:szCs w:val="28"/>
           <w:lang w:val="en-US"/>
         </w:rPr>
-        <w:t xml:space="preserve"> от других видов конфиденциальной информации. Существует также </w:t>
-      </w:r>
-      <w:r>
-        <w:rPr>
-          <w:rFonts w:hint="default" w:ascii="Times New Roman" w:hAnsi="Times New Roman" w:cs="Times New Roman"/>
-          <w:sz w:val="28"/>
-          <w:szCs w:val="28"/>
-          <w:lang w:val="ru-RU"/>
-        </w:rPr>
-        <w:t>определённое</w:t>
-      </w:r>
-      <w:r>
-        <w:rPr>
-          <w:rFonts w:hint="default" w:ascii="Times New Roman" w:hAnsi="Times New Roman" w:cs="Times New Roman"/>
-          <w:sz w:val="28"/>
-          <w:szCs w:val="28"/>
-          <w:lang w:val="en-US"/>
-        </w:rPr>
-        <w:t xml:space="preserve"> пересечение с защитой персональных данных, однако это самостоятельные правовые понятия, имеющие различные режимы охраны. Ключевыми характеристиками банковской тайны являются ее режим конфиденциальности, позволяющий банку защищать как собственные интересы, так и интересы клиентов, обязанность банка гарантировать сохранность такой информации всем без исключения клиентам, а также распространение этого режима не только на действующих, но и на бывших клиентов даже после прекращения договорных отношений.</w:t>
+        <w:t>2 НОРМАТИВНО-ПРАВОВЫЕ АКТЫ, РЕГУЛИРУЮЩИЕ БАНКОВСКУЮ ТАЙНУ</w:t>
       </w:r>
     </w:p>
     <w:p>
@@ -1842,6 +1949,1792 @@
         <w:jc w:val="both"/>
         <w:rPr>
           <w:rFonts w:hint="default" w:ascii="Times New Roman" w:hAnsi="Times New Roman" w:cs="Times New Roman"/>
+          <w:sz w:val="28"/>
+          <w:szCs w:val="28"/>
+          <w:lang w:val="en-US"/>
+        </w:rPr>
+      </w:pPr>
+      <w:r>
+        <w:rPr>
+          <w:rFonts w:hint="default" w:ascii="Times New Roman" w:hAnsi="Times New Roman" w:cs="Times New Roman"/>
+          <w:sz w:val="28"/>
+          <w:szCs w:val="28"/>
+          <w:lang w:val="ru-RU"/>
+        </w:rPr>
+        <w:t>Б</w:t>
+      </w:r>
+      <w:r>
+        <w:rPr>
+          <w:rFonts w:hint="default" w:ascii="Times New Roman" w:hAnsi="Times New Roman" w:cs="Times New Roman"/>
+          <w:sz w:val="28"/>
+          <w:szCs w:val="28"/>
+          <w:lang w:val="en-US"/>
+        </w:rPr>
+        <w:t>анковская тайна регулируется комплексом законодательных актов различного уровня. Иерархия этих документов представлена в таблице 1.</w:t>
+      </w:r>
+      <w:r>
+        <w:rPr>
+          <w:rFonts w:hint="default" w:ascii="Times New Roman" w:hAnsi="Times New Roman" w:cs="Times New Roman"/>
+          <w:sz w:val="28"/>
+          <w:szCs w:val="28"/>
+          <w:lang w:val="ru-RU"/>
+        </w:rPr>
+        <w:t xml:space="preserve"> </w:t>
+      </w:r>
+      <w:r>
+        <w:rPr>
+          <w:rFonts w:hint="default" w:ascii="Times New Roman" w:hAnsi="Times New Roman" w:cs="Times New Roman"/>
+          <w:sz w:val="28"/>
+          <w:szCs w:val="28"/>
+          <w:lang w:val="en-US"/>
+        </w:rPr>
+        <w:t>[1, с. 32]</w:t>
+      </w:r>
+    </w:p>
+    <w:p>
+      <w:pPr>
+        <w:spacing w:line="360" w:lineRule="auto"/>
+        <w:jc w:val="right"/>
+        <w:rPr>
+          <w:rFonts w:hint="default" w:ascii="Times New Roman" w:hAnsi="Times New Roman" w:cs="Times New Roman"/>
+          <w:sz w:val="28"/>
+          <w:szCs w:val="28"/>
+          <w:lang w:val="en-US"/>
+        </w:rPr>
+      </w:pPr>
+      <w:r>
+        <w:rPr>
+          <w:rFonts w:hint="default" w:ascii="Times New Roman" w:hAnsi="Times New Roman" w:cs="Times New Roman"/>
+          <w:sz w:val="28"/>
+          <w:szCs w:val="28"/>
+          <w:lang w:val="en-US"/>
+        </w:rPr>
+        <w:t>Таблица 1 – Нормативно-правовая база банковской тайны РФ</w:t>
+      </w:r>
+    </w:p>
+    <w:tbl>
+      <w:tblPr>
+        <w:tblW w:w="9418" w:type="dxa"/>
+        <w:tblInd w:w="96" w:type="dxa"/>
+        <w:tblBorders>
+          <w:top w:val="none" w:color="auto" w:sz="0" w:space="0"/>
+          <w:left w:val="none" w:color="auto" w:sz="0" w:space="0"/>
+          <w:bottom w:val="none" w:color="auto" w:sz="0" w:space="0"/>
+          <w:right w:val="none" w:color="auto" w:sz="0" w:space="0"/>
+          <w:insideH w:val="none" w:color="auto" w:sz="0" w:space="0"/>
+          <w:insideV w:val="none" w:color="auto" w:sz="0" w:space="0"/>
+        </w:tblBorders>
+        <w:shd w:val="clear"/>
+        <w:tblLayout w:type="fixed"/>
+        <w:tblCellMar>
+          <w:top w:w="0" w:type="dxa"/>
+          <w:left w:w="108" w:type="dxa"/>
+          <w:bottom w:w="0" w:type="dxa"/>
+          <w:right w:w="108" w:type="dxa"/>
+        </w:tblCellMar>
+      </w:tblPr>
+      <w:tblGrid>
+        <w:gridCol w:w="2662"/>
+        <w:gridCol w:w="2376"/>
+        <w:gridCol w:w="1416"/>
+        <w:gridCol w:w="2964"/>
+      </w:tblGrid>
+      <w:tr>
+        <w:tblPrEx>
+          <w:tblBorders>
+            <w:top w:val="none" w:color="auto" w:sz="0" w:space="0"/>
+            <w:left w:val="none" w:color="auto" w:sz="0" w:space="0"/>
+            <w:bottom w:val="none" w:color="auto" w:sz="0" w:space="0"/>
+            <w:right w:val="none" w:color="auto" w:sz="0" w:space="0"/>
+            <w:insideH w:val="none" w:color="auto" w:sz="0" w:space="0"/>
+            <w:insideV w:val="none" w:color="auto" w:sz="0" w:space="0"/>
+          </w:tblBorders>
+          <w:shd w:val="clear"/>
+          <w:tblCellMar>
+            <w:top w:w="0" w:type="dxa"/>
+            <w:left w:w="108" w:type="dxa"/>
+            <w:bottom w:w="0" w:type="dxa"/>
+            <w:right w:w="108" w:type="dxa"/>
+          </w:tblCellMar>
+        </w:tblPrEx>
+        <w:trPr>
+          <w:trHeight w:val="890" w:hRule="atLeast"/>
+        </w:trPr>
+        <w:tc>
+          <w:tcPr>
+            <w:tcW w:w="2662" w:type="dxa"/>
+            <w:tcBorders>
+              <w:top w:val="single" w:color="000000" w:sz="2" w:space="0"/>
+              <w:left w:val="single" w:color="000000" w:sz="2" w:space="0"/>
+              <w:bottom w:val="single" w:color="000000" w:sz="2" w:space="0"/>
+              <w:right w:val="single" w:color="000000" w:sz="2" w:space="0"/>
+            </w:tcBorders>
+            <w:shd w:val="clear"/>
+            <w:vAlign w:val="center"/>
+          </w:tcPr>
+          <w:p>
+            <w:pPr>
+              <w:keepNext w:val="0"/>
+              <w:keepLines w:val="0"/>
+              <w:widowControl/>
+              <w:suppressLineNumbers w:val="0"/>
+              <w:jc w:val="left"/>
+              <w:textAlignment w:val="center"/>
+              <w:rPr>
+                <w:rFonts w:hint="default" w:ascii="Times New Roman" w:hAnsi="Times New Roman" w:cs="Times New Roman"/>
+                <w:i w:val="0"/>
+                <w:iCs w:val="0"/>
+                <w:color w:val="000000"/>
+                <w:sz w:val="28"/>
+                <w:szCs w:val="28"/>
+                <w:u w:val="none"/>
+              </w:rPr>
+            </w:pPr>
+            <w:r>
+              <w:rPr>
+                <w:rFonts w:hint="default" w:ascii="Times New Roman" w:hAnsi="Times New Roman" w:eastAsia="SimSun" w:cs="Times New Roman"/>
+                <w:i w:val="0"/>
+                <w:iCs w:val="0"/>
+                <w:color w:val="000000"/>
+                <w:kern w:val="0"/>
+                <w:sz w:val="28"/>
+                <w:szCs w:val="28"/>
+                <w:u w:val="none"/>
+                <w:bdr w:val="none" w:color="auto" w:sz="0" w:space="0"/>
+                <w:lang w:val="en-US" w:eastAsia="zh-CN" w:bidi="ar"/>
+              </w:rPr>
+              <w:t>Уровень регулирования</w:t>
+            </w:r>
+          </w:p>
+        </w:tc>
+        <w:tc>
+          <w:tcPr>
+            <w:tcW w:w="2376" w:type="dxa"/>
+            <w:tcBorders>
+              <w:top w:val="single" w:color="000000" w:sz="2" w:space="0"/>
+              <w:left w:val="single" w:color="000000" w:sz="2" w:space="0"/>
+              <w:bottom w:val="single" w:color="000000" w:sz="2" w:space="0"/>
+              <w:right w:val="single" w:color="000000" w:sz="2" w:space="0"/>
+            </w:tcBorders>
+            <w:shd w:val="clear"/>
+            <w:vAlign w:val="center"/>
+          </w:tcPr>
+          <w:p>
+            <w:pPr>
+              <w:keepNext w:val="0"/>
+              <w:keepLines w:val="0"/>
+              <w:widowControl/>
+              <w:suppressLineNumbers w:val="0"/>
+              <w:jc w:val="left"/>
+              <w:textAlignment w:val="center"/>
+              <w:rPr>
+                <w:rFonts w:hint="default" w:ascii="Times New Roman" w:hAnsi="Times New Roman" w:cs="Times New Roman"/>
+                <w:i w:val="0"/>
+                <w:iCs w:val="0"/>
+                <w:color w:val="000000"/>
+                <w:sz w:val="28"/>
+                <w:szCs w:val="28"/>
+                <w:u w:val="none"/>
+              </w:rPr>
+            </w:pPr>
+            <w:r>
+              <w:rPr>
+                <w:rFonts w:hint="default" w:ascii="Times New Roman" w:hAnsi="Times New Roman" w:eastAsia="SimSun" w:cs="Times New Roman"/>
+                <w:i w:val="0"/>
+                <w:iCs w:val="0"/>
+                <w:color w:val="000000"/>
+                <w:kern w:val="0"/>
+                <w:sz w:val="28"/>
+                <w:szCs w:val="28"/>
+                <w:u w:val="none"/>
+                <w:bdr w:val="none" w:color="auto" w:sz="0" w:space="0"/>
+                <w:lang w:val="en-US" w:eastAsia="zh-CN" w:bidi="ar"/>
+              </w:rPr>
+              <w:t>Наименование документа</w:t>
+            </w:r>
+          </w:p>
+        </w:tc>
+        <w:tc>
+          <w:tcPr>
+            <w:tcW w:w="1416" w:type="dxa"/>
+            <w:tcBorders>
+              <w:top w:val="single" w:color="000000" w:sz="2" w:space="0"/>
+              <w:left w:val="single" w:color="000000" w:sz="2" w:space="0"/>
+              <w:bottom w:val="single" w:color="000000" w:sz="2" w:space="0"/>
+              <w:right w:val="single" w:color="000000" w:sz="2" w:space="0"/>
+            </w:tcBorders>
+            <w:shd w:val="clear"/>
+            <w:vAlign w:val="center"/>
+          </w:tcPr>
+          <w:p>
+            <w:pPr>
+              <w:keepNext w:val="0"/>
+              <w:keepLines w:val="0"/>
+              <w:widowControl/>
+              <w:suppressLineNumbers w:val="0"/>
+              <w:jc w:val="left"/>
+              <w:textAlignment w:val="center"/>
+              <w:rPr>
+                <w:rFonts w:hint="default" w:ascii="Times New Roman" w:hAnsi="Times New Roman" w:cs="Times New Roman"/>
+                <w:i w:val="0"/>
+                <w:iCs w:val="0"/>
+                <w:color w:val="000000"/>
+                <w:sz w:val="28"/>
+                <w:szCs w:val="28"/>
+                <w:u w:val="none"/>
+              </w:rPr>
+            </w:pPr>
+            <w:r>
+              <w:rPr>
+                <w:rFonts w:hint="default" w:ascii="Times New Roman" w:hAnsi="Times New Roman" w:eastAsia="SimSun" w:cs="Times New Roman"/>
+                <w:i w:val="0"/>
+                <w:iCs w:val="0"/>
+                <w:color w:val="000000"/>
+                <w:kern w:val="0"/>
+                <w:sz w:val="28"/>
+                <w:szCs w:val="28"/>
+                <w:u w:val="none"/>
+                <w:bdr w:val="none" w:color="auto" w:sz="0" w:space="0"/>
+                <w:lang w:val="en-US" w:eastAsia="zh-CN" w:bidi="ar"/>
+              </w:rPr>
+              <w:t>Статья / Раздел</w:t>
+            </w:r>
+          </w:p>
+        </w:tc>
+        <w:tc>
+          <w:tcPr>
+            <w:tcW w:w="2964" w:type="dxa"/>
+            <w:tcBorders>
+              <w:top w:val="single" w:color="000000" w:sz="2" w:space="0"/>
+              <w:left w:val="single" w:color="000000" w:sz="2" w:space="0"/>
+              <w:bottom w:val="single" w:color="000000" w:sz="2" w:space="0"/>
+              <w:right w:val="single" w:color="000000" w:sz="2" w:space="0"/>
+            </w:tcBorders>
+            <w:shd w:val="clear"/>
+            <w:vAlign w:val="center"/>
+          </w:tcPr>
+          <w:p>
+            <w:pPr>
+              <w:keepNext w:val="0"/>
+              <w:keepLines w:val="0"/>
+              <w:widowControl/>
+              <w:suppressLineNumbers w:val="0"/>
+              <w:jc w:val="left"/>
+              <w:textAlignment w:val="center"/>
+              <w:rPr>
+                <w:rFonts w:hint="default" w:ascii="Times New Roman" w:hAnsi="Times New Roman" w:cs="Times New Roman"/>
+                <w:i w:val="0"/>
+                <w:iCs w:val="0"/>
+                <w:color w:val="000000"/>
+                <w:sz w:val="28"/>
+                <w:szCs w:val="28"/>
+                <w:u w:val="none"/>
+              </w:rPr>
+            </w:pPr>
+            <w:r>
+              <w:rPr>
+                <w:rFonts w:hint="default" w:ascii="Times New Roman" w:hAnsi="Times New Roman" w:eastAsia="SimSun" w:cs="Times New Roman"/>
+                <w:i w:val="0"/>
+                <w:iCs w:val="0"/>
+                <w:color w:val="000000"/>
+                <w:kern w:val="0"/>
+                <w:sz w:val="28"/>
+                <w:szCs w:val="28"/>
+                <w:u w:val="none"/>
+                <w:bdr w:val="none" w:color="auto" w:sz="0" w:space="0"/>
+                <w:lang w:val="en-US" w:eastAsia="zh-CN" w:bidi="ar"/>
+              </w:rPr>
+              <w:t>Содержание нормы</w:t>
+            </w:r>
+          </w:p>
+        </w:tc>
+      </w:tr>
+      <w:tr>
+        <w:tblPrEx>
+          <w:tblBorders>
+            <w:top w:val="none" w:color="auto" w:sz="0" w:space="0"/>
+            <w:left w:val="none" w:color="auto" w:sz="0" w:space="0"/>
+            <w:bottom w:val="none" w:color="auto" w:sz="0" w:space="0"/>
+            <w:right w:val="none" w:color="auto" w:sz="0" w:space="0"/>
+            <w:insideH w:val="none" w:color="auto" w:sz="0" w:space="0"/>
+            <w:insideV w:val="none" w:color="auto" w:sz="0" w:space="0"/>
+          </w:tblBorders>
+          <w:shd w:val="clear"/>
+          <w:tblCellMar>
+            <w:top w:w="0" w:type="dxa"/>
+            <w:left w:w="108" w:type="dxa"/>
+            <w:bottom w:w="0" w:type="dxa"/>
+            <w:right w:w="108" w:type="dxa"/>
+          </w:tblCellMar>
+        </w:tblPrEx>
+        <w:trPr>
+          <w:trHeight w:val="1278" w:hRule="atLeast"/>
+        </w:trPr>
+        <w:tc>
+          <w:tcPr>
+            <w:tcW w:w="2662" w:type="dxa"/>
+            <w:tcBorders>
+              <w:top w:val="single" w:color="000000" w:sz="2" w:space="0"/>
+              <w:left w:val="single" w:color="000000" w:sz="2" w:space="0"/>
+              <w:bottom w:val="single" w:color="000000" w:sz="2" w:space="0"/>
+              <w:right w:val="single" w:color="000000" w:sz="2" w:space="0"/>
+            </w:tcBorders>
+            <w:shd w:val="clear"/>
+            <w:vAlign w:val="center"/>
+          </w:tcPr>
+          <w:p>
+            <w:pPr>
+              <w:keepNext w:val="0"/>
+              <w:keepLines w:val="0"/>
+              <w:widowControl/>
+              <w:suppressLineNumbers w:val="0"/>
+              <w:jc w:val="left"/>
+              <w:textAlignment w:val="center"/>
+              <w:rPr>
+                <w:rFonts w:hint="default" w:ascii="Times New Roman" w:hAnsi="Times New Roman" w:cs="Times New Roman"/>
+                <w:i w:val="0"/>
+                <w:iCs w:val="0"/>
+                <w:color w:val="000000"/>
+                <w:sz w:val="28"/>
+                <w:szCs w:val="28"/>
+                <w:u w:val="none"/>
+              </w:rPr>
+            </w:pPr>
+            <w:r>
+              <w:rPr>
+                <w:rFonts w:hint="default" w:ascii="Times New Roman" w:hAnsi="Times New Roman" w:eastAsia="SimSun" w:cs="Times New Roman"/>
+                <w:i w:val="0"/>
+                <w:iCs w:val="0"/>
+                <w:color w:val="000000"/>
+                <w:kern w:val="0"/>
+                <w:sz w:val="28"/>
+                <w:szCs w:val="28"/>
+                <w:u w:val="none"/>
+                <w:bdr w:val="none" w:color="auto" w:sz="0" w:space="0"/>
+                <w:lang w:val="en-US" w:eastAsia="zh-CN" w:bidi="ar"/>
+              </w:rPr>
+              <w:t>Конституционный</w:t>
+            </w:r>
+          </w:p>
+        </w:tc>
+        <w:tc>
+          <w:tcPr>
+            <w:tcW w:w="2376" w:type="dxa"/>
+            <w:tcBorders>
+              <w:top w:val="single" w:color="000000" w:sz="2" w:space="0"/>
+              <w:left w:val="single" w:color="000000" w:sz="2" w:space="0"/>
+              <w:bottom w:val="single" w:color="000000" w:sz="2" w:space="0"/>
+              <w:right w:val="single" w:color="000000" w:sz="2" w:space="0"/>
+            </w:tcBorders>
+            <w:shd w:val="clear"/>
+            <w:vAlign w:val="center"/>
+          </w:tcPr>
+          <w:p>
+            <w:pPr>
+              <w:keepNext w:val="0"/>
+              <w:keepLines w:val="0"/>
+              <w:widowControl/>
+              <w:suppressLineNumbers w:val="0"/>
+              <w:jc w:val="left"/>
+              <w:textAlignment w:val="center"/>
+              <w:rPr>
+                <w:rFonts w:hint="default" w:ascii="Times New Roman" w:hAnsi="Times New Roman" w:cs="Times New Roman"/>
+                <w:i w:val="0"/>
+                <w:iCs w:val="0"/>
+                <w:color w:val="000000"/>
+                <w:sz w:val="28"/>
+                <w:szCs w:val="28"/>
+                <w:u w:val="none"/>
+              </w:rPr>
+            </w:pPr>
+            <w:r>
+              <w:rPr>
+                <w:rFonts w:hint="default" w:ascii="Times New Roman" w:hAnsi="Times New Roman" w:eastAsia="SimSun" w:cs="Times New Roman"/>
+                <w:i w:val="0"/>
+                <w:iCs w:val="0"/>
+                <w:color w:val="000000"/>
+                <w:kern w:val="0"/>
+                <w:sz w:val="28"/>
+                <w:szCs w:val="28"/>
+                <w:u w:val="none"/>
+                <w:bdr w:val="none" w:color="auto" w:sz="0" w:space="0"/>
+                <w:lang w:val="en-US" w:eastAsia="zh-CN" w:bidi="ar"/>
+              </w:rPr>
+              <w:t>Конституция РФ</w:t>
+            </w:r>
+          </w:p>
+        </w:tc>
+        <w:tc>
+          <w:tcPr>
+            <w:tcW w:w="1416" w:type="dxa"/>
+            <w:tcBorders>
+              <w:top w:val="single" w:color="000000" w:sz="2" w:space="0"/>
+              <w:left w:val="single" w:color="000000" w:sz="2" w:space="0"/>
+              <w:bottom w:val="single" w:color="000000" w:sz="2" w:space="0"/>
+              <w:right w:val="single" w:color="000000" w:sz="2" w:space="0"/>
+            </w:tcBorders>
+            <w:shd w:val="clear"/>
+            <w:vAlign w:val="center"/>
+          </w:tcPr>
+          <w:p>
+            <w:pPr>
+              <w:keepNext w:val="0"/>
+              <w:keepLines w:val="0"/>
+              <w:widowControl/>
+              <w:suppressLineNumbers w:val="0"/>
+              <w:jc w:val="left"/>
+              <w:textAlignment w:val="center"/>
+              <w:rPr>
+                <w:rFonts w:hint="default" w:ascii="Times New Roman" w:hAnsi="Times New Roman" w:cs="Times New Roman"/>
+                <w:i w:val="0"/>
+                <w:iCs w:val="0"/>
+                <w:color w:val="000000"/>
+                <w:sz w:val="28"/>
+                <w:szCs w:val="28"/>
+                <w:u w:val="none"/>
+              </w:rPr>
+            </w:pPr>
+            <w:r>
+              <w:rPr>
+                <w:rFonts w:hint="default" w:ascii="Times New Roman" w:hAnsi="Times New Roman" w:eastAsia="SimSun" w:cs="Times New Roman"/>
+                <w:i w:val="0"/>
+                <w:iCs w:val="0"/>
+                <w:color w:val="000000"/>
+                <w:kern w:val="0"/>
+                <w:sz w:val="28"/>
+                <w:szCs w:val="28"/>
+                <w:u w:val="none"/>
+                <w:bdr w:val="none" w:color="auto" w:sz="0" w:space="0"/>
+                <w:lang w:val="en-US" w:eastAsia="zh-CN" w:bidi="ar"/>
+              </w:rPr>
+              <w:t>Статья 23</w:t>
+            </w:r>
+          </w:p>
+        </w:tc>
+        <w:tc>
+          <w:tcPr>
+            <w:tcW w:w="2964" w:type="dxa"/>
+            <w:tcBorders>
+              <w:top w:val="single" w:color="000000" w:sz="2" w:space="0"/>
+              <w:left w:val="single" w:color="000000" w:sz="2" w:space="0"/>
+              <w:bottom w:val="single" w:color="000000" w:sz="2" w:space="0"/>
+              <w:right w:val="single" w:color="000000" w:sz="2" w:space="0"/>
+            </w:tcBorders>
+            <w:shd w:val="clear"/>
+            <w:vAlign w:val="center"/>
+          </w:tcPr>
+          <w:p>
+            <w:pPr>
+              <w:keepNext w:val="0"/>
+              <w:keepLines w:val="0"/>
+              <w:widowControl/>
+              <w:suppressLineNumbers w:val="0"/>
+              <w:jc w:val="left"/>
+              <w:textAlignment w:val="center"/>
+              <w:rPr>
+                <w:rFonts w:hint="default" w:ascii="Times New Roman" w:hAnsi="Times New Roman" w:cs="Times New Roman"/>
+                <w:i w:val="0"/>
+                <w:iCs w:val="0"/>
+                <w:color w:val="000000"/>
+                <w:sz w:val="28"/>
+                <w:szCs w:val="28"/>
+                <w:u w:val="none"/>
+              </w:rPr>
+            </w:pPr>
+            <w:r>
+              <w:rPr>
+                <w:rFonts w:hint="default" w:ascii="Times New Roman" w:hAnsi="Times New Roman" w:eastAsia="SimSun" w:cs="Times New Roman"/>
+                <w:i w:val="0"/>
+                <w:iCs w:val="0"/>
+                <w:color w:val="000000"/>
+                <w:kern w:val="0"/>
+                <w:sz w:val="28"/>
+                <w:szCs w:val="28"/>
+                <w:u w:val="none"/>
+                <w:bdr w:val="none" w:color="auto" w:sz="0" w:space="0"/>
+                <w:lang w:val="en-US" w:eastAsia="zh-CN" w:bidi="ar"/>
+              </w:rPr>
+              <w:t>Право на неприкосновенность частной жизни, личную и семейную тайну</w:t>
+            </w:r>
+          </w:p>
+        </w:tc>
+      </w:tr>
+      <w:tr>
+        <w:tblPrEx>
+          <w:tblBorders>
+            <w:top w:val="none" w:color="auto" w:sz="0" w:space="0"/>
+            <w:left w:val="none" w:color="auto" w:sz="0" w:space="0"/>
+            <w:bottom w:val="none" w:color="auto" w:sz="0" w:space="0"/>
+            <w:right w:val="none" w:color="auto" w:sz="0" w:space="0"/>
+            <w:insideH w:val="none" w:color="auto" w:sz="0" w:space="0"/>
+            <w:insideV w:val="none" w:color="auto" w:sz="0" w:space="0"/>
+          </w:tblBorders>
+          <w:shd w:val="clear"/>
+          <w:tblCellMar>
+            <w:top w:w="0" w:type="dxa"/>
+            <w:left w:w="108" w:type="dxa"/>
+            <w:bottom w:w="0" w:type="dxa"/>
+            <w:right w:w="108" w:type="dxa"/>
+          </w:tblCellMar>
+        </w:tblPrEx>
+        <w:trPr>
+          <w:trHeight w:val="1572" w:hRule="atLeast"/>
+        </w:trPr>
+        <w:tc>
+          <w:tcPr>
+            <w:tcW w:w="2662" w:type="dxa"/>
+            <w:tcBorders>
+              <w:top w:val="single" w:color="000000" w:sz="2" w:space="0"/>
+              <w:left w:val="single" w:color="000000" w:sz="2" w:space="0"/>
+              <w:bottom w:val="single" w:color="000000" w:sz="2" w:space="0"/>
+              <w:right w:val="single" w:color="000000" w:sz="2" w:space="0"/>
+            </w:tcBorders>
+            <w:shd w:val="clear"/>
+            <w:vAlign w:val="center"/>
+          </w:tcPr>
+          <w:p>
+            <w:pPr>
+              <w:keepNext w:val="0"/>
+              <w:keepLines w:val="0"/>
+              <w:widowControl/>
+              <w:suppressLineNumbers w:val="0"/>
+              <w:jc w:val="left"/>
+              <w:textAlignment w:val="center"/>
+              <w:rPr>
+                <w:rFonts w:hint="default" w:ascii="Times New Roman" w:hAnsi="Times New Roman" w:cs="Times New Roman"/>
+                <w:i w:val="0"/>
+                <w:iCs w:val="0"/>
+                <w:color w:val="000000"/>
+                <w:sz w:val="28"/>
+                <w:szCs w:val="28"/>
+                <w:u w:val="none"/>
+              </w:rPr>
+            </w:pPr>
+            <w:r>
+              <w:rPr>
+                <w:rFonts w:hint="default" w:ascii="Times New Roman" w:hAnsi="Times New Roman" w:eastAsia="SimSun" w:cs="Times New Roman"/>
+                <w:i w:val="0"/>
+                <w:iCs w:val="0"/>
+                <w:color w:val="000000"/>
+                <w:kern w:val="0"/>
+                <w:sz w:val="28"/>
+                <w:szCs w:val="28"/>
+                <w:u w:val="none"/>
+                <w:bdr w:val="none" w:color="auto" w:sz="0" w:space="0"/>
+                <w:lang w:val="en-US" w:eastAsia="zh-CN" w:bidi="ar"/>
+              </w:rPr>
+              <w:t>Гражданско-правовой</w:t>
+            </w:r>
+          </w:p>
+        </w:tc>
+        <w:tc>
+          <w:tcPr>
+            <w:tcW w:w="2376" w:type="dxa"/>
+            <w:tcBorders>
+              <w:top w:val="single" w:color="000000" w:sz="2" w:space="0"/>
+              <w:left w:val="single" w:color="000000" w:sz="2" w:space="0"/>
+              <w:bottom w:val="single" w:color="000000" w:sz="2" w:space="0"/>
+              <w:right w:val="single" w:color="000000" w:sz="2" w:space="0"/>
+            </w:tcBorders>
+            <w:shd w:val="clear"/>
+            <w:vAlign w:val="center"/>
+          </w:tcPr>
+          <w:p>
+            <w:pPr>
+              <w:keepNext w:val="0"/>
+              <w:keepLines w:val="0"/>
+              <w:widowControl/>
+              <w:suppressLineNumbers w:val="0"/>
+              <w:jc w:val="left"/>
+              <w:textAlignment w:val="center"/>
+              <w:rPr>
+                <w:rFonts w:hint="default" w:ascii="Times New Roman" w:hAnsi="Times New Roman" w:cs="Times New Roman"/>
+                <w:i w:val="0"/>
+                <w:iCs w:val="0"/>
+                <w:color w:val="000000"/>
+                <w:sz w:val="28"/>
+                <w:szCs w:val="28"/>
+                <w:u w:val="none"/>
+              </w:rPr>
+            </w:pPr>
+            <w:r>
+              <w:rPr>
+                <w:rFonts w:hint="default" w:ascii="Times New Roman" w:hAnsi="Times New Roman" w:eastAsia="SimSun" w:cs="Times New Roman"/>
+                <w:i w:val="0"/>
+                <w:iCs w:val="0"/>
+                <w:color w:val="000000"/>
+                <w:kern w:val="0"/>
+                <w:sz w:val="28"/>
+                <w:szCs w:val="28"/>
+                <w:u w:val="none"/>
+                <w:bdr w:val="none" w:color="auto" w:sz="0" w:space="0"/>
+                <w:lang w:val="en-US" w:eastAsia="zh-CN" w:bidi="ar"/>
+              </w:rPr>
+              <w:t>Гражданский кодекс РФ (ГК РФ)</w:t>
+            </w:r>
+          </w:p>
+        </w:tc>
+        <w:tc>
+          <w:tcPr>
+            <w:tcW w:w="1416" w:type="dxa"/>
+            <w:tcBorders>
+              <w:top w:val="single" w:color="000000" w:sz="2" w:space="0"/>
+              <w:left w:val="single" w:color="000000" w:sz="2" w:space="0"/>
+              <w:bottom w:val="single" w:color="000000" w:sz="2" w:space="0"/>
+              <w:right w:val="single" w:color="000000" w:sz="2" w:space="0"/>
+            </w:tcBorders>
+            <w:shd w:val="clear"/>
+            <w:vAlign w:val="center"/>
+          </w:tcPr>
+          <w:p>
+            <w:pPr>
+              <w:keepNext w:val="0"/>
+              <w:keepLines w:val="0"/>
+              <w:widowControl/>
+              <w:suppressLineNumbers w:val="0"/>
+              <w:jc w:val="left"/>
+              <w:textAlignment w:val="center"/>
+              <w:rPr>
+                <w:rFonts w:hint="default" w:ascii="Times New Roman" w:hAnsi="Times New Roman" w:cs="Times New Roman"/>
+                <w:i w:val="0"/>
+                <w:iCs w:val="0"/>
+                <w:color w:val="000000"/>
+                <w:sz w:val="28"/>
+                <w:szCs w:val="28"/>
+                <w:u w:val="none"/>
+              </w:rPr>
+            </w:pPr>
+            <w:r>
+              <w:rPr>
+                <w:rFonts w:hint="default" w:ascii="Times New Roman" w:hAnsi="Times New Roman" w:eastAsia="SimSun" w:cs="Times New Roman"/>
+                <w:i w:val="0"/>
+                <w:iCs w:val="0"/>
+                <w:color w:val="000000"/>
+                <w:kern w:val="0"/>
+                <w:sz w:val="28"/>
+                <w:szCs w:val="28"/>
+                <w:u w:val="none"/>
+                <w:bdr w:val="none" w:color="auto" w:sz="0" w:space="0"/>
+                <w:lang w:val="en-US" w:eastAsia="zh-CN" w:bidi="ar"/>
+              </w:rPr>
+              <w:t>Статья 857</w:t>
+            </w:r>
+          </w:p>
+        </w:tc>
+        <w:tc>
+          <w:tcPr>
+            <w:tcW w:w="2964" w:type="dxa"/>
+            <w:tcBorders>
+              <w:top w:val="single" w:color="000000" w:sz="2" w:space="0"/>
+              <w:left w:val="single" w:color="000000" w:sz="2" w:space="0"/>
+              <w:bottom w:val="single" w:color="000000" w:sz="2" w:space="0"/>
+              <w:right w:val="single" w:color="000000" w:sz="2" w:space="0"/>
+            </w:tcBorders>
+            <w:shd w:val="clear"/>
+            <w:vAlign w:val="center"/>
+          </w:tcPr>
+          <w:p>
+            <w:pPr>
+              <w:keepNext w:val="0"/>
+              <w:keepLines w:val="0"/>
+              <w:widowControl/>
+              <w:suppressLineNumbers w:val="0"/>
+              <w:jc w:val="left"/>
+              <w:textAlignment w:val="center"/>
+              <w:rPr>
+                <w:rFonts w:hint="default" w:ascii="Times New Roman" w:hAnsi="Times New Roman" w:cs="Times New Roman"/>
+                <w:i w:val="0"/>
+                <w:iCs w:val="0"/>
+                <w:color w:val="000000"/>
+                <w:sz w:val="28"/>
+                <w:szCs w:val="28"/>
+                <w:u w:val="none"/>
+              </w:rPr>
+            </w:pPr>
+            <w:r>
+              <w:rPr>
+                <w:rFonts w:hint="default" w:ascii="Times New Roman" w:hAnsi="Times New Roman" w:eastAsia="SimSun" w:cs="Times New Roman"/>
+                <w:i w:val="0"/>
+                <w:iCs w:val="0"/>
+                <w:color w:val="000000"/>
+                <w:kern w:val="0"/>
+                <w:sz w:val="28"/>
+                <w:szCs w:val="28"/>
+                <w:u w:val="none"/>
+                <w:bdr w:val="none" w:color="auto" w:sz="0" w:space="0"/>
+                <w:lang w:val="en-US" w:eastAsia="zh-CN" w:bidi="ar"/>
+              </w:rPr>
+              <w:t>Устанавливает понятие банковской тайны, круг сведений и порядок их предоставления</w:t>
+            </w:r>
+          </w:p>
+        </w:tc>
+      </w:tr>
+      <w:tr>
+        <w:tblPrEx>
+          <w:tblBorders>
+            <w:top w:val="none" w:color="auto" w:sz="0" w:space="0"/>
+            <w:left w:val="none" w:color="auto" w:sz="0" w:space="0"/>
+            <w:bottom w:val="none" w:color="auto" w:sz="0" w:space="0"/>
+            <w:right w:val="none" w:color="auto" w:sz="0" w:space="0"/>
+            <w:insideH w:val="none" w:color="auto" w:sz="0" w:space="0"/>
+            <w:insideV w:val="none" w:color="auto" w:sz="0" w:space="0"/>
+          </w:tblBorders>
+          <w:tblCellMar>
+            <w:top w:w="0" w:type="dxa"/>
+            <w:left w:w="108" w:type="dxa"/>
+            <w:bottom w:w="0" w:type="dxa"/>
+            <w:right w:w="108" w:type="dxa"/>
+          </w:tblCellMar>
+        </w:tblPrEx>
+        <w:trPr>
+          <w:trHeight w:val="2232" w:hRule="atLeast"/>
+        </w:trPr>
+        <w:tc>
+          <w:tcPr>
+            <w:tcW w:w="2662" w:type="dxa"/>
+            <w:tcBorders>
+              <w:top w:val="single" w:color="000000" w:sz="2" w:space="0"/>
+              <w:left w:val="single" w:color="000000" w:sz="2" w:space="0"/>
+              <w:bottom w:val="single" w:color="000000" w:sz="2" w:space="0"/>
+              <w:right w:val="single" w:color="000000" w:sz="2" w:space="0"/>
+            </w:tcBorders>
+            <w:shd w:val="clear"/>
+            <w:vAlign w:val="center"/>
+          </w:tcPr>
+          <w:p>
+            <w:pPr>
+              <w:keepNext w:val="0"/>
+              <w:keepLines w:val="0"/>
+              <w:widowControl/>
+              <w:suppressLineNumbers w:val="0"/>
+              <w:jc w:val="left"/>
+              <w:textAlignment w:val="center"/>
+              <w:rPr>
+                <w:rFonts w:hint="default" w:ascii="Times New Roman" w:hAnsi="Times New Roman" w:cs="Times New Roman"/>
+                <w:i w:val="0"/>
+                <w:iCs w:val="0"/>
+                <w:color w:val="000000"/>
+                <w:sz w:val="28"/>
+                <w:szCs w:val="28"/>
+                <w:u w:val="none"/>
+              </w:rPr>
+            </w:pPr>
+            <w:r>
+              <w:rPr>
+                <w:rFonts w:hint="default" w:ascii="Times New Roman" w:hAnsi="Times New Roman" w:eastAsia="SimSun" w:cs="Times New Roman"/>
+                <w:i w:val="0"/>
+                <w:iCs w:val="0"/>
+                <w:color w:val="000000"/>
+                <w:kern w:val="0"/>
+                <w:sz w:val="28"/>
+                <w:szCs w:val="28"/>
+                <w:u w:val="none"/>
+                <w:bdr w:val="none" w:color="auto" w:sz="0" w:space="0"/>
+                <w:lang w:val="en-US" w:eastAsia="zh-CN" w:bidi="ar"/>
+              </w:rPr>
+              <w:t>Специальный (банковский)</w:t>
+            </w:r>
+          </w:p>
+        </w:tc>
+        <w:tc>
+          <w:tcPr>
+            <w:tcW w:w="2376" w:type="dxa"/>
+            <w:tcBorders>
+              <w:top w:val="single" w:color="000000" w:sz="2" w:space="0"/>
+              <w:left w:val="single" w:color="000000" w:sz="2" w:space="0"/>
+              <w:bottom w:val="single" w:color="000000" w:sz="2" w:space="0"/>
+              <w:right w:val="single" w:color="000000" w:sz="2" w:space="0"/>
+            </w:tcBorders>
+            <w:shd w:val="clear"/>
+            <w:vAlign w:val="center"/>
+          </w:tcPr>
+          <w:p>
+            <w:pPr>
+              <w:keepNext w:val="0"/>
+              <w:keepLines w:val="0"/>
+              <w:widowControl/>
+              <w:suppressLineNumbers w:val="0"/>
+              <w:jc w:val="left"/>
+              <w:textAlignment w:val="center"/>
+              <w:rPr>
+                <w:rFonts w:hint="default" w:ascii="Times New Roman" w:hAnsi="Times New Roman" w:cs="Times New Roman"/>
+                <w:i w:val="0"/>
+                <w:iCs w:val="0"/>
+                <w:color w:val="000000"/>
+                <w:sz w:val="28"/>
+                <w:szCs w:val="28"/>
+                <w:u w:val="none"/>
+              </w:rPr>
+            </w:pPr>
+            <w:r>
+              <w:rPr>
+                <w:rFonts w:hint="default" w:ascii="Times New Roman" w:hAnsi="Times New Roman" w:eastAsia="SimSun" w:cs="Times New Roman"/>
+                <w:i w:val="0"/>
+                <w:iCs w:val="0"/>
+                <w:color w:val="000000"/>
+                <w:kern w:val="0"/>
+                <w:sz w:val="28"/>
+                <w:szCs w:val="28"/>
+                <w:u w:val="none"/>
+                <w:bdr w:val="none" w:color="auto" w:sz="0" w:space="0"/>
+                <w:lang w:val="en-US" w:eastAsia="zh-CN" w:bidi="ar"/>
+              </w:rPr>
+              <w:t>Федеральный закон № 395-1 «О банках и банковской деятельности»</w:t>
+            </w:r>
+          </w:p>
+        </w:tc>
+        <w:tc>
+          <w:tcPr>
+            <w:tcW w:w="1416" w:type="dxa"/>
+            <w:tcBorders>
+              <w:top w:val="single" w:color="000000" w:sz="2" w:space="0"/>
+              <w:left w:val="single" w:color="000000" w:sz="2" w:space="0"/>
+              <w:bottom w:val="single" w:color="000000" w:sz="2" w:space="0"/>
+              <w:right w:val="single" w:color="000000" w:sz="2" w:space="0"/>
+            </w:tcBorders>
+            <w:shd w:val="clear"/>
+            <w:vAlign w:val="center"/>
+          </w:tcPr>
+          <w:p>
+            <w:pPr>
+              <w:keepNext w:val="0"/>
+              <w:keepLines w:val="0"/>
+              <w:widowControl/>
+              <w:suppressLineNumbers w:val="0"/>
+              <w:jc w:val="left"/>
+              <w:textAlignment w:val="center"/>
+              <w:rPr>
+                <w:rFonts w:hint="default" w:ascii="Times New Roman" w:hAnsi="Times New Roman" w:cs="Times New Roman"/>
+                <w:i w:val="0"/>
+                <w:iCs w:val="0"/>
+                <w:color w:val="000000"/>
+                <w:sz w:val="28"/>
+                <w:szCs w:val="28"/>
+                <w:u w:val="none"/>
+              </w:rPr>
+            </w:pPr>
+            <w:r>
+              <w:rPr>
+                <w:rFonts w:hint="default" w:ascii="Times New Roman" w:hAnsi="Times New Roman" w:eastAsia="SimSun" w:cs="Times New Roman"/>
+                <w:i w:val="0"/>
+                <w:iCs w:val="0"/>
+                <w:color w:val="000000"/>
+                <w:kern w:val="0"/>
+                <w:sz w:val="28"/>
+                <w:szCs w:val="28"/>
+                <w:u w:val="none"/>
+                <w:bdr w:val="none" w:color="auto" w:sz="0" w:space="0"/>
+                <w:lang w:val="en-US" w:eastAsia="zh-CN" w:bidi="ar"/>
+              </w:rPr>
+              <w:t>Статья 26</w:t>
+            </w:r>
+          </w:p>
+        </w:tc>
+        <w:tc>
+          <w:tcPr>
+            <w:tcW w:w="2964" w:type="dxa"/>
+            <w:tcBorders>
+              <w:top w:val="single" w:color="000000" w:sz="2" w:space="0"/>
+              <w:left w:val="single" w:color="000000" w:sz="2" w:space="0"/>
+              <w:bottom w:val="single" w:color="000000" w:sz="2" w:space="0"/>
+              <w:right w:val="single" w:color="000000" w:sz="2" w:space="0"/>
+            </w:tcBorders>
+            <w:shd w:val="clear"/>
+            <w:vAlign w:val="center"/>
+          </w:tcPr>
+          <w:p>
+            <w:pPr>
+              <w:keepNext w:val="0"/>
+              <w:keepLines w:val="0"/>
+              <w:widowControl/>
+              <w:suppressLineNumbers w:val="0"/>
+              <w:jc w:val="left"/>
+              <w:textAlignment w:val="center"/>
+              <w:rPr>
+                <w:rFonts w:hint="default" w:ascii="Times New Roman" w:hAnsi="Times New Roman" w:cs="Times New Roman"/>
+                <w:i w:val="0"/>
+                <w:iCs w:val="0"/>
+                <w:color w:val="000000"/>
+                <w:sz w:val="28"/>
+                <w:szCs w:val="28"/>
+                <w:u w:val="none"/>
+              </w:rPr>
+            </w:pPr>
+            <w:r>
+              <w:rPr>
+                <w:rFonts w:hint="default" w:ascii="Times New Roman" w:hAnsi="Times New Roman" w:eastAsia="SimSun" w:cs="Times New Roman"/>
+                <w:i w:val="0"/>
+                <w:iCs w:val="0"/>
+                <w:color w:val="000000"/>
+                <w:kern w:val="0"/>
+                <w:sz w:val="28"/>
+                <w:szCs w:val="28"/>
+                <w:u w:val="none"/>
+                <w:bdr w:val="none" w:color="auto" w:sz="0" w:space="0"/>
+                <w:lang w:val="en-US" w:eastAsia="zh-CN" w:bidi="ar"/>
+              </w:rPr>
+              <w:t>Детально регламентирует обязанность банков хранить тайну, перечень третьих лиц, имеющих право на получение информации, и условия ее раскрытия</w:t>
+            </w:r>
+          </w:p>
+        </w:tc>
+      </w:tr>
+      <w:tr>
+        <w:tblPrEx>
+          <w:tblBorders>
+            <w:top w:val="none" w:color="auto" w:sz="0" w:space="0"/>
+            <w:left w:val="none" w:color="auto" w:sz="0" w:space="0"/>
+            <w:bottom w:val="none" w:color="auto" w:sz="0" w:space="0"/>
+            <w:right w:val="none" w:color="auto" w:sz="0" w:space="0"/>
+            <w:insideH w:val="none" w:color="auto" w:sz="0" w:space="0"/>
+            <w:insideV w:val="none" w:color="auto" w:sz="0" w:space="0"/>
+          </w:tblBorders>
+          <w:tblCellMar>
+            <w:top w:w="0" w:type="dxa"/>
+            <w:left w:w="108" w:type="dxa"/>
+            <w:bottom w:w="0" w:type="dxa"/>
+            <w:right w:w="108" w:type="dxa"/>
+          </w:tblCellMar>
+        </w:tblPrEx>
+        <w:trPr>
+          <w:trHeight w:val="2232" w:hRule="atLeast"/>
+        </w:trPr>
+        <w:tc>
+          <w:tcPr>
+            <w:tcW w:w="2662" w:type="dxa"/>
+            <w:tcBorders>
+              <w:top w:val="single" w:color="000000" w:sz="2" w:space="0"/>
+              <w:left w:val="single" w:color="000000" w:sz="2" w:space="0"/>
+              <w:bottom w:val="single" w:color="000000" w:sz="2" w:space="0"/>
+              <w:right w:val="single" w:color="000000" w:sz="2" w:space="0"/>
+            </w:tcBorders>
+            <w:shd w:val="clear"/>
+            <w:vAlign w:val="center"/>
+          </w:tcPr>
+          <w:p>
+            <w:pPr>
+              <w:keepNext w:val="0"/>
+              <w:keepLines w:val="0"/>
+              <w:widowControl/>
+              <w:suppressLineNumbers w:val="0"/>
+              <w:jc w:val="left"/>
+              <w:textAlignment w:val="center"/>
+              <w:rPr>
+                <w:rFonts w:hint="default" w:ascii="Times New Roman" w:hAnsi="Times New Roman" w:cs="Times New Roman"/>
+                <w:i w:val="0"/>
+                <w:iCs w:val="0"/>
+                <w:color w:val="000000"/>
+                <w:sz w:val="28"/>
+                <w:szCs w:val="28"/>
+                <w:u w:val="none"/>
+              </w:rPr>
+            </w:pPr>
+            <w:r>
+              <w:rPr>
+                <w:rFonts w:hint="default" w:ascii="Times New Roman" w:hAnsi="Times New Roman" w:eastAsia="SimSun" w:cs="Times New Roman"/>
+                <w:i w:val="0"/>
+                <w:iCs w:val="0"/>
+                <w:color w:val="000000"/>
+                <w:kern w:val="0"/>
+                <w:sz w:val="28"/>
+                <w:szCs w:val="28"/>
+                <w:u w:val="none"/>
+                <w:bdr w:val="none" w:color="auto" w:sz="0" w:space="0"/>
+                <w:lang w:val="en-US" w:eastAsia="zh-CN" w:bidi="ar"/>
+              </w:rPr>
+              <w:t>Процессуальный</w:t>
+            </w:r>
+          </w:p>
+        </w:tc>
+        <w:tc>
+          <w:tcPr>
+            <w:tcW w:w="2376" w:type="dxa"/>
+            <w:tcBorders>
+              <w:top w:val="single" w:color="000000" w:sz="2" w:space="0"/>
+              <w:left w:val="single" w:color="000000" w:sz="2" w:space="0"/>
+              <w:bottom w:val="single" w:color="000000" w:sz="2" w:space="0"/>
+              <w:right w:val="single" w:color="000000" w:sz="2" w:space="0"/>
+            </w:tcBorders>
+            <w:shd w:val="clear"/>
+            <w:vAlign w:val="center"/>
+          </w:tcPr>
+          <w:p>
+            <w:pPr>
+              <w:keepNext w:val="0"/>
+              <w:keepLines w:val="0"/>
+              <w:widowControl/>
+              <w:suppressLineNumbers w:val="0"/>
+              <w:jc w:val="left"/>
+              <w:textAlignment w:val="center"/>
+              <w:rPr>
+                <w:rFonts w:hint="default" w:ascii="Times New Roman" w:hAnsi="Times New Roman" w:cs="Times New Roman"/>
+                <w:i w:val="0"/>
+                <w:iCs w:val="0"/>
+                <w:color w:val="000000"/>
+                <w:sz w:val="28"/>
+                <w:szCs w:val="28"/>
+                <w:u w:val="none"/>
+              </w:rPr>
+            </w:pPr>
+            <w:r>
+              <w:rPr>
+                <w:rFonts w:hint="default" w:ascii="Times New Roman" w:hAnsi="Times New Roman" w:eastAsia="SimSun" w:cs="Times New Roman"/>
+                <w:i w:val="0"/>
+                <w:iCs w:val="0"/>
+                <w:color w:val="000000"/>
+                <w:kern w:val="0"/>
+                <w:sz w:val="28"/>
+                <w:szCs w:val="28"/>
+                <w:u w:val="none"/>
+                <w:bdr w:val="none" w:color="auto" w:sz="0" w:space="0"/>
+                <w:lang w:val="en-US" w:eastAsia="zh-CN" w:bidi="ar"/>
+              </w:rPr>
+              <w:t>Федеральный закон № 144-ФЗ «Об оперативно-розыскной деятельности»</w:t>
+            </w:r>
+          </w:p>
+        </w:tc>
+        <w:tc>
+          <w:tcPr>
+            <w:tcW w:w="1416" w:type="dxa"/>
+            <w:tcBorders>
+              <w:top w:val="single" w:color="000000" w:sz="2" w:space="0"/>
+              <w:left w:val="single" w:color="000000" w:sz="2" w:space="0"/>
+              <w:bottom w:val="single" w:color="000000" w:sz="2" w:space="0"/>
+              <w:right w:val="single" w:color="000000" w:sz="2" w:space="0"/>
+            </w:tcBorders>
+            <w:shd w:val="clear"/>
+            <w:vAlign w:val="center"/>
+          </w:tcPr>
+          <w:p>
+            <w:pPr>
+              <w:keepNext w:val="0"/>
+              <w:keepLines w:val="0"/>
+              <w:widowControl/>
+              <w:suppressLineNumbers w:val="0"/>
+              <w:jc w:val="left"/>
+              <w:textAlignment w:val="center"/>
+              <w:rPr>
+                <w:rFonts w:hint="default" w:ascii="Times New Roman" w:hAnsi="Times New Roman" w:cs="Times New Roman"/>
+                <w:i w:val="0"/>
+                <w:iCs w:val="0"/>
+                <w:color w:val="000000"/>
+                <w:sz w:val="28"/>
+                <w:szCs w:val="28"/>
+                <w:u w:val="none"/>
+              </w:rPr>
+            </w:pPr>
+            <w:r>
+              <w:rPr>
+                <w:rFonts w:hint="default" w:ascii="Times New Roman" w:hAnsi="Times New Roman" w:eastAsia="SimSun" w:cs="Times New Roman"/>
+                <w:i w:val="0"/>
+                <w:iCs w:val="0"/>
+                <w:color w:val="000000"/>
+                <w:kern w:val="0"/>
+                <w:sz w:val="28"/>
+                <w:szCs w:val="28"/>
+                <w:u w:val="none"/>
+                <w:bdr w:val="none" w:color="auto" w:sz="0" w:space="0"/>
+                <w:lang w:val="en-US" w:eastAsia="zh-CN" w:bidi="ar"/>
+              </w:rPr>
+              <w:t>Статья 9</w:t>
+            </w:r>
+          </w:p>
+        </w:tc>
+        <w:tc>
+          <w:tcPr>
+            <w:tcW w:w="2964" w:type="dxa"/>
+            <w:tcBorders>
+              <w:top w:val="single" w:color="000000" w:sz="2" w:space="0"/>
+              <w:left w:val="single" w:color="000000" w:sz="2" w:space="0"/>
+              <w:bottom w:val="single" w:color="000000" w:sz="2" w:space="0"/>
+              <w:right w:val="single" w:color="000000" w:sz="2" w:space="0"/>
+            </w:tcBorders>
+            <w:shd w:val="clear"/>
+            <w:vAlign w:val="center"/>
+          </w:tcPr>
+          <w:p>
+            <w:pPr>
+              <w:keepNext w:val="0"/>
+              <w:keepLines w:val="0"/>
+              <w:widowControl/>
+              <w:suppressLineNumbers w:val="0"/>
+              <w:jc w:val="left"/>
+              <w:textAlignment w:val="center"/>
+              <w:rPr>
+                <w:rFonts w:hint="default" w:ascii="Times New Roman" w:hAnsi="Times New Roman" w:cs="Times New Roman"/>
+                <w:i w:val="0"/>
+                <w:iCs w:val="0"/>
+                <w:color w:val="000000"/>
+                <w:sz w:val="28"/>
+                <w:szCs w:val="28"/>
+                <w:u w:val="none"/>
+              </w:rPr>
+            </w:pPr>
+            <w:r>
+              <w:rPr>
+                <w:rFonts w:hint="default" w:ascii="Times New Roman" w:hAnsi="Times New Roman" w:eastAsia="SimSun" w:cs="Times New Roman"/>
+                <w:i w:val="0"/>
+                <w:iCs w:val="0"/>
+                <w:color w:val="000000"/>
+                <w:kern w:val="0"/>
+                <w:sz w:val="28"/>
+                <w:szCs w:val="28"/>
+                <w:u w:val="none"/>
+                <w:bdr w:val="none" w:color="auto" w:sz="0" w:space="0"/>
+                <w:lang w:val="en-US" w:eastAsia="zh-CN" w:bidi="ar"/>
+              </w:rPr>
+              <w:t>Устанавливает, что получение банковской тайны для оперативно-розыскных целей допускается только на основании судебного решения</w:t>
+            </w:r>
+          </w:p>
+        </w:tc>
+      </w:tr>
+      <w:tr>
+        <w:tblPrEx>
+          <w:tblBorders>
+            <w:top w:val="none" w:color="auto" w:sz="0" w:space="0"/>
+            <w:left w:val="none" w:color="auto" w:sz="0" w:space="0"/>
+            <w:bottom w:val="none" w:color="auto" w:sz="0" w:space="0"/>
+            <w:right w:val="none" w:color="auto" w:sz="0" w:space="0"/>
+            <w:insideH w:val="none" w:color="auto" w:sz="0" w:space="0"/>
+            <w:insideV w:val="none" w:color="auto" w:sz="0" w:space="0"/>
+          </w:tblBorders>
+          <w:shd w:val="clear"/>
+          <w:tblCellMar>
+            <w:top w:w="0" w:type="dxa"/>
+            <w:left w:w="108" w:type="dxa"/>
+            <w:bottom w:w="0" w:type="dxa"/>
+            <w:right w:w="108" w:type="dxa"/>
+          </w:tblCellMar>
+        </w:tblPrEx>
+        <w:trPr>
+          <w:trHeight w:val="1670" w:hRule="atLeast"/>
+        </w:trPr>
+        <w:tc>
+          <w:tcPr>
+            <w:tcW w:w="2662" w:type="dxa"/>
+            <w:tcBorders>
+              <w:top w:val="single" w:color="000000" w:sz="2" w:space="0"/>
+              <w:left w:val="single" w:color="000000" w:sz="2" w:space="0"/>
+              <w:bottom w:val="single" w:color="000000" w:sz="2" w:space="0"/>
+              <w:right w:val="single" w:color="000000" w:sz="2" w:space="0"/>
+            </w:tcBorders>
+            <w:shd w:val="clear"/>
+            <w:vAlign w:val="center"/>
+          </w:tcPr>
+          <w:p>
+            <w:pPr>
+              <w:keepNext w:val="0"/>
+              <w:keepLines w:val="0"/>
+              <w:widowControl/>
+              <w:suppressLineNumbers w:val="0"/>
+              <w:jc w:val="left"/>
+              <w:textAlignment w:val="center"/>
+              <w:rPr>
+                <w:rFonts w:hint="default" w:ascii="Times New Roman" w:hAnsi="Times New Roman" w:cs="Times New Roman"/>
+                <w:i w:val="0"/>
+                <w:iCs w:val="0"/>
+                <w:color w:val="000000"/>
+                <w:sz w:val="28"/>
+                <w:szCs w:val="28"/>
+                <w:u w:val="none"/>
+              </w:rPr>
+            </w:pPr>
+            <w:r>
+              <w:rPr>
+                <w:rFonts w:hint="default" w:ascii="Times New Roman" w:hAnsi="Times New Roman" w:eastAsia="SimSun" w:cs="Times New Roman"/>
+                <w:i w:val="0"/>
+                <w:iCs w:val="0"/>
+                <w:color w:val="000000"/>
+                <w:kern w:val="0"/>
+                <w:sz w:val="28"/>
+                <w:szCs w:val="28"/>
+                <w:u w:val="none"/>
+                <w:bdr w:val="none" w:color="auto" w:sz="0" w:space="0"/>
+                <w:lang w:val="en-US" w:eastAsia="zh-CN" w:bidi="ar"/>
+              </w:rPr>
+              <w:t>Уголовно-правовой</w:t>
+            </w:r>
+          </w:p>
+        </w:tc>
+        <w:tc>
+          <w:tcPr>
+            <w:tcW w:w="2376" w:type="dxa"/>
+            <w:tcBorders>
+              <w:top w:val="single" w:color="000000" w:sz="2" w:space="0"/>
+              <w:left w:val="single" w:color="000000" w:sz="2" w:space="0"/>
+              <w:bottom w:val="single" w:color="000000" w:sz="2" w:space="0"/>
+              <w:right w:val="single" w:color="000000" w:sz="2" w:space="0"/>
+            </w:tcBorders>
+            <w:shd w:val="clear"/>
+            <w:vAlign w:val="center"/>
+          </w:tcPr>
+          <w:p>
+            <w:pPr>
+              <w:keepNext w:val="0"/>
+              <w:keepLines w:val="0"/>
+              <w:widowControl/>
+              <w:suppressLineNumbers w:val="0"/>
+              <w:jc w:val="left"/>
+              <w:textAlignment w:val="center"/>
+              <w:rPr>
+                <w:rFonts w:hint="default" w:ascii="Times New Roman" w:hAnsi="Times New Roman" w:cs="Times New Roman"/>
+                <w:i w:val="0"/>
+                <w:iCs w:val="0"/>
+                <w:color w:val="000000"/>
+                <w:sz w:val="28"/>
+                <w:szCs w:val="28"/>
+                <w:u w:val="none"/>
+              </w:rPr>
+            </w:pPr>
+            <w:r>
+              <w:rPr>
+                <w:rFonts w:hint="default" w:ascii="Times New Roman" w:hAnsi="Times New Roman" w:eastAsia="SimSun" w:cs="Times New Roman"/>
+                <w:i w:val="0"/>
+                <w:iCs w:val="0"/>
+                <w:color w:val="000000"/>
+                <w:kern w:val="0"/>
+                <w:sz w:val="28"/>
+                <w:szCs w:val="28"/>
+                <w:u w:val="none"/>
+                <w:bdr w:val="none" w:color="auto" w:sz="0" w:space="0"/>
+                <w:lang w:val="en-US" w:eastAsia="zh-CN" w:bidi="ar"/>
+              </w:rPr>
+              <w:t>Уголовный кодекс РФ (УК РФ)</w:t>
+            </w:r>
+          </w:p>
+        </w:tc>
+        <w:tc>
+          <w:tcPr>
+            <w:tcW w:w="1416" w:type="dxa"/>
+            <w:tcBorders>
+              <w:top w:val="single" w:color="000000" w:sz="2" w:space="0"/>
+              <w:left w:val="single" w:color="000000" w:sz="2" w:space="0"/>
+              <w:bottom w:val="single" w:color="000000" w:sz="2" w:space="0"/>
+              <w:right w:val="single" w:color="000000" w:sz="2" w:space="0"/>
+            </w:tcBorders>
+            <w:shd w:val="clear"/>
+            <w:vAlign w:val="center"/>
+          </w:tcPr>
+          <w:p>
+            <w:pPr>
+              <w:keepNext w:val="0"/>
+              <w:keepLines w:val="0"/>
+              <w:widowControl/>
+              <w:suppressLineNumbers w:val="0"/>
+              <w:jc w:val="left"/>
+              <w:textAlignment w:val="center"/>
+              <w:rPr>
+                <w:rFonts w:hint="default" w:ascii="Times New Roman" w:hAnsi="Times New Roman" w:cs="Times New Roman"/>
+                <w:i w:val="0"/>
+                <w:iCs w:val="0"/>
+                <w:color w:val="000000"/>
+                <w:sz w:val="28"/>
+                <w:szCs w:val="28"/>
+                <w:u w:val="none"/>
+              </w:rPr>
+            </w:pPr>
+            <w:r>
+              <w:rPr>
+                <w:rFonts w:hint="default" w:ascii="Times New Roman" w:hAnsi="Times New Roman" w:eastAsia="SimSun" w:cs="Times New Roman"/>
+                <w:i w:val="0"/>
+                <w:iCs w:val="0"/>
+                <w:color w:val="000000"/>
+                <w:kern w:val="0"/>
+                <w:sz w:val="28"/>
+                <w:szCs w:val="28"/>
+                <w:u w:val="none"/>
+                <w:bdr w:val="none" w:color="auto" w:sz="0" w:space="0"/>
+                <w:lang w:val="en-US" w:eastAsia="zh-CN" w:bidi="ar"/>
+              </w:rPr>
+              <w:t>Статья 183</w:t>
+            </w:r>
+          </w:p>
+        </w:tc>
+        <w:tc>
+          <w:tcPr>
+            <w:tcW w:w="2964" w:type="dxa"/>
+            <w:tcBorders>
+              <w:top w:val="single" w:color="000000" w:sz="2" w:space="0"/>
+              <w:left w:val="single" w:color="000000" w:sz="2" w:space="0"/>
+              <w:bottom w:val="single" w:color="000000" w:sz="2" w:space="0"/>
+              <w:right w:val="single" w:color="000000" w:sz="2" w:space="0"/>
+            </w:tcBorders>
+            <w:shd w:val="clear"/>
+            <w:vAlign w:val="center"/>
+          </w:tcPr>
+          <w:p>
+            <w:pPr>
+              <w:keepNext w:val="0"/>
+              <w:keepLines w:val="0"/>
+              <w:widowControl/>
+              <w:suppressLineNumbers w:val="0"/>
+              <w:jc w:val="left"/>
+              <w:textAlignment w:val="center"/>
+              <w:rPr>
+                <w:rFonts w:hint="default" w:ascii="Times New Roman" w:hAnsi="Times New Roman" w:cs="Times New Roman"/>
+                <w:i w:val="0"/>
+                <w:iCs w:val="0"/>
+                <w:color w:val="000000"/>
+                <w:sz w:val="28"/>
+                <w:szCs w:val="28"/>
+                <w:u w:val="none"/>
+              </w:rPr>
+            </w:pPr>
+            <w:r>
+              <w:rPr>
+                <w:rFonts w:hint="default" w:ascii="Times New Roman" w:hAnsi="Times New Roman" w:eastAsia="SimSun" w:cs="Times New Roman"/>
+                <w:i w:val="0"/>
+                <w:iCs w:val="0"/>
+                <w:color w:val="000000"/>
+                <w:kern w:val="0"/>
+                <w:sz w:val="28"/>
+                <w:szCs w:val="28"/>
+                <w:u w:val="none"/>
+                <w:bdr w:val="none" w:color="auto" w:sz="0" w:space="0"/>
+                <w:lang w:val="en-US" w:eastAsia="zh-CN" w:bidi="ar"/>
+              </w:rPr>
+              <w:t>Устанавливает уголовную ответственность за незаконное получение и разглашение банковской тайны</w:t>
+            </w:r>
+          </w:p>
+        </w:tc>
+      </w:tr>
+      <w:tr>
+        <w:tblPrEx>
+          <w:tblBorders>
+            <w:top w:val="none" w:color="auto" w:sz="0" w:space="0"/>
+            <w:left w:val="none" w:color="auto" w:sz="0" w:space="0"/>
+            <w:bottom w:val="none" w:color="auto" w:sz="0" w:space="0"/>
+            <w:right w:val="none" w:color="auto" w:sz="0" w:space="0"/>
+            <w:insideH w:val="none" w:color="auto" w:sz="0" w:space="0"/>
+            <w:insideV w:val="none" w:color="auto" w:sz="0" w:space="0"/>
+          </w:tblBorders>
+          <w:tblCellMar>
+            <w:top w:w="0" w:type="dxa"/>
+            <w:left w:w="108" w:type="dxa"/>
+            <w:bottom w:w="0" w:type="dxa"/>
+            <w:right w:w="108" w:type="dxa"/>
+          </w:tblCellMar>
+        </w:tblPrEx>
+        <w:trPr>
+          <w:trHeight w:val="1867" w:hRule="atLeast"/>
+        </w:trPr>
+        <w:tc>
+          <w:tcPr>
+            <w:tcW w:w="2662" w:type="dxa"/>
+            <w:tcBorders>
+              <w:top w:val="single" w:color="000000" w:sz="2" w:space="0"/>
+              <w:left w:val="single" w:color="000000" w:sz="2" w:space="0"/>
+              <w:bottom w:val="single" w:color="000000" w:sz="2" w:space="0"/>
+              <w:right w:val="single" w:color="000000" w:sz="2" w:space="0"/>
+            </w:tcBorders>
+            <w:shd w:val="clear"/>
+            <w:vAlign w:val="center"/>
+          </w:tcPr>
+          <w:p>
+            <w:pPr>
+              <w:keepNext w:val="0"/>
+              <w:keepLines w:val="0"/>
+              <w:widowControl/>
+              <w:suppressLineNumbers w:val="0"/>
+              <w:jc w:val="left"/>
+              <w:textAlignment w:val="center"/>
+              <w:rPr>
+                <w:rFonts w:hint="default" w:ascii="Times New Roman" w:hAnsi="Times New Roman" w:cs="Times New Roman"/>
+                <w:i w:val="0"/>
+                <w:iCs w:val="0"/>
+                <w:color w:val="000000"/>
+                <w:sz w:val="28"/>
+                <w:szCs w:val="28"/>
+                <w:u w:val="none"/>
+              </w:rPr>
+            </w:pPr>
+            <w:r>
+              <w:rPr>
+                <w:rFonts w:hint="default" w:ascii="Times New Roman" w:hAnsi="Times New Roman" w:eastAsia="SimSun" w:cs="Times New Roman"/>
+                <w:i w:val="0"/>
+                <w:iCs w:val="0"/>
+                <w:color w:val="000000"/>
+                <w:kern w:val="0"/>
+                <w:sz w:val="28"/>
+                <w:szCs w:val="28"/>
+                <w:u w:val="none"/>
+                <w:bdr w:val="none" w:color="auto" w:sz="0" w:space="0"/>
+                <w:lang w:val="en-US" w:eastAsia="zh-CN" w:bidi="ar"/>
+              </w:rPr>
+              <w:t>Административный</w:t>
+            </w:r>
+          </w:p>
+        </w:tc>
+        <w:tc>
+          <w:tcPr>
+            <w:tcW w:w="2376" w:type="dxa"/>
+            <w:tcBorders>
+              <w:top w:val="single" w:color="000000" w:sz="2" w:space="0"/>
+              <w:left w:val="single" w:color="000000" w:sz="2" w:space="0"/>
+              <w:bottom w:val="single" w:color="000000" w:sz="2" w:space="0"/>
+              <w:right w:val="single" w:color="000000" w:sz="2" w:space="0"/>
+            </w:tcBorders>
+            <w:shd w:val="clear"/>
+            <w:vAlign w:val="center"/>
+          </w:tcPr>
+          <w:p>
+            <w:pPr>
+              <w:keepNext w:val="0"/>
+              <w:keepLines w:val="0"/>
+              <w:widowControl/>
+              <w:suppressLineNumbers w:val="0"/>
+              <w:jc w:val="left"/>
+              <w:textAlignment w:val="center"/>
+              <w:rPr>
+                <w:rFonts w:hint="default" w:ascii="Times New Roman" w:hAnsi="Times New Roman" w:cs="Times New Roman"/>
+                <w:i w:val="0"/>
+                <w:iCs w:val="0"/>
+                <w:color w:val="000000"/>
+                <w:sz w:val="28"/>
+                <w:szCs w:val="28"/>
+                <w:u w:val="none"/>
+              </w:rPr>
+            </w:pPr>
+            <w:r>
+              <w:rPr>
+                <w:rFonts w:hint="default" w:ascii="Times New Roman" w:hAnsi="Times New Roman" w:eastAsia="SimSun" w:cs="Times New Roman"/>
+                <w:i w:val="0"/>
+                <w:iCs w:val="0"/>
+                <w:color w:val="000000"/>
+                <w:kern w:val="0"/>
+                <w:sz w:val="28"/>
+                <w:szCs w:val="28"/>
+                <w:u w:val="none"/>
+                <w:bdr w:val="none" w:color="auto" w:sz="0" w:space="0"/>
+                <w:lang w:val="en-US" w:eastAsia="zh-CN" w:bidi="ar"/>
+              </w:rPr>
+              <w:t>Кодекс об административных правонарушениях РФ (КоАП РФ)</w:t>
+            </w:r>
+          </w:p>
+        </w:tc>
+        <w:tc>
+          <w:tcPr>
+            <w:tcW w:w="1416" w:type="dxa"/>
+            <w:tcBorders>
+              <w:top w:val="single" w:color="000000" w:sz="2" w:space="0"/>
+              <w:left w:val="single" w:color="000000" w:sz="2" w:space="0"/>
+              <w:bottom w:val="single" w:color="000000" w:sz="2" w:space="0"/>
+              <w:right w:val="single" w:color="000000" w:sz="2" w:space="0"/>
+            </w:tcBorders>
+            <w:shd w:val="clear"/>
+            <w:vAlign w:val="center"/>
+          </w:tcPr>
+          <w:p>
+            <w:pPr>
+              <w:keepNext w:val="0"/>
+              <w:keepLines w:val="0"/>
+              <w:widowControl/>
+              <w:suppressLineNumbers w:val="0"/>
+              <w:jc w:val="left"/>
+              <w:textAlignment w:val="center"/>
+              <w:rPr>
+                <w:rFonts w:hint="default" w:ascii="Times New Roman" w:hAnsi="Times New Roman" w:cs="Times New Roman"/>
+                <w:i w:val="0"/>
+                <w:iCs w:val="0"/>
+                <w:color w:val="000000"/>
+                <w:sz w:val="28"/>
+                <w:szCs w:val="28"/>
+                <w:u w:val="none"/>
+              </w:rPr>
+            </w:pPr>
+            <w:r>
+              <w:rPr>
+                <w:rFonts w:hint="default" w:ascii="Times New Roman" w:hAnsi="Times New Roman" w:eastAsia="SimSun" w:cs="Times New Roman"/>
+                <w:i w:val="0"/>
+                <w:iCs w:val="0"/>
+                <w:color w:val="000000"/>
+                <w:kern w:val="0"/>
+                <w:sz w:val="28"/>
+                <w:szCs w:val="28"/>
+                <w:u w:val="none"/>
+                <w:bdr w:val="none" w:color="auto" w:sz="0" w:space="0"/>
+                <w:lang w:val="en-US" w:eastAsia="zh-CN" w:bidi="ar"/>
+              </w:rPr>
+              <w:t>Статья 13.14</w:t>
+            </w:r>
+          </w:p>
+        </w:tc>
+        <w:tc>
+          <w:tcPr>
+            <w:tcW w:w="2964" w:type="dxa"/>
+            <w:tcBorders>
+              <w:top w:val="single" w:color="000000" w:sz="2" w:space="0"/>
+              <w:left w:val="single" w:color="000000" w:sz="2" w:space="0"/>
+              <w:bottom w:val="single" w:color="000000" w:sz="2" w:space="0"/>
+              <w:right w:val="single" w:color="000000" w:sz="2" w:space="0"/>
+            </w:tcBorders>
+            <w:shd w:val="clear"/>
+            <w:vAlign w:val="center"/>
+          </w:tcPr>
+          <w:p>
+            <w:pPr>
+              <w:keepNext w:val="0"/>
+              <w:keepLines w:val="0"/>
+              <w:widowControl/>
+              <w:suppressLineNumbers w:val="0"/>
+              <w:jc w:val="left"/>
+              <w:textAlignment w:val="center"/>
+              <w:rPr>
+                <w:rFonts w:hint="default" w:ascii="Times New Roman" w:hAnsi="Times New Roman" w:cs="Times New Roman"/>
+                <w:i w:val="0"/>
+                <w:iCs w:val="0"/>
+                <w:color w:val="000000"/>
+                <w:sz w:val="28"/>
+                <w:szCs w:val="28"/>
+                <w:u w:val="none"/>
+              </w:rPr>
+            </w:pPr>
+            <w:r>
+              <w:rPr>
+                <w:rFonts w:hint="default" w:ascii="Times New Roman" w:hAnsi="Times New Roman" w:eastAsia="SimSun" w:cs="Times New Roman"/>
+                <w:i w:val="0"/>
+                <w:iCs w:val="0"/>
+                <w:color w:val="000000"/>
+                <w:kern w:val="0"/>
+                <w:sz w:val="28"/>
+                <w:szCs w:val="28"/>
+                <w:u w:val="none"/>
+                <w:bdr w:val="none" w:color="auto" w:sz="0" w:space="0"/>
+                <w:lang w:val="en-US" w:eastAsia="zh-CN" w:bidi="ar"/>
+              </w:rPr>
+              <w:t>Устанавливает административную ответственность за разглашение информации с ограниченным доступом</w:t>
+            </w:r>
+          </w:p>
+        </w:tc>
+      </w:tr>
+      <w:tr>
+        <w:tblPrEx>
+          <w:tblBorders>
+            <w:top w:val="none" w:color="auto" w:sz="0" w:space="0"/>
+            <w:left w:val="none" w:color="auto" w:sz="0" w:space="0"/>
+            <w:bottom w:val="none" w:color="auto" w:sz="0" w:space="0"/>
+            <w:right w:val="none" w:color="auto" w:sz="0" w:space="0"/>
+            <w:insideH w:val="none" w:color="auto" w:sz="0" w:space="0"/>
+            <w:insideV w:val="none" w:color="auto" w:sz="0" w:space="0"/>
+          </w:tblBorders>
+          <w:shd w:val="clear"/>
+          <w:tblCellMar>
+            <w:top w:w="0" w:type="dxa"/>
+            <w:left w:w="108" w:type="dxa"/>
+            <w:bottom w:w="0" w:type="dxa"/>
+            <w:right w:w="108" w:type="dxa"/>
+          </w:tblCellMar>
+        </w:tblPrEx>
+        <w:trPr>
+          <w:trHeight w:val="1377" w:hRule="atLeast"/>
+        </w:trPr>
+        <w:tc>
+          <w:tcPr>
+            <w:tcW w:w="2662" w:type="dxa"/>
+            <w:tcBorders>
+              <w:top w:val="single" w:color="000000" w:sz="2" w:space="0"/>
+              <w:left w:val="single" w:color="000000" w:sz="2" w:space="0"/>
+              <w:bottom w:val="single" w:color="000000" w:sz="2" w:space="0"/>
+              <w:right w:val="single" w:color="000000" w:sz="2" w:space="0"/>
+            </w:tcBorders>
+            <w:shd w:val="clear"/>
+            <w:vAlign w:val="center"/>
+          </w:tcPr>
+          <w:p>
+            <w:pPr>
+              <w:keepNext w:val="0"/>
+              <w:keepLines w:val="0"/>
+              <w:widowControl/>
+              <w:suppressLineNumbers w:val="0"/>
+              <w:jc w:val="left"/>
+              <w:textAlignment w:val="center"/>
+              <w:rPr>
+                <w:rFonts w:hint="default" w:ascii="Times New Roman" w:hAnsi="Times New Roman" w:cs="Times New Roman"/>
+                <w:i w:val="0"/>
+                <w:iCs w:val="0"/>
+                <w:color w:val="000000"/>
+                <w:sz w:val="28"/>
+                <w:szCs w:val="28"/>
+                <w:u w:val="none"/>
+              </w:rPr>
+            </w:pPr>
+            <w:r>
+              <w:rPr>
+                <w:rFonts w:hint="default" w:ascii="Times New Roman" w:hAnsi="Times New Roman" w:eastAsia="SimSun" w:cs="Times New Roman"/>
+                <w:i w:val="0"/>
+                <w:iCs w:val="0"/>
+                <w:color w:val="000000"/>
+                <w:kern w:val="0"/>
+                <w:sz w:val="28"/>
+                <w:szCs w:val="28"/>
+                <w:u w:val="none"/>
+                <w:bdr w:val="none" w:color="auto" w:sz="0" w:space="0"/>
+                <w:lang w:val="en-US" w:eastAsia="zh-CN" w:bidi="ar"/>
+              </w:rPr>
+              <w:t>Трудовой</w:t>
+            </w:r>
+          </w:p>
+        </w:tc>
+        <w:tc>
+          <w:tcPr>
+            <w:tcW w:w="2376" w:type="dxa"/>
+            <w:tcBorders>
+              <w:top w:val="single" w:color="000000" w:sz="2" w:space="0"/>
+              <w:left w:val="single" w:color="000000" w:sz="2" w:space="0"/>
+              <w:bottom w:val="single" w:color="000000" w:sz="2" w:space="0"/>
+              <w:right w:val="single" w:color="000000" w:sz="2" w:space="0"/>
+            </w:tcBorders>
+            <w:shd w:val="clear"/>
+            <w:vAlign w:val="center"/>
+          </w:tcPr>
+          <w:p>
+            <w:pPr>
+              <w:keepNext w:val="0"/>
+              <w:keepLines w:val="0"/>
+              <w:widowControl/>
+              <w:suppressLineNumbers w:val="0"/>
+              <w:jc w:val="left"/>
+              <w:textAlignment w:val="center"/>
+              <w:rPr>
+                <w:rFonts w:hint="default" w:ascii="Times New Roman" w:hAnsi="Times New Roman" w:cs="Times New Roman"/>
+                <w:i w:val="0"/>
+                <w:iCs w:val="0"/>
+                <w:color w:val="000000"/>
+                <w:sz w:val="28"/>
+                <w:szCs w:val="28"/>
+                <w:u w:val="none"/>
+              </w:rPr>
+            </w:pPr>
+            <w:r>
+              <w:rPr>
+                <w:rFonts w:hint="default" w:ascii="Times New Roman" w:hAnsi="Times New Roman" w:eastAsia="SimSun" w:cs="Times New Roman"/>
+                <w:i w:val="0"/>
+                <w:iCs w:val="0"/>
+                <w:color w:val="000000"/>
+                <w:kern w:val="0"/>
+                <w:sz w:val="28"/>
+                <w:szCs w:val="28"/>
+                <w:u w:val="none"/>
+                <w:bdr w:val="none" w:color="auto" w:sz="0" w:space="0"/>
+                <w:lang w:val="en-US" w:eastAsia="zh-CN" w:bidi="ar"/>
+              </w:rPr>
+              <w:t>Трудовой кодекс РФ (ТК РФ)</w:t>
+            </w:r>
+          </w:p>
+        </w:tc>
+        <w:tc>
+          <w:tcPr>
+            <w:tcW w:w="1416" w:type="dxa"/>
+            <w:tcBorders>
+              <w:top w:val="single" w:color="000000" w:sz="2" w:space="0"/>
+              <w:left w:val="single" w:color="000000" w:sz="2" w:space="0"/>
+              <w:bottom w:val="single" w:color="000000" w:sz="2" w:space="0"/>
+              <w:right w:val="single" w:color="000000" w:sz="2" w:space="0"/>
+            </w:tcBorders>
+            <w:shd w:val="clear"/>
+            <w:vAlign w:val="center"/>
+          </w:tcPr>
+          <w:p>
+            <w:pPr>
+              <w:keepNext w:val="0"/>
+              <w:keepLines w:val="0"/>
+              <w:widowControl/>
+              <w:suppressLineNumbers w:val="0"/>
+              <w:jc w:val="left"/>
+              <w:textAlignment w:val="center"/>
+              <w:rPr>
+                <w:rFonts w:hint="default" w:ascii="Times New Roman" w:hAnsi="Times New Roman" w:cs="Times New Roman"/>
+                <w:i w:val="0"/>
+                <w:iCs w:val="0"/>
+                <w:color w:val="000000"/>
+                <w:sz w:val="28"/>
+                <w:szCs w:val="28"/>
+                <w:u w:val="none"/>
+              </w:rPr>
+            </w:pPr>
+            <w:r>
+              <w:rPr>
+                <w:rFonts w:hint="default" w:ascii="Times New Roman" w:hAnsi="Times New Roman" w:eastAsia="SimSun" w:cs="Times New Roman"/>
+                <w:i w:val="0"/>
+                <w:iCs w:val="0"/>
+                <w:color w:val="000000"/>
+                <w:kern w:val="0"/>
+                <w:sz w:val="28"/>
+                <w:szCs w:val="28"/>
+                <w:u w:val="none"/>
+                <w:bdr w:val="none" w:color="auto" w:sz="0" w:space="0"/>
+                <w:lang w:val="en-US" w:eastAsia="zh-CN" w:bidi="ar"/>
+              </w:rPr>
+              <w:t>Статья 81, п. 6</w:t>
+            </w:r>
+          </w:p>
+        </w:tc>
+        <w:tc>
+          <w:tcPr>
+            <w:tcW w:w="2964" w:type="dxa"/>
+            <w:tcBorders>
+              <w:top w:val="single" w:color="000000" w:sz="2" w:space="0"/>
+              <w:left w:val="single" w:color="000000" w:sz="2" w:space="0"/>
+              <w:bottom w:val="single" w:color="000000" w:sz="2" w:space="0"/>
+              <w:right w:val="single" w:color="000000" w:sz="2" w:space="0"/>
+            </w:tcBorders>
+            <w:shd w:val="clear"/>
+            <w:vAlign w:val="center"/>
+          </w:tcPr>
+          <w:p>
+            <w:pPr>
+              <w:keepNext w:val="0"/>
+              <w:keepLines w:val="0"/>
+              <w:widowControl/>
+              <w:suppressLineNumbers w:val="0"/>
+              <w:jc w:val="left"/>
+              <w:textAlignment w:val="center"/>
+              <w:rPr>
+                <w:rFonts w:hint="default" w:ascii="Times New Roman" w:hAnsi="Times New Roman" w:cs="Times New Roman"/>
+                <w:i w:val="0"/>
+                <w:iCs w:val="0"/>
+                <w:color w:val="000000"/>
+                <w:sz w:val="28"/>
+                <w:szCs w:val="28"/>
+                <w:u w:val="none"/>
+              </w:rPr>
+            </w:pPr>
+            <w:r>
+              <w:rPr>
+                <w:rFonts w:hint="default" w:ascii="Times New Roman" w:hAnsi="Times New Roman" w:eastAsia="SimSun" w:cs="Times New Roman"/>
+                <w:i w:val="0"/>
+                <w:iCs w:val="0"/>
+                <w:color w:val="000000"/>
+                <w:kern w:val="0"/>
+                <w:sz w:val="28"/>
+                <w:szCs w:val="28"/>
+                <w:u w:val="none"/>
+                <w:bdr w:val="none" w:color="auto" w:sz="0" w:space="0"/>
+                <w:lang w:val="en-US" w:eastAsia="zh-CN" w:bidi="ar"/>
+              </w:rPr>
+              <w:t>Предусматривает увольнение работника за разглашение охраняемой законом тайны</w:t>
+            </w:r>
+          </w:p>
+        </w:tc>
+      </w:tr>
+    </w:tbl>
+    <w:p>
+      <w:pPr>
+        <w:spacing w:line="360" w:lineRule="auto"/>
+        <w:jc w:val="both"/>
+        <w:rPr>
+          <w:rFonts w:hint="default" w:ascii="Times New Roman" w:hAnsi="Times New Roman" w:cs="Times New Roman"/>
+          <w:sz w:val="28"/>
+          <w:szCs w:val="28"/>
+          <w:lang w:val="en-US"/>
+        </w:rPr>
+      </w:pPr>
+    </w:p>
+    <w:p>
+      <w:pPr>
+        <w:spacing w:line="360" w:lineRule="auto"/>
+        <w:jc w:val="center"/>
+        <w:rPr>
+          <w:rFonts w:hint="default" w:ascii="Times New Roman" w:hAnsi="Times New Roman" w:cs="Times New Roman"/>
           <w:b/>
           <w:bCs/>
           <w:sz w:val="28"/>
@@ -1858,7 +3751,7 @@
           <w:szCs w:val="28"/>
           <w:lang w:val="en-US"/>
         </w:rPr>
-        <w:t>2. В каких документах прописана банковская тайна</w:t>
+        <w:t>3 СУБЪЕКТЫ И СРОК ХРАНЕНИЯ БАНКОВСКОЙ ТАЙНЫ</w:t>
       </w:r>
     </w:p>
     <w:p>
@@ -1880,7 +3773,7 @@
           <w:szCs w:val="28"/>
           <w:lang w:val="en-US"/>
         </w:rPr>
-        <w:t>Правовое регулирование банковской тайны осуществляется комплексной системой законодательных актов различного уровня. Как указано в учебном пособии (стр. 32, Таблица 5.1), ключевыми документами в этой сфере являются Гражданский кодекс РФ, Федеральный закон № 395-1 «О банках и банковской деятельности» и Уголовный кодекс РФ [citation:GUAP, p. 32].</w:t>
+        <w:t>Обязанность по хранению банковской тайны в соответствии со статьей 26 Закона «О банках и банковской деятельности» возлагается на строго определенный круг субъектов.</w:t>
       </w:r>
     </w:p>
     <w:p>
@@ -1902,7 +3795,99 @@
           <w:szCs w:val="28"/>
           <w:lang w:val="en-US"/>
         </w:rPr>
-        <w:t>На конституционном и базовом уровне основополагающее значение имеет статья 857 Гражданского кодекса РФ, которая непосредственно устанавливает понятие банковской тайны, определяет круг охраняемых сведений и регламентирует общий порядок их предоставления. Центральное место в системе специального регулирования занимает Федеральный закон № 395-1 «О банках и банковской деятельности», а именно его статья 26. Этот закон детально регламентирует обязанность кредитных организаций гарантировать тайну, перечисляет категории защищаемой информации, устанавливает исчерпывающий перечень лиц и органов, имеющих право на получение такой информации, а также определяет условия ее раскрытия, в том числе судам, следственным органам и налоговым органам.</w:t>
+        <w:t>К основным обязанным субъектам относятся:</w:t>
+      </w:r>
+    </w:p>
+    <w:p>
+      <w:pPr>
+        <w:numPr>
+          <w:ilvl w:val="0"/>
+          <w:numId w:val="12"/>
+        </w:numPr>
+        <w:spacing w:line="360" w:lineRule="auto"/>
+        <w:jc w:val="both"/>
+        <w:rPr>
+          <w:rFonts w:hint="default" w:ascii="Times New Roman" w:hAnsi="Times New Roman" w:cs="Times New Roman"/>
+          <w:sz w:val="28"/>
+          <w:szCs w:val="28"/>
+          <w:lang w:val="en-US"/>
+        </w:rPr>
+      </w:pPr>
+      <w:r>
+        <w:rPr>
+          <w:rFonts w:hint="default" w:ascii="Times New Roman" w:hAnsi="Times New Roman" w:cs="Times New Roman"/>
+          <w:sz w:val="28"/>
+          <w:szCs w:val="28"/>
+          <w:lang w:val="en-US"/>
+        </w:rPr>
+        <w:t xml:space="preserve"> Кредитные организации (банки) как юридические лица.</w:t>
+      </w:r>
+    </w:p>
+    <w:p>
+      <w:pPr>
+        <w:numPr>
+          <w:ilvl w:val="0"/>
+          <w:numId w:val="12"/>
+        </w:numPr>
+        <w:spacing w:line="360" w:lineRule="auto"/>
+        <w:jc w:val="both"/>
+        <w:rPr>
+          <w:rFonts w:hint="default" w:ascii="Times New Roman" w:hAnsi="Times New Roman" w:cs="Times New Roman"/>
+          <w:sz w:val="28"/>
+          <w:szCs w:val="28"/>
+          <w:lang w:val="en-US"/>
+        </w:rPr>
+      </w:pPr>
+      <w:r>
+        <w:rPr>
+          <w:rFonts w:hint="default" w:ascii="Times New Roman" w:hAnsi="Times New Roman" w:cs="Times New Roman"/>
+          <w:sz w:val="28"/>
+          <w:szCs w:val="28"/>
+          <w:lang w:val="en-US"/>
+        </w:rPr>
+        <w:t xml:space="preserve">  Все работники банка (от рядового операциониста до топ-менеджмента), имеющие доступ к защищаемой информации.</w:t>
+      </w:r>
+    </w:p>
+    <w:p>
+      <w:pPr>
+        <w:spacing w:line="360" w:lineRule="auto"/>
+        <w:jc w:val="both"/>
+        <w:rPr>
+          <w:rFonts w:hint="default" w:ascii="Times New Roman" w:hAnsi="Times New Roman" w:cs="Times New Roman"/>
+          <w:sz w:val="28"/>
+          <w:szCs w:val="28"/>
+          <w:lang w:val="en-US"/>
+        </w:rPr>
+      </w:pPr>
+      <w:r>
+        <w:rPr>
+          <w:rFonts w:hint="default" w:ascii="Times New Roman" w:hAnsi="Times New Roman" w:cs="Times New Roman"/>
+          <w:sz w:val="28"/>
+          <w:szCs w:val="28"/>
+          <w:lang w:val="en-US"/>
+        </w:rPr>
+        <w:t>3.  Центральный банк РФ (Банк России) и его служащие.</w:t>
+      </w:r>
+    </w:p>
+    <w:p>
+      <w:pPr>
+        <w:spacing w:line="360" w:lineRule="auto"/>
+        <w:jc w:val="both"/>
+        <w:rPr>
+          <w:rFonts w:hint="default" w:ascii="Times New Roman" w:hAnsi="Times New Roman" w:cs="Times New Roman"/>
+          <w:sz w:val="28"/>
+          <w:szCs w:val="28"/>
+          <w:lang w:val="en-US"/>
+        </w:rPr>
+      </w:pPr>
+      <w:r>
+        <w:rPr>
+          <w:rFonts w:hint="default" w:ascii="Times New Roman" w:hAnsi="Times New Roman" w:cs="Times New Roman"/>
+          <w:sz w:val="28"/>
+          <w:szCs w:val="28"/>
+          <w:lang w:val="en-US"/>
+        </w:rPr>
+        <w:t>4.  Организации, участвующие в обеспечении банковских операций: аудиторские фирмы, операторы платежных систем, инкассаторские службы и их работники.</w:t>
       </w:r>
     </w:p>
     <w:p>
@@ -1924,7 +3909,7 @@
           <w:szCs w:val="28"/>
           <w:lang w:val="en-US"/>
         </w:rPr>
-        <w:t>Важную роль играют также процессуальные законы. В частности, статья 9 Федерального закона № 144-ФЗ «Об оперативно-розыскной деятельности» устанавливает, что получение информации, составляющей банковскую тайну, для оперативно-розыскных целей допускается только на основании судебного решения. Наконец, уголовно-правовую защиту банковской тайны обеспечивает статья 183 Уголовного кодекса РФ, которая устанавливает ответственность за незаконное получение и разглашение сведений, составляющих коммерческую, налоговую или банковскую тайну, тем самым создавая серьезный сдерживающий фактор для потенциальных правонарушителей.</w:t>
+        <w:t>К вторичным обязанным субъектам относятся лица, получившие информацию, составляющую банковскую тайну, на законных основаниях (например, адвокаты, судебные приставы, нотариусы в рамках исполнительного производства). Они также не вправе разглашать полученные сведения.</w:t>
       </w:r>
     </w:p>
     <w:p>
@@ -1934,8 +3919,6 @@
         <w:jc w:val="both"/>
         <w:rPr>
           <w:rFonts w:hint="default" w:ascii="Times New Roman" w:hAnsi="Times New Roman" w:cs="Times New Roman"/>
-          <w:b/>
-          <w:bCs/>
           <w:sz w:val="28"/>
           <w:szCs w:val="28"/>
           <w:lang w:val="en-US"/>
@@ -1944,13 +3927,11 @@
       <w:r>
         <w:rPr>
           <w:rFonts w:hint="default" w:ascii="Times New Roman" w:hAnsi="Times New Roman" w:cs="Times New Roman"/>
-          <w:b/>
-          <w:bCs/>
           <w:sz w:val="28"/>
           <w:szCs w:val="28"/>
           <w:lang w:val="en-US"/>
         </w:rPr>
-        <w:t>3. Кто и сколько по времени должен хранить банковскую тайну</w:t>
+        <w:t>Срок хранения банковской тайны:</w:t>
       </w:r>
     </w:p>
     <w:p>
@@ -1972,7 +3953,49 @@
           <w:szCs w:val="28"/>
           <w:lang w:val="en-US"/>
         </w:rPr>
-        <w:t>Обязанность по хранению банковской тайны возлагается на широкий круг субъектов, что закреплено в статье 26 Закона «О банках и банковской деятельности». К основным обязанным субъектам относятся сами кредитные организации (банки) как юридические лица, а также все без исключения работники этих организаций, имеющие доступ к защищаемой информации. Помимо этого, обязанность сохранять банковскую тайну распространяется на Банк России (Центральный банк) и его служащих, а также на организации, участвующие в обеспечении банковских операций, включая аудиторские фирмы и операторов платежных систем, и их работников. К числу вторичных обязанных субъектов относятся лица, получившие информацию, составляющую банковскую тайну, на законных основаниях, например адвокаты или независимые аудиторы, которые также обязаны обеспечивать ее конфиденциальность.</w:t>
+        <w:t>Правило является бессрочным (пожизненным). Обязанность сохранять банковскую тайну не ограничена во времени и сохраняется:</w:t>
+      </w:r>
+    </w:p>
+    <w:p>
+      <w:pPr>
+        <w:spacing w:line="360" w:lineRule="auto"/>
+        <w:jc w:val="both"/>
+        <w:rPr>
+          <w:rFonts w:hint="default" w:ascii="Times New Roman" w:hAnsi="Times New Roman" w:cs="Times New Roman"/>
+          <w:sz w:val="28"/>
+          <w:szCs w:val="28"/>
+          <w:lang w:val="en-US"/>
+        </w:rPr>
+      </w:pPr>
+      <w:r>
+        <w:rPr>
+          <w:rFonts w:hint="default" w:ascii="Times New Roman" w:hAnsi="Times New Roman" w:cs="Times New Roman"/>
+          <w:sz w:val="28"/>
+          <w:szCs w:val="28"/>
+          <w:lang w:val="en-US"/>
+        </w:rPr>
+        <w:t>- после прекращения договорных отношений с клиентом (закрытия счета, погашения кредита);</w:t>
+      </w:r>
+    </w:p>
+    <w:p>
+      <w:pPr>
+        <w:spacing w:line="360" w:lineRule="auto"/>
+        <w:jc w:val="both"/>
+        <w:rPr>
+          <w:rFonts w:hint="default" w:ascii="Times New Roman" w:hAnsi="Times New Roman" w:cs="Times New Roman"/>
+          <w:sz w:val="28"/>
+          <w:szCs w:val="28"/>
+          <w:lang w:val="en-US"/>
+        </w:rPr>
+      </w:pPr>
+      <w:r>
+        <w:rPr>
+          <w:rFonts w:hint="default" w:ascii="Times New Roman" w:hAnsi="Times New Roman" w:cs="Times New Roman"/>
+          <w:sz w:val="28"/>
+          <w:szCs w:val="28"/>
+          <w:lang w:val="en-US"/>
+        </w:rPr>
+        <w:t>- после увольнения сотрудника из банка.</w:t>
       </w:r>
     </w:p>
     <w:p>
@@ -1994,7 +4017,53 @@
           <w:szCs w:val="28"/>
           <w:lang w:val="en-US"/>
         </w:rPr>
-        <w:t>Что касается срока хранения, то здесь действует общее правило бессрочной или, иными словами, пожизненной обязанности. Это означает, что обязательство хранить банковскую тайну не ограничено во времени и сохраняется даже после прекращения договорных отношений с клиентом, например после закрытия счета или погашения кредита. Более того, эта обязанность не прекращается и после увольнения сотрудника из банка — бывший работник не имеет права разглашать ставшие ему известными сведения. Правовое обоснование такого бессрочного характера заключается в том, что банковская тайна защищает не только текущие, но и исторические данные клиента, которые сохраняют свою чувствительность неопределенно долго. Например, информация о давно закрытом счете все еще может быть использована для мошеннических действий или шантажа. Прекращение обязанности по хранению банковской тайны возможно лишь в двух случаях: либо с прямого согласия самого клиента, либо в ситуациях, непосредственно установленных федеральным законом, например при получении мотивированного запроса от суда или следственных органов в рамках возбужденного уголовного дела.</w:t>
+        <w:t>Правовое обоснование бессрочного характера заключается в том, что информация о прошлых финансовых операциях сохраняет свою чувствительность и может быть использована для мошенничества или шантажа. Прекращение обязанности возможно только в двух случаях: с письменного согласия самого клиента либо при предоставлении информации уполномоченным государственным органам на основании федерального закона (суду, следствию).</w:t>
+      </w:r>
+    </w:p>
+    <w:p>
+      <w:pPr>
+        <w:rPr>
+          <w:rFonts w:hint="default" w:ascii="Times New Roman" w:hAnsi="Times New Roman" w:cs="Times New Roman"/>
+          <w:b/>
+          <w:bCs/>
+          <w:sz w:val="28"/>
+          <w:szCs w:val="28"/>
+          <w:lang w:val="en-US"/>
+        </w:rPr>
+      </w:pPr>
+      <w:r>
+        <w:rPr>
+          <w:rFonts w:hint="default" w:ascii="Times New Roman" w:hAnsi="Times New Roman" w:cs="Times New Roman"/>
+          <w:b/>
+          <w:bCs/>
+          <w:sz w:val="28"/>
+          <w:szCs w:val="28"/>
+          <w:lang w:val="en-US"/>
+        </w:rPr>
+        <w:br w:type="page"/>
+      </w:r>
+    </w:p>
+    <w:p>
+      <w:pPr>
+        <w:spacing w:line="360" w:lineRule="auto"/>
+        <w:jc w:val="center"/>
+        <w:rPr>
+          <w:rFonts w:hint="default" w:ascii="Times New Roman" w:hAnsi="Times New Roman" w:cs="Times New Roman"/>
+          <w:sz w:val="28"/>
+          <w:szCs w:val="28"/>
+          <w:lang w:val="en-US"/>
+        </w:rPr>
+      </w:pPr>
+      <w:r>
+        <w:rPr>
+          <w:rFonts w:hint="default" w:ascii="Times New Roman" w:hAnsi="Times New Roman" w:cs="Times New Roman"/>
+          <w:b/>
+          <w:bCs/>
+          <w:sz w:val="28"/>
+          <w:szCs w:val="28"/>
+          <w:lang w:val="en-US"/>
+        </w:rPr>
+        <w:t>4 ОТВЕТСТВЕННОСТЬ ЗА РАЗГЛАШЕНИЕ БАНКОВСКОЙ ТАЙНЫ</w:t>
       </w:r>
     </w:p>
     <w:p>
@@ -2004,6 +4073,1269 @@
         <w:jc w:val="both"/>
         <w:rPr>
           <w:rFonts w:hint="default" w:ascii="Times New Roman" w:hAnsi="Times New Roman" w:cs="Times New Roman"/>
+          <w:sz w:val="28"/>
+          <w:szCs w:val="28"/>
+          <w:lang w:val="en-US"/>
+        </w:rPr>
+      </w:pPr>
+      <w:r>
+        <w:rPr>
+          <w:rFonts w:hint="default" w:ascii="Times New Roman" w:hAnsi="Times New Roman" w:cs="Times New Roman"/>
+          <w:sz w:val="28"/>
+          <w:szCs w:val="28"/>
+          <w:lang w:val="ru-RU"/>
+        </w:rPr>
+        <w:t>Р</w:t>
+      </w:r>
+      <w:r>
+        <w:rPr>
+          <w:rFonts w:hint="default" w:ascii="Times New Roman" w:hAnsi="Times New Roman" w:cs="Times New Roman"/>
+          <w:sz w:val="28"/>
+          <w:szCs w:val="28"/>
+          <w:lang w:val="en-US"/>
+        </w:rPr>
+        <w:t>азглашение банковской тайны влечет наступление нескольких видов ответственности. Классификация представлена в таблице 2.</w:t>
+      </w:r>
+    </w:p>
+    <w:p>
+      <w:pPr>
+        <w:spacing w:line="360" w:lineRule="auto"/>
+        <w:jc w:val="right"/>
+        <w:rPr>
+          <w:rFonts w:hint="default" w:ascii="Times New Roman" w:hAnsi="Times New Roman" w:cs="Times New Roman"/>
+          <w:sz w:val="28"/>
+          <w:szCs w:val="28"/>
+          <w:lang w:val="en-US"/>
+        </w:rPr>
+      </w:pPr>
+      <w:r>
+        <w:rPr>
+          <w:rFonts w:hint="default" w:ascii="Times New Roman" w:hAnsi="Times New Roman" w:cs="Times New Roman"/>
+          <w:sz w:val="28"/>
+          <w:szCs w:val="28"/>
+          <w:lang w:val="en-US"/>
+        </w:rPr>
+        <w:t>Таблица 2 – Виды ответственности за разглашение банковской тайны</w:t>
+      </w:r>
+    </w:p>
+    <w:tbl>
+      <w:tblPr>
+        <w:tblW w:w="9359" w:type="dxa"/>
+        <w:tblInd w:w="96" w:type="dxa"/>
+        <w:tblBorders>
+          <w:top w:val="none" w:color="auto" w:sz="0" w:space="0"/>
+          <w:left w:val="none" w:color="auto" w:sz="0" w:space="0"/>
+          <w:bottom w:val="none" w:color="auto" w:sz="0" w:space="0"/>
+          <w:right w:val="none" w:color="auto" w:sz="0" w:space="0"/>
+          <w:insideH w:val="none" w:color="auto" w:sz="0" w:space="0"/>
+          <w:insideV w:val="none" w:color="auto" w:sz="0" w:space="0"/>
+        </w:tblBorders>
+        <w:shd w:val="clear"/>
+        <w:tblLayout w:type="autofit"/>
+        <w:tblCellMar>
+          <w:top w:w="0" w:type="dxa"/>
+          <w:left w:w="108" w:type="dxa"/>
+          <w:bottom w:w="0" w:type="dxa"/>
+          <w:right w:w="108" w:type="dxa"/>
+        </w:tblCellMar>
+      </w:tblPr>
+      <w:tblGrid>
+        <w:gridCol w:w="2679"/>
+        <w:gridCol w:w="2114"/>
+        <w:gridCol w:w="4566"/>
+      </w:tblGrid>
+      <w:tr>
+        <w:tblPrEx>
+          <w:tblBorders>
+            <w:top w:val="none" w:color="auto" w:sz="0" w:space="0"/>
+            <w:left w:val="none" w:color="auto" w:sz="0" w:space="0"/>
+            <w:bottom w:val="none" w:color="auto" w:sz="0" w:space="0"/>
+            <w:right w:val="none" w:color="auto" w:sz="0" w:space="0"/>
+            <w:insideH w:val="none" w:color="auto" w:sz="0" w:space="0"/>
+            <w:insideV w:val="none" w:color="auto" w:sz="0" w:space="0"/>
+          </w:tblBorders>
+          <w:shd w:val="clear"/>
+          <w:tblCellMar>
+            <w:top w:w="0" w:type="dxa"/>
+            <w:left w:w="108" w:type="dxa"/>
+            <w:bottom w:w="0" w:type="dxa"/>
+            <w:right w:w="108" w:type="dxa"/>
+          </w:tblCellMar>
+        </w:tblPrEx>
+        <w:trPr>
+          <w:trHeight w:val="208" w:hRule="atLeast"/>
+        </w:trPr>
+        <w:tc>
+          <w:tcPr>
+            <w:tcW w:w="2679" w:type="dxa"/>
+            <w:tcBorders>
+              <w:top w:val="single" w:color="000000" w:sz="2" w:space="0"/>
+              <w:left w:val="single" w:color="000000" w:sz="2" w:space="0"/>
+              <w:bottom w:val="single" w:color="000000" w:sz="2" w:space="0"/>
+              <w:right w:val="single" w:color="000000" w:sz="2" w:space="0"/>
+            </w:tcBorders>
+            <w:shd w:val="clear"/>
+            <w:vAlign w:val="center"/>
+          </w:tcPr>
+          <w:p>
+            <w:pPr>
+              <w:keepNext w:val="0"/>
+              <w:keepLines w:val="0"/>
+              <w:widowControl/>
+              <w:suppressLineNumbers w:val="0"/>
+              <w:jc w:val="left"/>
+              <w:textAlignment w:val="center"/>
+              <w:rPr>
+                <w:rFonts w:hint="default" w:ascii="Times New Roman" w:hAnsi="Times New Roman" w:cs="Times New Roman"/>
+                <w:i w:val="0"/>
+                <w:iCs w:val="0"/>
+                <w:color w:val="000000"/>
+                <w:sz w:val="28"/>
+                <w:szCs w:val="28"/>
+                <w:u w:val="none"/>
+              </w:rPr>
+            </w:pPr>
+            <w:r>
+              <w:rPr>
+                <w:rFonts w:hint="default" w:ascii="Times New Roman" w:hAnsi="Times New Roman" w:eastAsia="SimSun" w:cs="Times New Roman"/>
+                <w:i w:val="0"/>
+                <w:iCs w:val="0"/>
+                <w:color w:val="000000"/>
+                <w:kern w:val="0"/>
+                <w:sz w:val="28"/>
+                <w:szCs w:val="28"/>
+                <w:u w:val="none"/>
+                <w:bdr w:val="none" w:color="auto" w:sz="0" w:space="0"/>
+                <w:lang w:val="en-US" w:eastAsia="zh-CN" w:bidi="ar"/>
+              </w:rPr>
+              <w:t>Вид ответственности</w:t>
+            </w:r>
+          </w:p>
+        </w:tc>
+        <w:tc>
+          <w:tcPr>
+            <w:tcW w:w="2114" w:type="dxa"/>
+            <w:tcBorders>
+              <w:top w:val="single" w:color="000000" w:sz="2" w:space="0"/>
+              <w:left w:val="single" w:color="000000" w:sz="2" w:space="0"/>
+              <w:bottom w:val="single" w:color="000000" w:sz="2" w:space="0"/>
+              <w:right w:val="single" w:color="000000" w:sz="2" w:space="0"/>
+            </w:tcBorders>
+            <w:shd w:val="clear"/>
+            <w:vAlign w:val="center"/>
+          </w:tcPr>
+          <w:p>
+            <w:pPr>
+              <w:keepNext w:val="0"/>
+              <w:keepLines w:val="0"/>
+              <w:widowControl/>
+              <w:suppressLineNumbers w:val="0"/>
+              <w:jc w:val="left"/>
+              <w:textAlignment w:val="center"/>
+              <w:rPr>
+                <w:rFonts w:hint="default" w:ascii="Times New Roman" w:hAnsi="Times New Roman" w:cs="Times New Roman"/>
+                <w:i w:val="0"/>
+                <w:iCs w:val="0"/>
+                <w:color w:val="000000"/>
+                <w:sz w:val="28"/>
+                <w:szCs w:val="28"/>
+                <w:u w:val="none"/>
+              </w:rPr>
+            </w:pPr>
+            <w:r>
+              <w:rPr>
+                <w:rFonts w:hint="default" w:ascii="Times New Roman" w:hAnsi="Times New Roman" w:eastAsia="SimSun" w:cs="Times New Roman"/>
+                <w:i w:val="0"/>
+                <w:iCs w:val="0"/>
+                <w:color w:val="000000"/>
+                <w:kern w:val="0"/>
+                <w:sz w:val="28"/>
+                <w:szCs w:val="28"/>
+                <w:u w:val="none"/>
+                <w:bdr w:val="none" w:color="auto" w:sz="0" w:space="0"/>
+                <w:lang w:val="en-US" w:eastAsia="zh-CN" w:bidi="ar"/>
+              </w:rPr>
+              <w:t>Нормативный акт</w:t>
+            </w:r>
+          </w:p>
+        </w:tc>
+        <w:tc>
+          <w:tcPr>
+            <w:tcW w:w="4566" w:type="dxa"/>
+            <w:tcBorders>
+              <w:top w:val="single" w:color="000000" w:sz="2" w:space="0"/>
+              <w:left w:val="single" w:color="000000" w:sz="2" w:space="0"/>
+              <w:bottom w:val="single" w:color="000000" w:sz="2" w:space="0"/>
+              <w:right w:val="single" w:color="000000" w:sz="2" w:space="0"/>
+            </w:tcBorders>
+            <w:shd w:val="clear"/>
+            <w:vAlign w:val="center"/>
+          </w:tcPr>
+          <w:p>
+            <w:pPr>
+              <w:keepNext w:val="0"/>
+              <w:keepLines w:val="0"/>
+              <w:widowControl/>
+              <w:suppressLineNumbers w:val="0"/>
+              <w:jc w:val="left"/>
+              <w:textAlignment w:val="center"/>
+              <w:rPr>
+                <w:rFonts w:hint="default" w:ascii="Times New Roman" w:hAnsi="Times New Roman" w:cs="Times New Roman"/>
+                <w:i w:val="0"/>
+                <w:iCs w:val="0"/>
+                <w:color w:val="000000"/>
+                <w:sz w:val="28"/>
+                <w:szCs w:val="28"/>
+                <w:u w:val="none"/>
+              </w:rPr>
+            </w:pPr>
+            <w:r>
+              <w:rPr>
+                <w:rFonts w:hint="default" w:ascii="Times New Roman" w:hAnsi="Times New Roman" w:eastAsia="SimSun" w:cs="Times New Roman"/>
+                <w:i w:val="0"/>
+                <w:iCs w:val="0"/>
+                <w:color w:val="000000"/>
+                <w:kern w:val="0"/>
+                <w:sz w:val="28"/>
+                <w:szCs w:val="28"/>
+                <w:u w:val="none"/>
+                <w:bdr w:val="none" w:color="auto" w:sz="0" w:space="0"/>
+                <w:lang w:val="en-US" w:eastAsia="zh-CN" w:bidi="ar"/>
+              </w:rPr>
+              <w:t>Санкции / Последствия</w:t>
+            </w:r>
+          </w:p>
+        </w:tc>
+      </w:tr>
+      <w:tr>
+        <w:tblPrEx>
+          <w:tblBorders>
+            <w:top w:val="none" w:color="auto" w:sz="0" w:space="0"/>
+            <w:left w:val="none" w:color="auto" w:sz="0" w:space="0"/>
+            <w:bottom w:val="none" w:color="auto" w:sz="0" w:space="0"/>
+            <w:right w:val="none" w:color="auto" w:sz="0" w:space="0"/>
+            <w:insideH w:val="none" w:color="auto" w:sz="0" w:space="0"/>
+            <w:insideV w:val="none" w:color="auto" w:sz="0" w:space="0"/>
+          </w:tblBorders>
+          <w:shd w:val="clear"/>
+          <w:tblCellMar>
+            <w:top w:w="0" w:type="dxa"/>
+            <w:left w:w="108" w:type="dxa"/>
+            <w:bottom w:w="0" w:type="dxa"/>
+            <w:right w:w="108" w:type="dxa"/>
+          </w:tblCellMar>
+        </w:tblPrEx>
+        <w:trPr>
+          <w:trHeight w:val="1399" w:hRule="atLeast"/>
+        </w:trPr>
+        <w:tc>
+          <w:tcPr>
+            <w:tcW w:w="2679" w:type="dxa"/>
+            <w:tcBorders>
+              <w:top w:val="single" w:color="000000" w:sz="2" w:space="0"/>
+              <w:left w:val="single" w:color="000000" w:sz="2" w:space="0"/>
+              <w:bottom w:val="single" w:color="auto" w:sz="4" w:space="0"/>
+              <w:right w:val="single" w:color="000000" w:sz="2" w:space="0"/>
+            </w:tcBorders>
+            <w:shd w:val="clear"/>
+            <w:vAlign w:val="center"/>
+          </w:tcPr>
+          <w:p>
+            <w:pPr>
+              <w:keepNext w:val="0"/>
+              <w:keepLines w:val="0"/>
+              <w:widowControl/>
+              <w:suppressLineNumbers w:val="0"/>
+              <w:jc w:val="left"/>
+              <w:textAlignment w:val="center"/>
+              <w:rPr>
+                <w:rFonts w:hint="default" w:ascii="Times New Roman" w:hAnsi="Times New Roman" w:cs="Times New Roman"/>
+                <w:i w:val="0"/>
+                <w:iCs w:val="0"/>
+                <w:color w:val="000000"/>
+                <w:sz w:val="28"/>
+                <w:szCs w:val="28"/>
+                <w:u w:val="none"/>
+              </w:rPr>
+            </w:pPr>
+            <w:r>
+              <w:rPr>
+                <w:rFonts w:hint="default" w:ascii="Times New Roman" w:hAnsi="Times New Roman" w:eastAsia="SimSun" w:cs="Times New Roman"/>
+                <w:i w:val="0"/>
+                <w:iCs w:val="0"/>
+                <w:color w:val="000000"/>
+                <w:kern w:val="0"/>
+                <w:sz w:val="28"/>
+                <w:szCs w:val="28"/>
+                <w:u w:val="none"/>
+                <w:bdr w:val="none" w:color="auto" w:sz="0" w:space="0"/>
+                <w:lang w:val="en-US" w:eastAsia="zh-CN" w:bidi="ar"/>
+              </w:rPr>
+              <w:t>Уголовная</w:t>
+            </w:r>
+          </w:p>
+        </w:tc>
+        <w:tc>
+          <w:tcPr>
+            <w:tcW w:w="2114" w:type="dxa"/>
+            <w:tcBorders>
+              <w:top w:val="single" w:color="000000" w:sz="2" w:space="0"/>
+              <w:left w:val="single" w:color="000000" w:sz="2" w:space="0"/>
+              <w:bottom w:val="single" w:color="auto" w:sz="4" w:space="0"/>
+              <w:right w:val="single" w:color="000000" w:sz="2" w:space="0"/>
+            </w:tcBorders>
+            <w:shd w:val="clear"/>
+            <w:vAlign w:val="center"/>
+          </w:tcPr>
+          <w:p>
+            <w:pPr>
+              <w:keepNext w:val="0"/>
+              <w:keepLines w:val="0"/>
+              <w:widowControl/>
+              <w:suppressLineNumbers w:val="0"/>
+              <w:jc w:val="left"/>
+              <w:textAlignment w:val="center"/>
+              <w:rPr>
+                <w:rFonts w:hint="default" w:ascii="Times New Roman" w:hAnsi="Times New Roman" w:cs="Times New Roman"/>
+                <w:i w:val="0"/>
+                <w:iCs w:val="0"/>
+                <w:color w:val="000000"/>
+                <w:sz w:val="28"/>
+                <w:szCs w:val="28"/>
+                <w:u w:val="none"/>
+              </w:rPr>
+            </w:pPr>
+            <w:r>
+              <w:rPr>
+                <w:rFonts w:hint="default" w:ascii="Times New Roman" w:hAnsi="Times New Roman" w:eastAsia="SimSun" w:cs="Times New Roman"/>
+                <w:i w:val="0"/>
+                <w:iCs w:val="0"/>
+                <w:color w:val="000000"/>
+                <w:kern w:val="0"/>
+                <w:sz w:val="28"/>
+                <w:szCs w:val="28"/>
+                <w:u w:val="none"/>
+                <w:bdr w:val="none" w:color="auto" w:sz="0" w:space="0"/>
+                <w:lang w:val="en-US" w:eastAsia="zh-CN" w:bidi="ar"/>
+              </w:rPr>
+              <w:t>УК РФ, Статья 183</w:t>
+            </w:r>
+          </w:p>
+        </w:tc>
+        <w:tc>
+          <w:tcPr>
+            <w:tcW w:w="4566" w:type="dxa"/>
+            <w:tcBorders>
+              <w:top w:val="single" w:color="000000" w:sz="2" w:space="0"/>
+              <w:left w:val="single" w:color="000000" w:sz="2" w:space="0"/>
+              <w:bottom w:val="single" w:color="auto" w:sz="4" w:space="0"/>
+              <w:right w:val="single" w:color="000000" w:sz="2" w:space="0"/>
+            </w:tcBorders>
+            <w:shd w:val="clear"/>
+            <w:vAlign w:val="center"/>
+          </w:tcPr>
+          <w:p>
+            <w:pPr>
+              <w:keepNext w:val="0"/>
+              <w:keepLines w:val="0"/>
+              <w:widowControl/>
+              <w:suppressLineNumbers w:val="0"/>
+              <w:jc w:val="left"/>
+              <w:textAlignment w:val="center"/>
+              <w:rPr>
+                <w:rFonts w:hint="default" w:ascii="Times New Roman" w:hAnsi="Times New Roman" w:eastAsia="SimSun" w:cs="Times New Roman"/>
+                <w:i w:val="0"/>
+                <w:iCs w:val="0"/>
+                <w:color w:val="000000"/>
+                <w:kern w:val="0"/>
+                <w:sz w:val="28"/>
+                <w:szCs w:val="28"/>
+                <w:u w:val="none"/>
+                <w:bdr w:val="none" w:color="auto" w:sz="0" w:space="0"/>
+                <w:lang w:val="en-US" w:eastAsia="zh-CN" w:bidi="ar"/>
+              </w:rPr>
+            </w:pPr>
+            <w:r>
+              <w:rPr>
+                <w:rFonts w:hint="default" w:ascii="Times New Roman" w:hAnsi="Times New Roman" w:eastAsia="SimSun" w:cs="Times New Roman"/>
+                <w:i w:val="0"/>
+                <w:iCs w:val="0"/>
+                <w:color w:val="000000"/>
+                <w:kern w:val="0"/>
+                <w:sz w:val="28"/>
+                <w:szCs w:val="28"/>
+                <w:u w:val="none"/>
+                <w:bdr w:val="none" w:color="auto" w:sz="0" w:space="0"/>
+                <w:lang w:val="en-US" w:eastAsia="zh-CN" w:bidi="ar"/>
+              </w:rPr>
+              <w:t>• Часть 1 (собирание путем похищения, подкупа): штраф до 500 тыс. руб. или лишение свободы до 2 лет.</w:t>
+            </w:r>
+          </w:p>
+          <w:p>
+            <w:pPr>
+              <w:keepNext w:val="0"/>
+              <w:keepLines w:val="0"/>
+              <w:widowControl/>
+              <w:suppressLineNumbers w:val="0"/>
+              <w:jc w:val="left"/>
+              <w:textAlignment w:val="center"/>
+              <w:rPr>
+                <w:rFonts w:hint="default" w:ascii="Times New Roman" w:hAnsi="Times New Roman" w:cs="Times New Roman"/>
+                <w:i w:val="0"/>
+                <w:iCs w:val="0"/>
+                <w:color w:val="000000"/>
+                <w:sz w:val="28"/>
+                <w:szCs w:val="28"/>
+                <w:u w:val="none"/>
+              </w:rPr>
+            </w:pPr>
+            <w:r>
+              <w:rPr>
+                <w:rFonts w:hint="default" w:ascii="Times New Roman" w:hAnsi="Times New Roman" w:eastAsia="SimSun" w:cs="Times New Roman"/>
+                <w:i w:val="0"/>
+                <w:iCs w:val="0"/>
+                <w:color w:val="000000"/>
+                <w:kern w:val="0"/>
+                <w:sz w:val="28"/>
+                <w:szCs w:val="28"/>
+                <w:u w:val="none"/>
+                <w:lang w:val="en-US" w:eastAsia="zh-CN" w:bidi="ar"/>
+              </w:rPr>
+              <w:t>• Часть 2 (разглашение без согласия владельца): штраф до 1 млн руб. или лишение свободы до 3 лет.</w:t>
+            </w:r>
+          </w:p>
+          <w:p>
+            <w:pPr>
+              <w:keepNext w:val="0"/>
+              <w:keepLines w:val="0"/>
+              <w:widowControl/>
+              <w:suppressLineNumbers w:val="0"/>
+              <w:jc w:val="left"/>
+              <w:textAlignment w:val="center"/>
+              <w:rPr>
+                <w:rFonts w:hint="default" w:ascii="Times New Roman" w:hAnsi="Times New Roman" w:eastAsia="SimSun" w:cs="Times New Roman"/>
+                <w:i w:val="0"/>
+                <w:iCs w:val="0"/>
+                <w:color w:val="000000"/>
+                <w:kern w:val="0"/>
+                <w:sz w:val="28"/>
+                <w:szCs w:val="28"/>
+                <w:u w:val="none"/>
+                <w:lang w:val="en-US" w:eastAsia="zh-CN" w:bidi="ar"/>
+              </w:rPr>
+            </w:pPr>
+            <w:r>
+              <w:rPr>
+                <w:rFonts w:hint="default" w:ascii="Times New Roman" w:hAnsi="Times New Roman" w:eastAsia="SimSun" w:cs="Times New Roman"/>
+                <w:i w:val="0"/>
+                <w:iCs w:val="0"/>
+                <w:color w:val="000000"/>
+                <w:kern w:val="0"/>
+                <w:sz w:val="28"/>
+                <w:szCs w:val="28"/>
+                <w:u w:val="none"/>
+                <w:lang w:val="en-US" w:eastAsia="zh-CN" w:bidi="ar"/>
+              </w:rPr>
+              <w:t>• Часть 3 (организованной группой или крупный ущерб &gt;1,5 млн руб.): лишение свободы до 7 лет.</w:t>
+            </w:r>
+          </w:p>
+          <w:p>
+            <w:pPr>
+              <w:keepNext w:val="0"/>
+              <w:keepLines w:val="0"/>
+              <w:widowControl/>
+              <w:suppressLineNumbers w:val="0"/>
+              <w:jc w:val="left"/>
+              <w:textAlignment w:val="center"/>
+              <w:rPr>
+                <w:rFonts w:hint="default" w:ascii="Times New Roman" w:hAnsi="Times New Roman" w:cs="Times New Roman"/>
+                <w:i w:val="0"/>
+                <w:iCs w:val="0"/>
+                <w:color w:val="000000"/>
+                <w:sz w:val="28"/>
+                <w:szCs w:val="28"/>
+                <w:u w:val="none"/>
+              </w:rPr>
+            </w:pPr>
+            <w:r>
+              <w:rPr>
+                <w:rFonts w:hint="default" w:ascii="Times New Roman" w:hAnsi="Times New Roman" w:eastAsia="SimSun" w:cs="Times New Roman"/>
+                <w:i w:val="0"/>
+                <w:iCs w:val="0"/>
+                <w:color w:val="000000"/>
+                <w:kern w:val="0"/>
+                <w:sz w:val="28"/>
+                <w:szCs w:val="28"/>
+                <w:u w:val="none"/>
+                <w:lang w:val="en-US" w:eastAsia="zh-CN" w:bidi="ar"/>
+              </w:rPr>
+              <w:t>• Часть 4 (тяжкие последствия): лишение свободы до 10 лет.</w:t>
+            </w:r>
+          </w:p>
+        </w:tc>
+      </w:tr>
+      <w:tr>
+        <w:tblPrEx>
+          <w:tblBorders>
+            <w:top w:val="none" w:color="auto" w:sz="0" w:space="0"/>
+            <w:left w:val="none" w:color="auto" w:sz="0" w:space="0"/>
+            <w:bottom w:val="none" w:color="auto" w:sz="0" w:space="0"/>
+            <w:right w:val="none" w:color="auto" w:sz="0" w:space="0"/>
+            <w:insideH w:val="none" w:color="auto" w:sz="0" w:space="0"/>
+            <w:insideV w:val="none" w:color="auto" w:sz="0" w:space="0"/>
+          </w:tblBorders>
+          <w:shd w:val="clear"/>
+          <w:tblCellMar>
+            <w:top w:w="0" w:type="dxa"/>
+            <w:left w:w="108" w:type="dxa"/>
+            <w:bottom w:w="0" w:type="dxa"/>
+            <w:right w:w="108" w:type="dxa"/>
+          </w:tblCellMar>
+        </w:tblPrEx>
+        <w:trPr>
+          <w:trHeight w:val="833" w:hRule="atLeast"/>
+        </w:trPr>
+        <w:tc>
+          <w:tcPr>
+            <w:tcW w:w="2679" w:type="dxa"/>
+            <w:tcBorders>
+              <w:top w:val="single" w:color="auto" w:sz="4" w:space="0"/>
+              <w:left w:val="single" w:color="auto" w:sz="4" w:space="0"/>
+              <w:bottom w:val="single" w:color="auto" w:sz="4" w:space="0"/>
+              <w:right w:val="single" w:color="auto" w:sz="4" w:space="0"/>
+            </w:tcBorders>
+            <w:shd w:val="clear"/>
+            <w:vAlign w:val="center"/>
+          </w:tcPr>
+          <w:p>
+            <w:pPr>
+              <w:keepNext w:val="0"/>
+              <w:keepLines w:val="0"/>
+              <w:widowControl/>
+              <w:suppressLineNumbers w:val="0"/>
+              <w:jc w:val="left"/>
+              <w:textAlignment w:val="center"/>
+              <w:rPr>
+                <w:rFonts w:hint="default" w:ascii="Times New Roman" w:hAnsi="Times New Roman" w:cs="Times New Roman"/>
+                <w:i w:val="0"/>
+                <w:iCs w:val="0"/>
+                <w:color w:val="000000"/>
+                <w:sz w:val="28"/>
+                <w:szCs w:val="28"/>
+                <w:u w:val="none"/>
+              </w:rPr>
+            </w:pPr>
+            <w:r>
+              <w:rPr>
+                <w:rFonts w:hint="default" w:ascii="Times New Roman" w:hAnsi="Times New Roman" w:eastAsia="SimSun" w:cs="Times New Roman"/>
+                <w:i w:val="0"/>
+                <w:iCs w:val="0"/>
+                <w:color w:val="000000"/>
+                <w:kern w:val="0"/>
+                <w:sz w:val="28"/>
+                <w:szCs w:val="28"/>
+                <w:u w:val="none"/>
+                <w:bdr w:val="none" w:color="auto" w:sz="0" w:space="0"/>
+                <w:lang w:val="en-US" w:eastAsia="zh-CN" w:bidi="ar"/>
+              </w:rPr>
+              <w:t>Административная</w:t>
+            </w:r>
+          </w:p>
+        </w:tc>
+        <w:tc>
+          <w:tcPr>
+            <w:tcW w:w="2114" w:type="dxa"/>
+            <w:tcBorders>
+              <w:top w:val="single" w:color="auto" w:sz="4" w:space="0"/>
+              <w:left w:val="single" w:color="auto" w:sz="4" w:space="0"/>
+              <w:bottom w:val="single" w:color="auto" w:sz="4" w:space="0"/>
+              <w:right w:val="single" w:color="auto" w:sz="4" w:space="0"/>
+            </w:tcBorders>
+            <w:shd w:val="clear"/>
+            <w:vAlign w:val="center"/>
+          </w:tcPr>
+          <w:p>
+            <w:pPr>
+              <w:keepNext w:val="0"/>
+              <w:keepLines w:val="0"/>
+              <w:widowControl/>
+              <w:suppressLineNumbers w:val="0"/>
+              <w:jc w:val="left"/>
+              <w:textAlignment w:val="center"/>
+              <w:rPr>
+                <w:rFonts w:hint="default" w:ascii="Times New Roman" w:hAnsi="Times New Roman" w:cs="Times New Roman"/>
+                <w:i w:val="0"/>
+                <w:iCs w:val="0"/>
+                <w:color w:val="000000"/>
+                <w:sz w:val="28"/>
+                <w:szCs w:val="28"/>
+                <w:u w:val="none"/>
+              </w:rPr>
+            </w:pPr>
+            <w:r>
+              <w:rPr>
+                <w:rFonts w:hint="default" w:ascii="Times New Roman" w:hAnsi="Times New Roman" w:eastAsia="SimSun" w:cs="Times New Roman"/>
+                <w:i w:val="0"/>
+                <w:iCs w:val="0"/>
+                <w:color w:val="000000"/>
+                <w:kern w:val="0"/>
+                <w:sz w:val="28"/>
+                <w:szCs w:val="28"/>
+                <w:u w:val="none"/>
+                <w:bdr w:val="none" w:color="auto" w:sz="0" w:space="0"/>
+                <w:lang w:val="en-US" w:eastAsia="zh-CN" w:bidi="ar"/>
+              </w:rPr>
+              <w:t>КоАП РФ, Статья 13.14</w:t>
+            </w:r>
+          </w:p>
+        </w:tc>
+        <w:tc>
+          <w:tcPr>
+            <w:tcW w:w="4566" w:type="dxa"/>
+            <w:tcBorders>
+              <w:top w:val="single" w:color="auto" w:sz="4" w:space="0"/>
+              <w:left w:val="single" w:color="auto" w:sz="4" w:space="0"/>
+              <w:bottom w:val="single" w:color="auto" w:sz="4" w:space="0"/>
+              <w:right w:val="single" w:color="auto" w:sz="4" w:space="0"/>
+            </w:tcBorders>
+            <w:shd w:val="clear"/>
+            <w:vAlign w:val="center"/>
+          </w:tcPr>
+          <w:p>
+            <w:pPr>
+              <w:keepNext w:val="0"/>
+              <w:keepLines w:val="0"/>
+              <w:widowControl/>
+              <w:suppressLineNumbers w:val="0"/>
+              <w:jc w:val="left"/>
+              <w:textAlignment w:val="center"/>
+              <w:rPr>
+                <w:rFonts w:hint="default" w:ascii="Times New Roman" w:hAnsi="Times New Roman" w:eastAsia="SimSun" w:cs="Times New Roman"/>
+                <w:i w:val="0"/>
+                <w:iCs w:val="0"/>
+                <w:color w:val="000000"/>
+                <w:kern w:val="0"/>
+                <w:sz w:val="28"/>
+                <w:szCs w:val="28"/>
+                <w:u w:val="none"/>
+                <w:bdr w:val="none" w:color="auto" w:sz="0" w:space="0"/>
+                <w:lang w:val="en-US" w:eastAsia="zh-CN" w:bidi="ar"/>
+              </w:rPr>
+            </w:pPr>
+            <w:r>
+              <w:rPr>
+                <w:rFonts w:hint="default" w:ascii="Times New Roman" w:hAnsi="Times New Roman" w:eastAsia="SimSun" w:cs="Times New Roman"/>
+                <w:i w:val="0"/>
+                <w:iCs w:val="0"/>
+                <w:color w:val="000000"/>
+                <w:kern w:val="0"/>
+                <w:sz w:val="28"/>
+                <w:szCs w:val="28"/>
+                <w:u w:val="none"/>
+                <w:bdr w:val="none" w:color="auto" w:sz="0" w:space="0"/>
+                <w:lang w:val="en-US" w:eastAsia="zh-CN" w:bidi="ar"/>
+              </w:rPr>
+              <w:t>• Штраф на граждан: от 500 до 1000 руб.</w:t>
+            </w:r>
+          </w:p>
+          <w:p>
+            <w:pPr>
+              <w:keepNext w:val="0"/>
+              <w:keepLines w:val="0"/>
+              <w:widowControl/>
+              <w:suppressLineNumbers w:val="0"/>
+              <w:jc w:val="left"/>
+              <w:textAlignment w:val="center"/>
+              <w:rPr>
+                <w:rFonts w:hint="default" w:ascii="Times New Roman" w:hAnsi="Times New Roman" w:cs="Times New Roman"/>
+                <w:i w:val="0"/>
+                <w:iCs w:val="0"/>
+                <w:color w:val="000000"/>
+                <w:sz w:val="28"/>
+                <w:szCs w:val="28"/>
+                <w:u w:val="none"/>
+              </w:rPr>
+            </w:pPr>
+            <w:r>
+              <w:rPr>
+                <w:rFonts w:hint="default" w:ascii="Times New Roman" w:hAnsi="Times New Roman" w:eastAsia="SimSun" w:cs="Times New Roman"/>
+                <w:i w:val="0"/>
+                <w:iCs w:val="0"/>
+                <w:color w:val="000000"/>
+                <w:kern w:val="0"/>
+                <w:sz w:val="28"/>
+                <w:szCs w:val="28"/>
+                <w:u w:val="none"/>
+                <w:lang w:val="en-US" w:eastAsia="zh-CN" w:bidi="ar"/>
+              </w:rPr>
+              <w:t>• Штраф на должностных лиц: от 4000 до 5000 руб.</w:t>
+            </w:r>
+          </w:p>
+        </w:tc>
+      </w:tr>
+      <w:tr>
+        <w:tblPrEx>
+          <w:tblBorders>
+            <w:top w:val="none" w:color="auto" w:sz="0" w:space="0"/>
+            <w:left w:val="none" w:color="auto" w:sz="0" w:space="0"/>
+            <w:bottom w:val="none" w:color="auto" w:sz="0" w:space="0"/>
+            <w:right w:val="none" w:color="auto" w:sz="0" w:space="0"/>
+            <w:insideH w:val="none" w:color="auto" w:sz="0" w:space="0"/>
+            <w:insideV w:val="none" w:color="auto" w:sz="0" w:space="0"/>
+          </w:tblBorders>
+          <w:shd w:val="clear"/>
+          <w:tblCellMar>
+            <w:top w:w="0" w:type="dxa"/>
+            <w:left w:w="108" w:type="dxa"/>
+            <w:bottom w:w="0" w:type="dxa"/>
+            <w:right w:w="108" w:type="dxa"/>
+          </w:tblCellMar>
+        </w:tblPrEx>
+        <w:trPr>
+          <w:trHeight w:val="509" w:hRule="atLeast"/>
+        </w:trPr>
+        <w:tc>
+          <w:tcPr>
+            <w:tcW w:w="2679" w:type="dxa"/>
+            <w:tcBorders>
+              <w:top w:val="single" w:color="auto" w:sz="4" w:space="0"/>
+              <w:left w:val="single" w:color="000000" w:sz="2" w:space="0"/>
+              <w:bottom w:val="single" w:color="auto" w:sz="4" w:space="0"/>
+              <w:right w:val="single" w:color="000000" w:sz="2" w:space="0"/>
+            </w:tcBorders>
+            <w:shd w:val="clear"/>
+            <w:vAlign w:val="center"/>
+          </w:tcPr>
+          <w:p>
+            <w:pPr>
+              <w:keepNext w:val="0"/>
+              <w:keepLines w:val="0"/>
+              <w:widowControl/>
+              <w:suppressLineNumbers w:val="0"/>
+              <w:jc w:val="left"/>
+              <w:textAlignment w:val="center"/>
+              <w:rPr>
+                <w:rFonts w:hint="default" w:ascii="Times New Roman" w:hAnsi="Times New Roman" w:cs="Times New Roman"/>
+                <w:i w:val="0"/>
+                <w:iCs w:val="0"/>
+                <w:color w:val="000000"/>
+                <w:sz w:val="28"/>
+                <w:szCs w:val="28"/>
+                <w:u w:val="none"/>
+              </w:rPr>
+            </w:pPr>
+            <w:r>
+              <w:rPr>
+                <w:rFonts w:hint="default" w:ascii="Times New Roman" w:hAnsi="Times New Roman" w:eastAsia="SimSun" w:cs="Times New Roman"/>
+                <w:i w:val="0"/>
+                <w:iCs w:val="0"/>
+                <w:color w:val="000000"/>
+                <w:kern w:val="0"/>
+                <w:sz w:val="28"/>
+                <w:szCs w:val="28"/>
+                <w:u w:val="none"/>
+                <w:bdr w:val="none" w:color="auto" w:sz="0" w:space="0"/>
+                <w:lang w:val="en-US" w:eastAsia="zh-CN" w:bidi="ar"/>
+              </w:rPr>
+              <w:t>Дисциплинарная</w:t>
+            </w:r>
+          </w:p>
+        </w:tc>
+        <w:tc>
+          <w:tcPr>
+            <w:tcW w:w="2114" w:type="dxa"/>
+            <w:tcBorders>
+              <w:top w:val="single" w:color="auto" w:sz="4" w:space="0"/>
+              <w:left w:val="single" w:color="000000" w:sz="2" w:space="0"/>
+              <w:bottom w:val="single" w:color="auto" w:sz="4" w:space="0"/>
+              <w:right w:val="single" w:color="000000" w:sz="2" w:space="0"/>
+            </w:tcBorders>
+            <w:shd w:val="clear"/>
+            <w:vAlign w:val="center"/>
+          </w:tcPr>
+          <w:p>
+            <w:pPr>
+              <w:keepNext w:val="0"/>
+              <w:keepLines w:val="0"/>
+              <w:widowControl/>
+              <w:suppressLineNumbers w:val="0"/>
+              <w:jc w:val="left"/>
+              <w:textAlignment w:val="center"/>
+              <w:rPr>
+                <w:rFonts w:hint="default" w:ascii="Times New Roman" w:hAnsi="Times New Roman" w:cs="Times New Roman"/>
+                <w:i w:val="0"/>
+                <w:iCs w:val="0"/>
+                <w:color w:val="000000"/>
+                <w:sz w:val="28"/>
+                <w:szCs w:val="28"/>
+                <w:u w:val="none"/>
+              </w:rPr>
+            </w:pPr>
+            <w:r>
+              <w:rPr>
+                <w:rFonts w:hint="default" w:ascii="Times New Roman" w:hAnsi="Times New Roman" w:eastAsia="SimSun" w:cs="Times New Roman"/>
+                <w:i w:val="0"/>
+                <w:iCs w:val="0"/>
+                <w:color w:val="000000"/>
+                <w:kern w:val="0"/>
+                <w:sz w:val="28"/>
+                <w:szCs w:val="28"/>
+                <w:u w:val="none"/>
+                <w:bdr w:val="none" w:color="auto" w:sz="0" w:space="0"/>
+                <w:lang w:val="en-US" w:eastAsia="zh-CN" w:bidi="ar"/>
+              </w:rPr>
+              <w:t>ТК РФ, Статья 81, п. 6</w:t>
+            </w:r>
+          </w:p>
+        </w:tc>
+        <w:tc>
+          <w:tcPr>
+            <w:tcW w:w="4566" w:type="dxa"/>
+            <w:tcBorders>
+              <w:top w:val="single" w:color="auto" w:sz="4" w:space="0"/>
+              <w:left w:val="single" w:color="000000" w:sz="2" w:space="0"/>
+              <w:bottom w:val="single" w:color="auto" w:sz="4" w:space="0"/>
+              <w:right w:val="single" w:color="000000" w:sz="2" w:space="0"/>
+            </w:tcBorders>
+            <w:shd w:val="clear"/>
+            <w:vAlign w:val="center"/>
+          </w:tcPr>
+          <w:p>
+            <w:pPr>
+              <w:keepNext w:val="0"/>
+              <w:keepLines w:val="0"/>
+              <w:widowControl/>
+              <w:suppressLineNumbers w:val="0"/>
+              <w:jc w:val="left"/>
+              <w:textAlignment w:val="center"/>
+              <w:rPr>
+                <w:rFonts w:hint="default" w:ascii="Times New Roman" w:hAnsi="Times New Roman" w:cs="Times New Roman"/>
+                <w:i w:val="0"/>
+                <w:iCs w:val="0"/>
+                <w:color w:val="000000"/>
+                <w:sz w:val="28"/>
+                <w:szCs w:val="28"/>
+                <w:u w:val="none"/>
+              </w:rPr>
+            </w:pPr>
+            <w:r>
+              <w:rPr>
+                <w:rFonts w:hint="default" w:ascii="Times New Roman" w:hAnsi="Times New Roman" w:eastAsia="SimSun" w:cs="Times New Roman"/>
+                <w:i w:val="0"/>
+                <w:iCs w:val="0"/>
+                <w:color w:val="000000"/>
+                <w:kern w:val="0"/>
+                <w:sz w:val="28"/>
+                <w:szCs w:val="28"/>
+                <w:u w:val="none"/>
+                <w:bdr w:val="none" w:color="auto" w:sz="0" w:space="0"/>
+                <w:lang w:val="en-US" w:eastAsia="zh-CN" w:bidi="ar"/>
+              </w:rPr>
+              <w:t>• Расторжение трудового договора (увольнение) по инициативе работодателя.</w:t>
+            </w:r>
+          </w:p>
+        </w:tc>
+      </w:tr>
+      <w:tr>
+        <w:tblPrEx>
+          <w:tblBorders>
+            <w:top w:val="none" w:color="auto" w:sz="0" w:space="0"/>
+            <w:left w:val="none" w:color="auto" w:sz="0" w:space="0"/>
+            <w:bottom w:val="none" w:color="auto" w:sz="0" w:space="0"/>
+            <w:right w:val="none" w:color="auto" w:sz="0" w:space="0"/>
+            <w:insideH w:val="none" w:color="auto" w:sz="0" w:space="0"/>
+            <w:insideV w:val="none" w:color="auto" w:sz="0" w:space="0"/>
+          </w:tblBorders>
+          <w:shd w:val="clear"/>
+          <w:tblCellMar>
+            <w:top w:w="0" w:type="dxa"/>
+            <w:left w:w="108" w:type="dxa"/>
+            <w:bottom w:w="0" w:type="dxa"/>
+            <w:right w:w="108" w:type="dxa"/>
+          </w:tblCellMar>
+        </w:tblPrEx>
+        <w:trPr>
+          <w:trHeight w:val="416" w:hRule="atLeast"/>
+        </w:trPr>
+        <w:tc>
+          <w:tcPr>
+            <w:tcW w:w="2679" w:type="dxa"/>
+            <w:tcBorders>
+              <w:top w:val="single" w:color="auto" w:sz="4" w:space="0"/>
+              <w:left w:val="single" w:color="auto" w:sz="4" w:space="0"/>
+              <w:bottom w:val="single" w:color="auto" w:sz="4" w:space="0"/>
+              <w:right w:val="single" w:color="auto" w:sz="4" w:space="0"/>
+            </w:tcBorders>
+            <w:shd w:val="clear"/>
+            <w:vAlign w:val="center"/>
+          </w:tcPr>
+          <w:p>
+            <w:pPr>
+              <w:keepNext w:val="0"/>
+              <w:keepLines w:val="0"/>
+              <w:widowControl/>
+              <w:suppressLineNumbers w:val="0"/>
+              <w:jc w:val="left"/>
+              <w:textAlignment w:val="center"/>
+              <w:rPr>
+                <w:rFonts w:hint="default" w:ascii="Times New Roman" w:hAnsi="Times New Roman" w:cs="Times New Roman"/>
+                <w:i w:val="0"/>
+                <w:iCs w:val="0"/>
+                <w:color w:val="000000"/>
+                <w:sz w:val="28"/>
+                <w:szCs w:val="28"/>
+                <w:u w:val="none"/>
+              </w:rPr>
+            </w:pPr>
+            <w:r>
+              <w:rPr>
+                <w:rFonts w:hint="default" w:ascii="Times New Roman" w:hAnsi="Times New Roman" w:eastAsia="SimSun" w:cs="Times New Roman"/>
+                <w:i w:val="0"/>
+                <w:iCs w:val="0"/>
+                <w:color w:val="000000"/>
+                <w:kern w:val="0"/>
+                <w:sz w:val="28"/>
+                <w:szCs w:val="28"/>
+                <w:u w:val="none"/>
+                <w:bdr w:val="none" w:color="auto" w:sz="0" w:space="0"/>
+                <w:lang w:val="en-US" w:eastAsia="zh-CN" w:bidi="ar"/>
+              </w:rPr>
+              <w:t>Гражданско-правовая</w:t>
+            </w:r>
+          </w:p>
+        </w:tc>
+        <w:tc>
+          <w:tcPr>
+            <w:tcW w:w="2114" w:type="dxa"/>
+            <w:tcBorders>
+              <w:top w:val="single" w:color="auto" w:sz="4" w:space="0"/>
+              <w:left w:val="single" w:color="auto" w:sz="4" w:space="0"/>
+              <w:bottom w:val="single" w:color="auto" w:sz="4" w:space="0"/>
+              <w:right w:val="single" w:color="auto" w:sz="4" w:space="0"/>
+            </w:tcBorders>
+            <w:shd w:val="clear"/>
+            <w:vAlign w:val="center"/>
+          </w:tcPr>
+          <w:p>
+            <w:pPr>
+              <w:keepNext w:val="0"/>
+              <w:keepLines w:val="0"/>
+              <w:widowControl/>
+              <w:suppressLineNumbers w:val="0"/>
+              <w:jc w:val="left"/>
+              <w:textAlignment w:val="center"/>
+              <w:rPr>
+                <w:rFonts w:hint="default" w:ascii="Times New Roman" w:hAnsi="Times New Roman" w:cs="Times New Roman"/>
+                <w:i w:val="0"/>
+                <w:iCs w:val="0"/>
+                <w:color w:val="000000"/>
+                <w:sz w:val="28"/>
+                <w:szCs w:val="28"/>
+                <w:u w:val="none"/>
+              </w:rPr>
+            </w:pPr>
+            <w:r>
+              <w:rPr>
+                <w:rFonts w:hint="default" w:ascii="Times New Roman" w:hAnsi="Times New Roman" w:eastAsia="SimSun" w:cs="Times New Roman"/>
+                <w:i w:val="0"/>
+                <w:iCs w:val="0"/>
+                <w:color w:val="000000"/>
+                <w:kern w:val="0"/>
+                <w:sz w:val="28"/>
+                <w:szCs w:val="28"/>
+                <w:u w:val="none"/>
+                <w:bdr w:val="none" w:color="auto" w:sz="0" w:space="0"/>
+                <w:lang w:val="en-US" w:eastAsia="zh-CN" w:bidi="ar"/>
+              </w:rPr>
+              <w:t>ГК РФ, Статьи 15, 151</w:t>
+            </w:r>
+          </w:p>
+        </w:tc>
+        <w:tc>
+          <w:tcPr>
+            <w:tcW w:w="4566" w:type="dxa"/>
+            <w:tcBorders>
+              <w:top w:val="single" w:color="auto" w:sz="4" w:space="0"/>
+              <w:left w:val="single" w:color="auto" w:sz="4" w:space="0"/>
+              <w:bottom w:val="single" w:color="auto" w:sz="4" w:space="0"/>
+              <w:right w:val="single" w:color="auto" w:sz="4" w:space="0"/>
+            </w:tcBorders>
+            <w:shd w:val="clear"/>
+            <w:vAlign w:val="center"/>
+          </w:tcPr>
+          <w:p>
+            <w:pPr>
+              <w:keepNext w:val="0"/>
+              <w:keepLines w:val="0"/>
+              <w:widowControl/>
+              <w:suppressLineNumbers w:val="0"/>
+              <w:jc w:val="left"/>
+              <w:textAlignment w:val="center"/>
+              <w:rPr>
+                <w:rFonts w:hint="default" w:ascii="Times New Roman" w:hAnsi="Times New Roman" w:eastAsia="SimSun" w:cs="Times New Roman"/>
+                <w:i w:val="0"/>
+                <w:iCs w:val="0"/>
+                <w:color w:val="000000"/>
+                <w:kern w:val="0"/>
+                <w:sz w:val="28"/>
+                <w:szCs w:val="28"/>
+                <w:u w:val="none"/>
+                <w:bdr w:val="none" w:color="auto" w:sz="0" w:space="0"/>
+                <w:lang w:val="en-US" w:eastAsia="zh-CN" w:bidi="ar"/>
+              </w:rPr>
+            </w:pPr>
+            <w:r>
+              <w:rPr>
+                <w:rFonts w:hint="default" w:ascii="Times New Roman" w:hAnsi="Times New Roman" w:eastAsia="SimSun" w:cs="Times New Roman"/>
+                <w:i w:val="0"/>
+                <w:iCs w:val="0"/>
+                <w:color w:val="000000"/>
+                <w:kern w:val="0"/>
+                <w:sz w:val="28"/>
+                <w:szCs w:val="28"/>
+                <w:u w:val="none"/>
+                <w:bdr w:val="none" w:color="auto" w:sz="0" w:space="0"/>
+                <w:lang w:val="en-US" w:eastAsia="zh-CN" w:bidi="ar"/>
+              </w:rPr>
+              <w:t>• Возмещение причиненных убытков (реальный ущерб + упущенная выгода).</w:t>
+            </w:r>
+          </w:p>
+          <w:p>
+            <w:pPr>
+              <w:keepNext w:val="0"/>
+              <w:keepLines w:val="0"/>
+              <w:widowControl/>
+              <w:suppressLineNumbers w:val="0"/>
+              <w:jc w:val="left"/>
+              <w:textAlignment w:val="center"/>
+              <w:rPr>
+                <w:rFonts w:hint="default" w:ascii="Times New Roman" w:hAnsi="Times New Roman" w:cs="Times New Roman"/>
+                <w:i w:val="0"/>
+                <w:iCs w:val="0"/>
+                <w:color w:val="000000"/>
+                <w:sz w:val="28"/>
+                <w:szCs w:val="28"/>
+                <w:u w:val="none"/>
+              </w:rPr>
+            </w:pPr>
+            <w:r>
+              <w:rPr>
+                <w:rFonts w:hint="default" w:ascii="Times New Roman" w:hAnsi="Times New Roman" w:eastAsia="SimSun" w:cs="Times New Roman"/>
+                <w:i w:val="0"/>
+                <w:iCs w:val="0"/>
+                <w:color w:val="000000"/>
+                <w:kern w:val="0"/>
+                <w:sz w:val="28"/>
+                <w:szCs w:val="28"/>
+                <w:u w:val="none"/>
+                <w:lang w:val="en-US" w:eastAsia="zh-CN" w:bidi="ar"/>
+              </w:rPr>
+              <w:t>• Компенсация морального вреда.</w:t>
+            </w:r>
+          </w:p>
+        </w:tc>
+      </w:tr>
+      <w:tr>
+        <w:tblPrEx>
+          <w:tblBorders>
+            <w:top w:val="none" w:color="auto" w:sz="0" w:space="0"/>
+            <w:left w:val="none" w:color="auto" w:sz="0" w:space="0"/>
+            <w:bottom w:val="none" w:color="auto" w:sz="0" w:space="0"/>
+            <w:right w:val="none" w:color="auto" w:sz="0" w:space="0"/>
+            <w:insideH w:val="none" w:color="auto" w:sz="0" w:space="0"/>
+            <w:insideV w:val="none" w:color="auto" w:sz="0" w:space="0"/>
+          </w:tblBorders>
+          <w:tblCellMar>
+            <w:top w:w="0" w:type="dxa"/>
+            <w:left w:w="108" w:type="dxa"/>
+            <w:bottom w:w="0" w:type="dxa"/>
+            <w:right w:w="108" w:type="dxa"/>
+          </w:tblCellMar>
+        </w:tblPrEx>
+        <w:trPr>
+          <w:trHeight w:val="825" w:hRule="atLeast"/>
+        </w:trPr>
+        <w:tc>
+          <w:tcPr>
+            <w:tcW w:w="2679" w:type="dxa"/>
+            <w:tcBorders>
+              <w:top w:val="single" w:color="auto" w:sz="4" w:space="0"/>
+              <w:left w:val="single" w:color="000000" w:sz="2" w:space="0"/>
+              <w:bottom w:val="single" w:color="000000" w:sz="2" w:space="0"/>
+              <w:right w:val="single" w:color="000000" w:sz="2" w:space="0"/>
+            </w:tcBorders>
+            <w:shd w:val="clear"/>
+            <w:vAlign w:val="center"/>
+          </w:tcPr>
+          <w:p>
+            <w:pPr>
+              <w:keepNext w:val="0"/>
+              <w:keepLines w:val="0"/>
+              <w:widowControl/>
+              <w:suppressLineNumbers w:val="0"/>
+              <w:jc w:val="left"/>
+              <w:textAlignment w:val="center"/>
+              <w:rPr>
+                <w:rFonts w:hint="default" w:ascii="Times New Roman" w:hAnsi="Times New Roman" w:cs="Times New Roman"/>
+                <w:i w:val="0"/>
+                <w:iCs w:val="0"/>
+                <w:color w:val="000000"/>
+                <w:sz w:val="28"/>
+                <w:szCs w:val="28"/>
+                <w:u w:val="none"/>
+              </w:rPr>
+            </w:pPr>
+            <w:r>
+              <w:rPr>
+                <w:rFonts w:hint="default" w:ascii="Times New Roman" w:hAnsi="Times New Roman" w:eastAsia="SimSun" w:cs="Times New Roman"/>
+                <w:i w:val="0"/>
+                <w:iCs w:val="0"/>
+                <w:color w:val="000000"/>
+                <w:kern w:val="0"/>
+                <w:sz w:val="28"/>
+                <w:szCs w:val="28"/>
+                <w:u w:val="none"/>
+                <w:bdr w:val="none" w:color="auto" w:sz="0" w:space="0"/>
+                <w:lang w:val="en-US" w:eastAsia="zh-CN" w:bidi="ar"/>
+              </w:rPr>
+              <w:t>Санкции для организаций</w:t>
+            </w:r>
+          </w:p>
+        </w:tc>
+        <w:tc>
+          <w:tcPr>
+            <w:tcW w:w="2114" w:type="dxa"/>
+            <w:tcBorders>
+              <w:top w:val="single" w:color="auto" w:sz="4" w:space="0"/>
+              <w:left w:val="single" w:color="000000" w:sz="2" w:space="0"/>
+              <w:bottom w:val="single" w:color="000000" w:sz="2" w:space="0"/>
+              <w:right w:val="single" w:color="000000" w:sz="2" w:space="0"/>
+            </w:tcBorders>
+            <w:shd w:val="clear"/>
+            <w:vAlign w:val="center"/>
+          </w:tcPr>
+          <w:p>
+            <w:pPr>
+              <w:keepNext w:val="0"/>
+              <w:keepLines w:val="0"/>
+              <w:widowControl/>
+              <w:suppressLineNumbers w:val="0"/>
+              <w:jc w:val="left"/>
+              <w:textAlignment w:val="center"/>
+              <w:rPr>
+                <w:rFonts w:hint="default" w:ascii="Times New Roman" w:hAnsi="Times New Roman" w:cs="Times New Roman"/>
+                <w:i w:val="0"/>
+                <w:iCs w:val="0"/>
+                <w:color w:val="000000"/>
+                <w:sz w:val="28"/>
+                <w:szCs w:val="28"/>
+                <w:u w:val="none"/>
+              </w:rPr>
+            </w:pPr>
+            <w:r>
+              <w:rPr>
+                <w:rFonts w:hint="default" w:ascii="Times New Roman" w:hAnsi="Times New Roman" w:eastAsia="SimSun" w:cs="Times New Roman"/>
+                <w:i w:val="0"/>
+                <w:iCs w:val="0"/>
+                <w:color w:val="000000"/>
+                <w:kern w:val="0"/>
+                <w:sz w:val="28"/>
+                <w:szCs w:val="28"/>
+                <w:u w:val="none"/>
+                <w:bdr w:val="none" w:color="auto" w:sz="0" w:space="0"/>
+                <w:lang w:val="en-US" w:eastAsia="zh-CN" w:bidi="ar"/>
+              </w:rPr>
+              <w:t>ФЗ № 395-1 «О банках...»</w:t>
+            </w:r>
+          </w:p>
+        </w:tc>
+        <w:tc>
+          <w:tcPr>
+            <w:tcW w:w="4566" w:type="dxa"/>
+            <w:tcBorders>
+              <w:top w:val="single" w:color="auto" w:sz="4" w:space="0"/>
+              <w:left w:val="single" w:color="000000" w:sz="2" w:space="0"/>
+              <w:bottom w:val="single" w:color="000000" w:sz="2" w:space="0"/>
+              <w:right w:val="single" w:color="000000" w:sz="2" w:space="0"/>
+            </w:tcBorders>
+            <w:shd w:val="clear"/>
+            <w:vAlign w:val="center"/>
+          </w:tcPr>
+          <w:p>
+            <w:pPr>
+              <w:keepNext w:val="0"/>
+              <w:keepLines w:val="0"/>
+              <w:widowControl/>
+              <w:suppressLineNumbers w:val="0"/>
+              <w:jc w:val="left"/>
+              <w:textAlignment w:val="center"/>
+              <w:rPr>
+                <w:rFonts w:hint="default" w:ascii="Times New Roman" w:hAnsi="Times New Roman" w:cs="Times New Roman"/>
+                <w:i w:val="0"/>
+                <w:iCs w:val="0"/>
+                <w:color w:val="000000"/>
+                <w:sz w:val="28"/>
+                <w:szCs w:val="28"/>
+                <w:u w:val="none"/>
+              </w:rPr>
+            </w:pPr>
+            <w:r>
+              <w:rPr>
+                <w:rFonts w:hint="default" w:ascii="Times New Roman" w:hAnsi="Times New Roman" w:eastAsia="SimSun" w:cs="Times New Roman"/>
+                <w:i w:val="0"/>
+                <w:iCs w:val="0"/>
+                <w:color w:val="000000"/>
+                <w:kern w:val="0"/>
+                <w:sz w:val="28"/>
+                <w:szCs w:val="28"/>
+                <w:u w:val="none"/>
+                <w:bdr w:val="none" w:color="auto" w:sz="0" w:space="0"/>
+                <w:lang w:val="en-US" w:eastAsia="zh-CN" w:bidi="ar"/>
+              </w:rPr>
+              <w:t>• Систематическое нарушение режима банковской тайны может повлечь отзыв лицензии на осуществление банковской деятельности.</w:t>
+            </w:r>
+          </w:p>
+        </w:tc>
+      </w:tr>
+    </w:tbl>
+    <w:p>
+      <w:pPr>
+        <w:spacing w:line="360" w:lineRule="auto"/>
+        <w:jc w:val="both"/>
+        <w:rPr>
+          <w:rFonts w:hint="default" w:ascii="Times New Roman" w:hAnsi="Times New Roman" w:cs="Times New Roman"/>
+          <w:sz w:val="28"/>
+          <w:szCs w:val="28"/>
+          <w:lang w:val="en-US"/>
+        </w:rPr>
+      </w:pPr>
+    </w:p>
+    <w:p>
+      <w:pPr>
+        <w:spacing w:line="360" w:lineRule="auto"/>
+        <w:ind w:firstLine="708" w:firstLineChars="0"/>
+        <w:jc w:val="both"/>
+        <w:rPr>
+          <w:rFonts w:hint="default" w:ascii="Times New Roman" w:hAnsi="Times New Roman" w:cs="Times New Roman"/>
+          <w:sz w:val="28"/>
+          <w:szCs w:val="28"/>
+          <w:lang w:val="en-US"/>
+        </w:rPr>
+      </w:pPr>
+      <w:r>
+        <w:rPr>
+          <w:rFonts w:hint="default" w:ascii="Times New Roman" w:hAnsi="Times New Roman" w:cs="Times New Roman"/>
+          <w:sz w:val="28"/>
+          <w:szCs w:val="28"/>
+          <w:lang w:val="en-US"/>
+        </w:rPr>
+        <w:t xml:space="preserve">Важное примечание: Разглашение может быть как умышленным (например, продажа базы данных клиентов за вознаграждение), так и неумышленным (например, случайная отправка выписки по счету не тому адресату). </w:t>
+      </w:r>
+    </w:p>
+    <w:p>
+      <w:pPr>
+        <w:rPr>
+          <w:rFonts w:hint="default" w:ascii="Times New Roman" w:hAnsi="Times New Roman" w:cs="Times New Roman"/>
           <w:b/>
           <w:bCs/>
           <w:sz w:val="28"/>
@@ -2020,7 +5352,32 @@
           <w:szCs w:val="28"/>
           <w:lang w:val="en-US"/>
         </w:rPr>
-        <w:t>4. Какое наказание следует за разглашение</w:t>
+        <w:br w:type="page"/>
+      </w:r>
+    </w:p>
+    <w:p>
+      <w:pPr>
+        <w:spacing w:line="360" w:lineRule="auto"/>
+        <w:jc w:val="center"/>
+        <w:rPr>
+          <w:rFonts w:hint="default" w:ascii="Times New Roman" w:hAnsi="Times New Roman" w:cs="Times New Roman"/>
+          <w:b/>
+          <w:bCs/>
+          <w:sz w:val="28"/>
+          <w:szCs w:val="28"/>
+          <w:lang w:val="en-US"/>
+        </w:rPr>
+      </w:pPr>
+      <w:r>
+        <w:rPr>
+          <w:rFonts w:hint="default" w:ascii="Times New Roman" w:hAnsi="Times New Roman" w:cs="Times New Roman"/>
+          <w:b/>
+          <w:bCs/>
+          <w:sz w:val="28"/>
+          <w:szCs w:val="28"/>
+          <w:lang w:val="en-US"/>
+        </w:rPr>
+        <w:t>ЗАКЛЮЧЕНИЕ</w:t>
       </w:r>
     </w:p>
     <w:p>
@@ -2042,7 +5399,91 @@
           <w:szCs w:val="28"/>
           <w:lang w:val="en-US"/>
         </w:rPr>
-        <w:t>Разглашение банковской тайны является серьезным правонарушением и влечет за собой наступление различных видов ответственности: дисциплинарной, административной, гражданско-правовой и уголовной [citation:GUAP, p. 48-49]. Наиболее суровые санкции предусмотрены уголовным законодательством. Статья 183 Уголовного кодекса РФ устанавливает ответственность за незаконное получение и разглашение информации, составляющей коммерческую, налоговую или банковскую тайну. Санкции дифференцированы в зависимости от тяжести деяния. Так, собирание таких сведений путем похищения, подкупа или угроз (часть 1) наказывается штрафом до 500 тысяч рублей либо лишением свободы до 2 лет. Незаконное разглашение или использование без согласия владельца (часть 2) влечет штраф до 1 миллиона рублей либо лишение свободы до 3 лет. Особо квалифицированные составы, такие как те же деяния, совершенные организованной группой либо причинившие крупный ущерб на сумму свыше 1,5 миллиона рублей (часть 3), наказываются лишением свободы на срок от 2 лет. Деяния, повлекшие тяжкие последствия (часть 4), влекут наказание от 3 лет лишения свободы с возможным дополнительным штрафом. Важно отметить, что в июне 2025 года санкции по статье 183 были существенно усилены: были введены обязательные нижние пределы наказания в виде лишения свободы, что отражает возросшую важность защиты банковской тайны для государства.</w:t>
+        <w:t>В результате выполнения лабораторной работы был проведен анализ правового режима банковской тайны как одного из видов профессиональной тайны. Были сделаны следующие выводы:</w:t>
+      </w:r>
+    </w:p>
+    <w:p>
+      <w:pPr>
+        <w:spacing w:line="360" w:lineRule="auto"/>
+        <w:jc w:val="both"/>
+        <w:rPr>
+          <w:rFonts w:hint="default" w:ascii="Times New Roman" w:hAnsi="Times New Roman" w:cs="Times New Roman"/>
+          <w:sz w:val="28"/>
+          <w:szCs w:val="28"/>
+          <w:lang w:val="en-US"/>
+        </w:rPr>
+      </w:pPr>
+      <w:r>
+        <w:rPr>
+          <w:rFonts w:hint="default" w:ascii="Times New Roman" w:hAnsi="Times New Roman" w:cs="Times New Roman"/>
+          <w:sz w:val="28"/>
+          <w:szCs w:val="28"/>
+          <w:lang w:val="en-US"/>
+        </w:rPr>
+        <w:t>1.  Состав сведений банковской тайны включает не только информацию о счетах и операциях, но и идентификационные данные клиентов, а также результаты процедур KYC. Режим конфиденциальности распространяется на бывших клиентов бессрочно.</w:t>
+      </w:r>
+    </w:p>
+    <w:p>
+      <w:pPr>
+        <w:spacing w:line="360" w:lineRule="auto"/>
+        <w:jc w:val="both"/>
+        <w:rPr>
+          <w:rFonts w:hint="default" w:ascii="Times New Roman" w:hAnsi="Times New Roman" w:cs="Times New Roman"/>
+          <w:sz w:val="28"/>
+          <w:szCs w:val="28"/>
+          <w:lang w:val="en-US"/>
+        </w:rPr>
+      </w:pPr>
+      <w:r>
+        <w:rPr>
+          <w:rFonts w:hint="default" w:ascii="Times New Roman" w:hAnsi="Times New Roman" w:cs="Times New Roman"/>
+          <w:sz w:val="28"/>
+          <w:szCs w:val="28"/>
+          <w:lang w:val="en-US"/>
+        </w:rPr>
+        <w:t>2.  Нормативно-правовая база является многоуровневой и включает ГК РФ (статья 857), специальный закон № 395-1 (статья 26), а также нормы УК РФ и КоАП РФ, что свидетельствует о высокой степени защиты этого вида информации со стороны государства.</w:t>
+      </w:r>
+    </w:p>
+    <w:p>
+      <w:pPr>
+        <w:spacing w:line="360" w:lineRule="auto"/>
+        <w:jc w:val="both"/>
+        <w:rPr>
+          <w:rFonts w:hint="default" w:ascii="Times New Roman" w:hAnsi="Times New Roman" w:cs="Times New Roman"/>
+          <w:sz w:val="28"/>
+          <w:szCs w:val="28"/>
+          <w:lang w:val="en-US"/>
+        </w:rPr>
+      </w:pPr>
+      <w:r>
+        <w:rPr>
+          <w:rFonts w:hint="default" w:ascii="Times New Roman" w:hAnsi="Times New Roman" w:cs="Times New Roman"/>
+          <w:sz w:val="28"/>
+          <w:szCs w:val="28"/>
+          <w:lang w:val="en-US"/>
+        </w:rPr>
+        <w:t>3.  Обязанность по хранению возлагается на широкий круг лиц (банки, ЦБ РФ, аудиторов, их сотрудников) и является бессрочной (пожизненной), не прекращаясь после увольнения или закрытия счета.</w:t>
+      </w:r>
+    </w:p>
+    <w:p>
+      <w:pPr>
+        <w:spacing w:line="360" w:lineRule="auto"/>
+        <w:jc w:val="both"/>
+        <w:rPr>
+          <w:rFonts w:hint="default" w:ascii="Times New Roman" w:hAnsi="Times New Roman" w:cs="Times New Roman"/>
+          <w:sz w:val="28"/>
+          <w:szCs w:val="28"/>
+          <w:lang w:val="en-US"/>
+        </w:rPr>
+      </w:pPr>
+      <w:r>
+        <w:rPr>
+          <w:rFonts w:hint="default" w:ascii="Times New Roman" w:hAnsi="Times New Roman" w:cs="Times New Roman"/>
+          <w:sz w:val="28"/>
+          <w:szCs w:val="28"/>
+          <w:lang w:val="en-US"/>
+        </w:rPr>
+        <w:t>4.  Ответственность за разглашение является одной из самых строгих среди всех видов профессиональной тайны и варьируется от дисциплинарного взыскания (увольнения) до уголовного наказания в виде лишения свободы на срок до 10 лет (при тяжких последствиях). Для организаций крайней мерой является отзыв лицензии.</w:t>
       </w:r>
     </w:p>
     <w:p>
@@ -2064,25 +5505,179 @@
           <w:szCs w:val="28"/>
           <w:lang w:val="en-US"/>
         </w:rPr>
-        <w:t>Административная ответственность предусмотрена статьей 13.14 Кодекса об административных правонарушениях РФ, которая устанавливает штрафы за разглашение информации с ограниченным доступом. Для граждан размер штрафа составляет от 500 до 1000 рублей, для должностных лиц — от 4000 до 5000 рублей [</w:t>
+        <w:t>Таким образом, банковская тайна в РФ представляет собой образец строгого правового режима, сочетающего детальную законодательную регламентацию с жесткими санкциями за нарушение.</w:t>
       </w:r>
+    </w:p>
+    <w:p>
+      <w:pPr>
+        <w:spacing w:line="360" w:lineRule="auto"/>
+        <w:jc w:val="both"/>
+        <w:rPr>
+          <w:rFonts w:hint="default" w:ascii="Times New Roman" w:hAnsi="Times New Roman" w:cs="Times New Roman"/>
+          <w:sz w:val="28"/>
+          <w:szCs w:val="28"/>
+          <w:lang w:val="en-US"/>
+        </w:rPr>
+      </w:pPr>
+    </w:p>
+    <w:p>
+      <w:pPr>
+        <w:rPr>
+          <w:rFonts w:hint="default" w:ascii="Times New Roman" w:hAnsi="Times New Roman" w:cs="Times New Roman"/>
+          <w:sz w:val="28"/>
+          <w:szCs w:val="28"/>
+          <w:lang w:val="en-US"/>
+        </w:rPr>
+      </w:pPr>
       <w:r>
         <w:rPr>
-          <w:rFonts w:hint="default" w:ascii="Times New Roman" w:hAnsi="Times New Roman"/>
+          <w:rFonts w:hint="default" w:ascii="Times New Roman" w:hAnsi="Times New Roman" w:cs="Times New Roman"/>
           <w:sz w:val="28"/>
           <w:szCs w:val="28"/>
           <w:lang w:val="en-US"/>
         </w:rPr>
-        <w:t>цитирование</w:t>
+        <w:br w:type="page"/>
       </w:r>
+    </w:p>
+    <w:p>
+      <w:pPr>
+        <w:spacing w:line="360" w:lineRule="auto"/>
+        <w:jc w:val="center"/>
+        <w:rPr>
+          <w:rFonts w:hint="default" w:ascii="Times New Roman" w:hAnsi="Times New Roman" w:cs="Times New Roman"/>
+          <w:b/>
+          <w:bCs/>
+          <w:sz w:val="28"/>
+          <w:szCs w:val="28"/>
+          <w:lang w:val="en-US"/>
+        </w:rPr>
+      </w:pPr>
       <w:r>
         <w:rPr>
           <w:rFonts w:hint="default" w:ascii="Times New Roman" w:hAnsi="Times New Roman" w:cs="Times New Roman"/>
+          <w:b/>
+          <w:bCs/>
           <w:sz w:val="28"/>
           <w:szCs w:val="28"/>
           <w:lang w:val="en-US"/>
         </w:rPr>
-        <w:t>:GUAP, p. 49 analog]. Дисциплинарная ответственность реализуется в рамках трудовых отношений: согласно пункту 6 статьи 81 Трудового кодекса РФ, разглашение охраняемой законом тайны, включая банковскую, может служить основанием для расторжения трудового договора с работником, то есть для его увольнения по инициативе работодателя. Гражданско-правовая ответственность, установленная статьями 15 и 151 Гражданского кодекса РФ, предполагает обязанность правонарушителя возместить причиненные убытки, а также компенсировать моральный вред, нанесенный потерпевшему. Наконец, для самих кредитных организаций систематические нарушения требований по защите банковской тайны могут повлечь применение самых серьезных санкций со стороны регулирующих органов, вплоть до отзыва лицензии на осуществление банковской деятельности.</w:t>
+        <w:t>СПИСОК ИСПОЛЬЗОВАННЫХ ИСТОЧНИКОВ</w:t>
+      </w:r>
+    </w:p>
+    <w:p>
+      <w:pPr>
+        <w:spacing w:line="360" w:lineRule="auto"/>
+        <w:jc w:val="both"/>
+        <w:rPr>
+          <w:rFonts w:hint="default" w:ascii="Times New Roman" w:hAnsi="Times New Roman" w:cs="Times New Roman"/>
+          <w:sz w:val="28"/>
+          <w:szCs w:val="28"/>
+          <w:lang w:val="en-US"/>
+        </w:rPr>
+      </w:pPr>
+      <w:r>
+        <w:rPr>
+          <w:rFonts w:hint="default" w:ascii="Times New Roman" w:hAnsi="Times New Roman" w:cs="Times New Roman"/>
+          <w:sz w:val="28"/>
+          <w:szCs w:val="28"/>
+          <w:lang w:val="en-US"/>
+        </w:rPr>
+        <w:t>1.  Рындюк, В. А. Методы и средства защиты информации : учебно-методическое пособие / В. А. Рындюк. – Санкт-Петербург : ГУАП, 2021. – 86 с.</w:t>
+      </w:r>
+    </w:p>
+    <w:p>
+      <w:pPr>
+        <w:spacing w:line="360" w:lineRule="auto"/>
+        <w:jc w:val="both"/>
+        <w:rPr>
+          <w:rFonts w:hint="default" w:ascii="Times New Roman" w:hAnsi="Times New Roman" w:cs="Times New Roman"/>
+          <w:sz w:val="28"/>
+          <w:szCs w:val="28"/>
+          <w:lang w:val="en-US"/>
+        </w:rPr>
+      </w:pPr>
+      <w:r>
+        <w:rPr>
+          <w:rFonts w:hint="default" w:ascii="Times New Roman" w:hAnsi="Times New Roman" w:cs="Times New Roman"/>
+          <w:sz w:val="28"/>
+          <w:szCs w:val="28"/>
+          <w:lang w:val="en-US"/>
+        </w:rPr>
+        <w:t>2.  Российская Федерация. Законы. О банках и банковской деятельности : Федеральный закон № 395-1 : [принят 2 декабря 1990 года] : (ред. от 26.02.2025). – Москва, 1990.</w:t>
+      </w:r>
+    </w:p>
+    <w:p>
+      <w:pPr>
+        <w:spacing w:line="360" w:lineRule="auto"/>
+        <w:jc w:val="both"/>
+        <w:rPr>
+          <w:rFonts w:hint="default" w:ascii="Times New Roman" w:hAnsi="Times New Roman" w:cs="Times New Roman"/>
+          <w:sz w:val="28"/>
+          <w:szCs w:val="28"/>
+          <w:lang w:val="en-US"/>
+        </w:rPr>
+      </w:pPr>
+      <w:r>
+        <w:rPr>
+          <w:rFonts w:hint="default" w:ascii="Times New Roman" w:hAnsi="Times New Roman" w:cs="Times New Roman"/>
+          <w:sz w:val="28"/>
+          <w:szCs w:val="28"/>
+          <w:lang w:val="en-US"/>
+        </w:rPr>
+        <w:t>3.  Российская Федерация. Кодексы. Граждански</w:t>
+      </w:r>
+      <w:bookmarkStart w:id="1" w:name="_GoBack"/>
+      <w:bookmarkEnd w:id="1"/>
+      <w:r>
+        <w:rPr>
+          <w:rFonts w:hint="default" w:ascii="Times New Roman" w:hAnsi="Times New Roman" w:cs="Times New Roman"/>
+          <w:sz w:val="28"/>
+          <w:szCs w:val="28"/>
+          <w:lang w:val="en-US"/>
+        </w:rPr>
+        <w:t>й кодекс Российской Федерации (часть первая) : [принят 21 октября 1994 года] : (ред. от 08.08.2024). – Москва, 1994.</w:t>
+      </w:r>
+    </w:p>
+    <w:p>
+      <w:pPr>
+        <w:spacing w:line="360" w:lineRule="auto"/>
+        <w:jc w:val="both"/>
+        <w:rPr>
+          <w:rFonts w:hint="default" w:ascii="Times New Roman" w:hAnsi="Times New Roman" w:cs="Times New Roman"/>
+          <w:sz w:val="28"/>
+          <w:szCs w:val="28"/>
+          <w:lang w:val="en-US"/>
+        </w:rPr>
+      </w:pPr>
+      <w:r>
+        <w:rPr>
+          <w:rFonts w:hint="default" w:ascii="Times New Roman" w:hAnsi="Times New Roman" w:cs="Times New Roman"/>
+          <w:sz w:val="28"/>
+          <w:szCs w:val="28"/>
+          <w:lang w:val="en-US"/>
+        </w:rPr>
+        <w:t>4.  Российская Федерация. Кодексы. Уголовный кодекс Российской Федерации : [принят 13 июня 1996 года] : (ред. от 28.06.2025). – Москва, 1996.</w:t>
+      </w:r>
+    </w:p>
+    <w:p>
+      <w:pPr>
+        <w:spacing w:line="360" w:lineRule="auto"/>
+        <w:jc w:val="both"/>
+        <w:rPr>
+          <w:rFonts w:hint="default" w:ascii="Times New Roman" w:hAnsi="Times New Roman" w:cs="Times New Roman"/>
+          <w:sz w:val="28"/>
+          <w:szCs w:val="28"/>
+          <w:lang w:val="en-US"/>
+        </w:rPr>
+      </w:pPr>
+      <w:r>
+        <w:rPr>
+          <w:rFonts w:hint="default" w:ascii="Times New Roman" w:hAnsi="Times New Roman" w:cs="Times New Roman"/>
+          <w:sz w:val="28"/>
+          <w:szCs w:val="28"/>
+          <w:lang w:val="en-US"/>
+        </w:rPr>
+        <w:t>5.  Российская Федерация. Кодексы. Кодекс Российской Федерации об административных правонарушениях : [принят 30 декабря 2001 года] : (ред. от 01.07.2025). – Москва, 2001.</w:t>
       </w:r>
     </w:p>
     <w:p>
@@ -2110,6 +5705,38 @@
 <file path=word/numbering.xml><?xml version="1.0" encoding="utf-8"?>
 <w:numbering xmlns:wpc="http://schemas.microsoft.com/office/word/2010/wordprocessingCanvas" xmlns:mc="http://schemas.openxmlformats.org/markup-compatibility/2006" xmlns:o="urn:schemas-microsoft-com:office:office" xmlns:r="http://schemas.openxmlformats.org/officeDocument/2006/relationships" xmlns:m="http://schemas.openxmlformats.org/officeDocument/2006/math" xmlns:v="urn:schemas-microsoft-com:vml" xmlns:wp14="http://schemas.microsoft.com/office/word/2010/wordprocessingDrawing" xmlns:wp="http://schemas.openxmlformats.org/drawingml/2006/wordprocessingDrawing" xmlns:w10="urn:schemas-microsoft-com:office:word" xmlns:w="http://schemas.openxmlformats.org/wordprocessingml/2006/main" xmlns:w14="http://schemas.microsoft.com/office/word/2010/wordml" xmlns:wpg="http://schemas.microsoft.com/office/word/2010/wordprocessingGroup" xmlns:wpi="http://schemas.microsoft.com/office/word/2010/wordprocessingInk" xmlns:wne="http://schemas.microsoft.com/office/word/2006/wordml" xmlns:wps="http://schemas.microsoft.com/office/word/2010/wordprocessingShape" xmlns:wpsCustomData="http://www.wps.cn/officeDocument/2013/wpsCustomData" mc:Ignorable="w14 wp14">
   <w:abstractNum w:abstractNumId="0">
+    <w:nsid w:val="B8CE35FE"/>
+    <w:multiLevelType w:val="singleLevel"/>
+    <w:tmpl w:val="B8CE35FE"/>
+    <w:lvl w:ilvl="0" w:tentative="0">
+      <w:start w:val="1"/>
+      <w:numFmt w:val="decimal"/>
+      <w:suff w:val="space"/>
+      <w:lvlText w:val="%1."/>
+      <w:lvlJc w:val="left"/>
+    </w:lvl>
+  </w:abstractNum>
+  <w:abstractNum w:abstractNumId="1">
+    <w:nsid w:val="DF678B09"/>
+    <w:multiLevelType w:val="singleLevel"/>
+    <w:tmpl w:val="DF678B09"/>
+    <w:lvl w:ilvl="0" w:tentative="0">
+      <w:start w:val="1"/>
+      <w:numFmt w:val="decimal"/>
+      <w:lvlText w:val="%1."/>
+      <w:lvlJc w:val="left"/>
+      <w:pPr>
+        <w:tabs>
+          <w:tab w:val="left" w:pos="425"/>
+        </w:tabs>
+        <w:ind w:left="425" w:leftChars="0" w:hanging="425" w:firstLineChars="0"/>
+      </w:pPr>
+      <w:rPr>
+        <w:rFonts w:hint="default"/>
+      </w:rPr>
+    </w:lvl>
+  </w:abstractNum>
+  <w:abstractNum w:abstractNumId="2">
     <w:nsid w:val="FFFFFF7C"/>
     <w:multiLevelType w:val="singleLevel"/>
     <w:tmpl w:val="FFFFFF7C"/>
@@ -2127,7 +5754,7 @@
       </w:pPr>
     </w:lvl>
   </w:abstractNum>
-  <w:abstractNum w:abstractNumId="1">
+  <w:abstractNum w:abstractNumId="3">
     <w:nsid w:val="FFFFFF7D"/>
     <w:multiLevelType w:val="singleLevel"/>
     <w:tmpl w:val="FFFFFF7D"/>
@@ -2145,7 +5772,7 @@
       </w:pPr>
     </w:lvl>
   </w:abstractNum>
-  <w:abstractNum w:abstractNumId="2">
+  <w:abstractNum w:abstractNumId="4">
     <w:nsid w:val="FFFFFF7E"/>
     <w:multiLevelType w:val="singleLevel"/>
     <w:tmpl w:val="FFFFFF7E"/>
@@ -2163,7 +5790,7 @@
       </w:pPr>
     </w:lvl>
   </w:abstractNum>
-  <w:abstractNum w:abstractNumId="3">
+  <w:abstractNum w:abstractNumId="5">
     <w:nsid w:val="FFFFFF7F"/>
     <w:multiLevelType w:val="singleLevel"/>
     <w:tmpl w:val="FFFFFF7F"/>
@@ -2181,7 +5808,7 @@
       </w:pPr>
     </w:lvl>
   </w:abstractNum>
-  <w:abstractNum w:abstractNumId="4">
+  <w:abstractNum w:abstractNumId="6">
     <w:nsid w:val="FFFFFF80"/>
     <w:multiLevelType w:val="singleLevel"/>
     <w:tmpl w:val="FFFFFF80"/>
@@ -2202,7 +5829,7 @@
       </w:rPr>
     </w:lvl>
   </w:abstractNum>
-  <w:abstractNum w:abstractNumId="5">
+  <w:abstractNum w:abstractNumId="7">
     <w:nsid w:val="FFFFFF81"/>
     <w:multiLevelType w:val="singleLevel"/>
     <w:tmpl w:val="FFFFFF81"/>
@@ -2223,7 +5850,7 @@
       </w:rPr>
     </w:lvl>
   </w:abstractNum>
-  <w:abstractNum w:abstractNumId="6">
+  <w:abstractNum w:abstractNumId="8">
     <w:nsid w:val="FFFFFF82"/>
     <w:multiLevelType w:val="singleLevel"/>
     <w:tmpl w:val="FFFFFF82"/>
@@ -2244,7 +5871,7 @@
       </w:rPr>
     </w:lvl>
   </w:abstractNum>
-  <w:abstractNum w:abstractNumId="7">
+  <w:abstractNum w:abstractNumId="9">
     <w:nsid w:val="FFFFFF83"/>
     <w:multiLevelType w:val="singleLevel"/>
     <w:tmpl w:val="FFFFFF83"/>
@@ -2265,7 +5892,7 @@
       </w:rPr>
     </w:lvl>
   </w:abstractNum>
-  <w:abstractNum w:abstractNumId="8">
+  <w:abstractNum w:abstractNumId="10">
     <w:nsid w:val="FFFFFF88"/>
     <w:multiLevelType w:val="singleLevel"/>
     <w:tmpl w:val="FFFFFF88"/>
@@ -2283,7 +5910,7 @@
       </w:pPr>
     </w:lvl>
   </w:abstractNum>
-  <w:abstractNum w:abstractNumId="9">
+  <w:abstractNum w:abstractNumId="11">
     <w:nsid w:val="FFFFFF89"/>
     <w:multiLevelType w:val="singleLevel"/>
     <w:tmpl w:val="FFFFFF89"/>
@@ -2305,34 +5932,40 @@
     </w:lvl>
   </w:abstractNum>
   <w:num w:numId="1">
-    <w:abstractNumId w:val="0"/>
+    <w:abstractNumId w:val="2"/>
   </w:num>
   <w:num w:numId="2">
-    <w:abstractNumId w:val="2"/>
+    <w:abstractNumId w:val="4"/>
   </w:num>
   <w:num w:numId="3">
+    <w:abstractNumId w:val="3"/>
+  </w:num>
+  <w:num w:numId="4">
+    <w:abstractNumId w:val="6"/>
+  </w:num>
+  <w:num w:numId="5">
+    <w:abstractNumId w:val="7"/>
+  </w:num>
+  <w:num w:numId="6">
+    <w:abstractNumId w:val="11"/>
+  </w:num>
+  <w:num w:numId="7">
+    <w:abstractNumId w:val="9"/>
+  </w:num>
+  <w:num w:numId="8">
+    <w:abstractNumId w:val="8"/>
+  </w:num>
+  <w:num w:numId="9">
+    <w:abstractNumId w:val="10"/>
+  </w:num>
+  <w:num w:numId="10">
+    <w:abstractNumId w:val="5"/>
+  </w:num>
+  <w:num w:numId="11">
     <w:abstractNumId w:val="1"/>
   </w:num>
-  <w:num w:numId="4">
-    <w:abstractNumId w:val="4"/>
-  </w:num>
-  <w:num w:numId="5">
-    <w:abstractNumId w:val="5"/>
-  </w:num>
-  <w:num w:numId="6">
-    <w:abstractNumId w:val="9"/>
-  </w:num>
-  <w:num w:numId="7">
-    <w:abstractNumId w:val="7"/>
-  </w:num>
-  <w:num w:numId="8">
-    <w:abstractNumId w:val="6"/>
-  </w:num>
-  <w:num w:numId="9">
-    <w:abstractNumId w:val="8"/>
-  </w:num>
-  <w:num w:numId="10">
-    <w:abstractNumId w:val="3"/>
+  <w:num w:numId="12">
+    <w:abstractNumId w:val="0"/>
   </w:num>
 </w:numbering>
 </file>
@@ -2359,68 +5992,68 @@
     <w:lsdException w:qFormat="1" w:uiPriority="0" w:name="heading 8"/>
     <w:lsdException w:qFormat="1" w:uiPriority="0" w:name="heading 9"/>
     <w:lsdException w:unhideWhenUsed="0" w:uiPriority="0" w:semiHidden="0" w:name="index 1"/>
-    <w:lsdException w:unhideWhenUsed="0" w:uiPriority="0" w:semiHidden="0" w:name="index 2"/>
+    <w:lsdException w:qFormat="1" w:unhideWhenUsed="0" w:uiPriority="0" w:semiHidden="0" w:name="index 2"/>
     <w:lsdException w:qFormat="1" w:unhideWhenUsed="0" w:uiPriority="0" w:semiHidden="0" w:name="index 3"/>
     <w:lsdException w:unhideWhenUsed="0" w:uiPriority="0" w:semiHidden="0" w:name="index 4"/>
     <w:lsdException w:qFormat="1" w:unhideWhenUsed="0" w:uiPriority="0" w:semiHidden="0" w:name="index 5"/>
-    <w:lsdException w:unhideWhenUsed="0" w:uiPriority="0" w:semiHidden="0" w:name="index 6"/>
+    <w:lsdException w:qFormat="1" w:unhideWhenUsed="0" w:uiPriority="0" w:semiHidden="0" w:name="index 6"/>
     <w:lsdException w:unhideWhenUsed="0" w:uiPriority="0" w:semiHidden="0" w:name="index 7"/>
-    <w:lsdException w:unhideWhenUsed="0" w:uiPriority="0" w:semiHidden="0" w:name="index 8"/>
-    <w:lsdException w:unhideWhenUsed="0" w:uiPriority="0" w:semiHidden="0" w:name="index 9"/>
-    <w:lsdException w:unhideWhenUsed="0" w:uiPriority="0" w:semiHidden="0" w:name="toc 1"/>
+    <w:lsdException w:qFormat="1" w:unhideWhenUsed="0" w:uiPriority="0" w:semiHidden="0" w:name="index 8"/>
+    <w:lsdException w:qFormat="1" w:unhideWhenUsed="0" w:uiPriority="0" w:semiHidden="0" w:name="index 9"/>
+    <w:lsdException w:qFormat="1" w:unhideWhenUsed="0" w:uiPriority="0" w:semiHidden="0" w:name="toc 1"/>
     <w:lsdException w:qFormat="1" w:unhideWhenUsed="0" w:uiPriority="0" w:semiHidden="0" w:name="toc 2"/>
     <w:lsdException w:unhideWhenUsed="0" w:uiPriority="0" w:semiHidden="0" w:name="toc 3"/>
     <w:lsdException w:qFormat="1" w:unhideWhenUsed="0" w:uiPriority="0" w:semiHidden="0" w:name="toc 4"/>
     <w:lsdException w:unhideWhenUsed="0" w:uiPriority="0" w:semiHidden="0" w:name="toc 5"/>
-    <w:lsdException w:unhideWhenUsed="0" w:uiPriority="0" w:semiHidden="0" w:name="toc 6"/>
-    <w:lsdException w:unhideWhenUsed="0" w:uiPriority="0" w:semiHidden="0" w:name="toc 7"/>
-    <w:lsdException w:unhideWhenUsed="0" w:uiPriority="0" w:semiHidden="0" w:name="toc 8"/>
-    <w:lsdException w:unhideWhenUsed="0" w:uiPriority="0" w:semiHidden="0" w:name="toc 9"/>
+    <w:lsdException w:qFormat="1" w:unhideWhenUsed="0" w:uiPriority="0" w:semiHidden="0" w:name="toc 6"/>
+    <w:lsdException w:qFormat="1" w:unhideWhenUsed="0" w:uiPriority="0" w:semiHidden="0" w:name="toc 7"/>
+    <w:lsdException w:qFormat="1" w:unhideWhenUsed="0" w:uiPriority="0" w:semiHidden="0" w:name="toc 8"/>
+    <w:lsdException w:qFormat="1" w:unhideWhenUsed="0" w:uiPriority="0" w:semiHidden="0" w:name="toc 9"/>
     <w:lsdException w:qFormat="1" w:unhideWhenUsed="0" w:uiPriority="0" w:semiHidden="0" w:name="Normal Indent"/>
-    <w:lsdException w:unhideWhenUsed="0" w:uiPriority="0" w:semiHidden="0" w:name="footnote text"/>
-    <w:lsdException w:unhideWhenUsed="0" w:uiPriority="0" w:semiHidden="0" w:name="annotation text"/>
-    <w:lsdException w:unhideWhenUsed="0" w:uiPriority="0" w:semiHidden="0" w:name="header"/>
+    <w:lsdException w:qFormat="1" w:unhideWhenUsed="0" w:uiPriority="0" w:semiHidden="0" w:name="footnote text"/>
+    <w:lsdException w:qFormat="1" w:unhideWhenUsed="0" w:uiPriority="0" w:semiHidden="0" w:name="annotation text"/>
+    <w:lsdException w:qFormat="1" w:unhideWhenUsed="0" w:uiPriority="0" w:semiHidden="0" w:name="header"/>
     <w:lsdException w:unhideWhenUsed="0" w:uiPriority="0" w:semiHidden="0" w:name="footer"/>
-    <w:lsdException w:unhideWhenUsed="0" w:uiPriority="0" w:semiHidden="0" w:name="index heading"/>
+    <w:lsdException w:qFormat="1" w:unhideWhenUsed="0" w:uiPriority="0" w:semiHidden="0" w:name="index heading"/>
     <w:lsdException w:qFormat="1" w:uiPriority="0" w:name="caption"/>
-    <w:lsdException w:unhideWhenUsed="0" w:uiPriority="0" w:semiHidden="0" w:name="table of figures"/>
-    <w:lsdException w:unhideWhenUsed="0" w:uiPriority="0" w:semiHidden="0" w:name="envelope address"/>
+    <w:lsdException w:qFormat="1" w:unhideWhenUsed="0" w:uiPriority="0" w:semiHidden="0" w:name="table of figures"/>
+    <w:lsdException w:qFormat="1" w:unhideWhenUsed="0" w:uiPriority="0" w:semiHidden="0" w:name="envelope address"/>
     <w:lsdException w:qFormat="1" w:unhideWhenUsed="0" w:uiPriority="0" w:semiHidden="0" w:name="envelope return"/>
     <w:lsdException w:qFormat="1" w:unhideWhenUsed="0" w:uiPriority="0" w:semiHidden="0" w:name="footnote reference"/>
     <w:lsdException w:qFormat="1" w:unhideWhenUsed="0" w:uiPriority="0" w:semiHidden="0" w:name="annotation reference"/>
     <w:lsdException w:qFormat="1" w:unhideWhenUsed="0" w:uiPriority="0" w:semiHidden="0" w:name="line number"/>
     <w:lsdException w:qFormat="1" w:unhideWhenUsed="0" w:uiPriority="0" w:semiHidden="0" w:name="page number"/>
     <w:lsdException w:qFormat="1" w:unhideWhenUsed="0" w:uiPriority="0" w:semiHidden="0" w:name="endnote reference"/>
-    <w:lsdException w:unhideWhenUsed="0" w:uiPriority="0" w:semiHidden="0" w:name="endnote text"/>
-    <w:lsdException w:unhideWhenUsed="0" w:uiPriority="0" w:semiHidden="0" w:name="table of authorities"/>
-    <w:lsdException w:unhideWhenUsed="0" w:uiPriority="0" w:semiHidden="0" w:name="macro"/>
-    <w:lsdException w:unhideWhenUsed="0" w:uiPriority="0" w:semiHidden="0" w:name="toa heading"/>
-    <w:lsdException w:unhideWhenUsed="0" w:uiPriority="0" w:semiHidden="0" w:name="List"/>
+    <w:lsdException w:qFormat="1" w:unhideWhenUsed="0" w:uiPriority="0" w:semiHidden="0" w:name="endnote text"/>
+    <w:lsdException w:qFormat="1" w:unhideWhenUsed="0" w:uiPriority="0" w:semiHidden="0" w:name="table of authorities"/>
+    <w:lsdException w:qFormat="1" w:unhideWhenUsed="0" w:uiPriority="0" w:semiHidden="0" w:name="macro"/>
+    <w:lsdException w:qFormat="1" w:unhideWhenUsed="0" w:uiPriority="0" w:semiHidden="0" w:name="toa heading"/>
+    <w:lsdException w:qFormat="1" w:unhideWhenUsed="0" w:uiPriority="0" w:semiHidden="0" w:name="List"/>
     <w:lsdException w:qFormat="1" w:unhideWhenUsed="0" w:uiPriority="0" w:semiHidden="0" w:name="List Bullet"/>
     <w:lsdException w:qFormat="1" w:unhideWhenUsed="0" w:uiPriority="0" w:semiHidden="0" w:name="List Number"/>
-    <w:lsdException w:unhideWhenUsed="0" w:uiPriority="0" w:semiHidden="0" w:name="List 2"/>
+    <w:lsdException w:qFormat="1" w:unhideWhenUsed="0" w:uiPriority="0" w:semiHidden="0" w:name="List 2"/>
     <w:lsdException w:qFormat="1" w:unhideWhenUsed="0" w:uiPriority="0" w:semiHidden="0" w:name="List 3"/>
     <w:lsdException w:qFormat="1" w:unhideWhenUsed="0" w:uiPriority="0" w:semiHidden="0" w:name="List 4"/>
-    <w:lsdException w:unhideWhenUsed="0" w:uiPriority="0" w:semiHidden="0" w:name="List 5"/>
+    <w:lsdException w:qFormat="1" w:unhideWhenUsed="0" w:uiPriority="0" w:semiHidden="0" w:name="List 5"/>
     <w:lsdException w:unhideWhenUsed="0" w:uiPriority="0" w:semiHidden="0" w:name="List Bullet 2"/>
     <w:lsdException w:unhideWhenUsed="0" w:uiPriority="0" w:semiHidden="0" w:name="List Bullet 3"/>
     <w:lsdException w:unhideWhenUsed="0" w:uiPriority="0" w:semiHidden="0" w:name="List Bullet 4"/>
-    <w:lsdException w:unhideWhenUsed="0" w:uiPriority="0" w:semiHidden="0" w:name="List Bullet 5"/>
+    <w:lsdException w:qFormat="1" w:unhideWhenUsed="0" w:uiPriority="0" w:semiHidden="0" w:name="List Bullet 5"/>
     <w:lsdException w:unhideWhenUsed="0" w:uiPriority="0" w:semiHidden="0" w:name="List Number 2"/>
-    <w:lsdException w:unhideWhenUsed="0" w:uiPriority="0" w:semiHidden="0" w:name="List Number 3"/>
-    <w:lsdException w:unhideWhenUsed="0" w:uiPriority="0" w:semiHidden="0" w:name="List Number 4"/>
-    <w:lsdException w:unhideWhenUsed="0" w:uiPriority="0" w:semiHidden="0" w:name="List Number 5"/>
+    <w:lsdException w:qFormat="1" w:unhideWhenUsed="0" w:uiPriority="0" w:semiHidden="0" w:name="List Number 3"/>
+    <w:lsdException w:qFormat="1" w:unhideWhenUsed="0" w:uiPriority="0" w:semiHidden="0" w:name="List Number 4"/>
+    <w:lsdException w:qFormat="1" w:unhideWhenUsed="0" w:uiPriority="0" w:semiHidden="0" w:name="List Number 5"/>
     <w:lsdException w:qFormat="1" w:unhideWhenUsed="0" w:uiPriority="0" w:semiHidden="0" w:name="Title"/>
     <w:lsdException w:qFormat="1" w:unhideWhenUsed="0" w:uiPriority="0" w:semiHidden="0" w:name="Closing"/>
     <w:lsdException w:unhideWhenUsed="0" w:uiPriority="0" w:semiHidden="0" w:name="Signature"/>
     <w:lsdException w:qFormat="1" w:unhideWhenUsed="0" w:uiPriority="0" w:name="Default Paragraph Font"/>
-    <w:lsdException w:unhideWhenUsed="0" w:uiPriority="0" w:semiHidden="0" w:name="Body Text"/>
+    <w:lsdException w:qFormat="1" w:unhideWhenUsed="0" w:uiPriority="0" w:semiHidden="0" w:name="Body Text"/>
     <w:lsdException w:unhideWhenUsed="0" w:uiPriority="0" w:semiHidden="0" w:name="Body Text Indent"/>
-    <w:lsdException w:unhideWhenUsed="0" w:uiPriority="0" w:semiHidden="0" w:name="List Continue"/>
+    <w:lsdException w:qFormat="1" w:unhideWhenUsed="0" w:uiPriority="0" w:semiHidden="0" w:name="List Continue"/>
     <w:lsdException w:unhideWhenUsed="0" w:uiPriority="0" w:semiHidden="0" w:name="List Continue 2"/>
-    <w:lsdException w:unhideWhenUsed="0" w:uiPriority="0" w:semiHidden="0" w:name="List Continue 3"/>
-    <w:lsdException w:unhideWhenUsed="0" w:uiPriority="0" w:semiHidden="0" w:name="List Continue 4"/>
-    <w:lsdException w:unhideWhenUsed="0" w:uiPriority="0" w:semiHidden="0" w:name="List Continue 5"/>
+    <w:lsdException w:qFormat="1" w:unhideWhenUsed="0" w:uiPriority="0" w:semiHidden="0" w:name="List Continue 3"/>
+    <w:lsdException w:qFormat="1" w:unhideWhenUsed="0" w:uiPriority="0" w:semiHidden="0" w:name="List Continue 4"/>
+    <w:lsdException w:qFormat="1" w:unhideWhenUsed="0" w:uiPriority="0" w:semiHidden="0" w:name="List Continue 5"/>
     <w:lsdException w:qFormat="1" w:unhideWhenUsed="0" w:uiPriority="0" w:semiHidden="0" w:name="Message Header"/>
     <w:lsdException w:qFormat="1" w:unhideWhenUsed="0" w:uiPriority="0" w:semiHidden="0" w:name="Subtitle"/>
     <w:lsdException w:unhideWhenUsed="0" w:uiPriority="0" w:semiHidden="0" w:name="Salutation"/>
@@ -2428,7 +6061,7 @@
     <w:lsdException w:unhideWhenUsed="0" w:uiPriority="0" w:semiHidden="0" w:name="Body Text First Indent"/>
     <w:lsdException w:unhideWhenUsed="0" w:uiPriority="0" w:semiHidden="0" w:name="Body Text First Indent 2"/>
     <w:lsdException w:unhideWhenUsed="0" w:uiPriority="0" w:semiHidden="0" w:name="Note Heading"/>
-    <w:lsdException w:unhideWhenUsed="0" w:uiPriority="0" w:semiHidden="0" w:name="Body Text 2"/>
+    <w:lsdException w:qFormat="1" w:unhideWhenUsed="0" w:uiPriority="0" w:semiHidden="0" w:name="Body Text 2"/>
     <w:lsdException w:unhideWhenUsed="0" w:uiPriority="0" w:semiHidden="0" w:name="Body Text 3"/>
     <w:lsdException w:unhideWhenUsed="0" w:uiPriority="0" w:semiHidden="0" w:name="Body Text Indent 2"/>
     <w:lsdException w:unhideWhenUsed="0" w:uiPriority="0" w:semiHidden="0" w:name="Body Text Indent 3"/>
@@ -2437,43 +6070,43 @@
     <w:lsdException w:qFormat="1" w:unhideWhenUsed="0" w:uiPriority="0" w:semiHidden="0" w:name="FollowedHyperlink"/>
     <w:lsdException w:qFormat="1" w:unhideWhenUsed="0" w:uiPriority="0" w:semiHidden="0" w:name="Strong"/>
     <w:lsdException w:qFormat="1" w:unhideWhenUsed="0" w:uiPriority="0" w:semiHidden="0" w:name="Emphasis"/>
-    <w:lsdException w:unhideWhenUsed="0" w:uiPriority="0" w:semiHidden="0" w:name="Document Map"/>
-    <w:lsdException w:unhideWhenUsed="0" w:uiPriority="0" w:semiHidden="0" w:name="Plain Text"/>
-    <w:lsdException w:unhideWhenUsed="0" w:uiPriority="0" w:semiHidden="0" w:name="E-mail Signature"/>
+    <w:lsdException w:qFormat="1" w:unhideWhenUsed="0" w:uiPriority="0" w:semiHidden="0" w:name="Document Map"/>
+    <w:lsdException w:qFormat="1" w:unhideWhenUsed="0" w:uiPriority="0" w:semiHidden="0" w:name="Plain Text"/>
+    <w:lsdException w:qFormat="1" w:unhideWhenUsed="0" w:uiPriority="0" w:semiHidden="0" w:name="E-mail Signature"/>
     <w:lsdException w:qFormat="1" w:unhideWhenUsed="0" w:uiPriority="0" w:semiHidden="0" w:name="Normal (Web)"/>
-    <w:lsdException w:unhideWhenUsed="0" w:uiPriority="0" w:semiHidden="0" w:name="HTML Acronym"/>
+    <w:lsdException w:qFormat="1" w:unhideWhenUsed="0" w:uiPriority="0" w:semiHidden="0" w:name="HTML Acronym"/>
     <w:lsdException w:unhideWhenUsed="0" w:uiPriority="0" w:semiHidden="0" w:name="HTML Address"/>
-    <w:lsdException w:unhideWhenUsed="0" w:uiPriority="0" w:semiHidden="0" w:name="HTML Cite"/>
-    <w:lsdException w:unhideWhenUsed="0" w:uiPriority="0" w:semiHidden="0" w:name="HTML Code"/>
-    <w:lsdException w:unhideWhenUsed="0" w:uiPriority="0" w:semiHidden="0" w:name="HTML Definition"/>
+    <w:lsdException w:qFormat="1" w:unhideWhenUsed="0" w:uiPriority="0" w:semiHidden="0" w:name="HTML Cite"/>
+    <w:lsdException w:qFormat="1" w:unhideWhenUsed="0" w:uiPriority="0" w:semiHidden="0" w:name="HTML Code"/>
+    <w:lsdException w:qFormat="1" w:unhideWhenUsed="0" w:uiPriority="0" w:semiHidden="0" w:name="HTML Definition"/>
     <w:lsdException w:qFormat="1" w:unhideWhenUsed="0" w:uiPriority="0" w:semiHidden="0" w:name="HTML Keyboard"/>
-    <w:lsdException w:unhideWhenUsed="0" w:uiPriority="0" w:semiHidden="0" w:name="HTML Preformatted"/>
+    <w:lsdException w:qFormat="1" w:unhideWhenUsed="0" w:uiPriority="0" w:semiHidden="0" w:name="HTML Preformatted"/>
     <w:lsdException w:qFormat="1" w:unhideWhenUsed="0" w:uiPriority="0" w:semiHidden="0" w:name="HTML Sample"/>
-    <w:lsdException w:unhideWhenUsed="0" w:uiPriority="0" w:semiHidden="0" w:name="HTML Typewriter"/>
+    <w:lsdException w:qFormat="1" w:unhideWhenUsed="0" w:uiPriority="0" w:semiHidden="0" w:name="HTML Typewriter"/>
     <w:lsdException w:qFormat="1" w:unhideWhenUsed="0" w:uiPriority="0" w:semiHidden="0" w:name="HTML Variable"/>
     <w:lsdException w:qFormat="1" w:unhideWhenUsed="0" w:uiPriority="0" w:name="Normal Table"/>
     <w:lsdException w:unhideWhenUsed="0" w:uiPriority="0" w:semiHidden="0" w:name="annotation subject"/>
-    <w:lsdException w:unhideWhenUsed="0" w:uiPriority="0" w:semiHidden="0" w:name="Table Simple 1"/>
+    <w:lsdException w:qFormat="1" w:unhideWhenUsed="0" w:uiPriority="0" w:semiHidden="0" w:name="Table Simple 1"/>
     <w:lsdException w:qFormat="1" w:unhideWhenUsed="0" w:uiPriority="0" w:semiHidden="0" w:name="Table Simple 2"/>
     <w:lsdException w:qFormat="1" w:unhideWhenUsed="0" w:uiPriority="0" w:semiHidden="0" w:name="Table Simple 3"/>
-    <w:lsdException w:unhideWhenUsed="0" w:uiPriority="0" w:semiHidden="0" w:name="Table Classic 1"/>
+    <w:lsdException w:qFormat="1" w:unhideWhenUsed="0" w:uiPriority="0" w:semiHidden="0" w:name="Table Classic 1"/>
     <w:lsdException w:qFormat="1" w:unhideWhenUsed="0" w:uiPriority="0" w:semiHidden="0" w:name="Table Classic 2"/>
     <w:lsdException w:qFormat="1" w:unhideWhenUsed="0" w:uiPriority="0" w:semiHidden="0" w:name="Table Classic 3"/>
     <w:lsdException w:qFormat="1" w:unhideWhenUsed="0" w:uiPriority="0" w:semiHidden="0" w:name="Table Classic 4"/>
     <w:lsdException w:qFormat="1" w:unhideWhenUsed="0" w:uiPriority="0" w:semiHidden="0" w:name="Table Colorful 1"/>
-    <w:lsdException w:unhideWhenUsed="0" w:uiPriority="0" w:semiHidden="0" w:name="Table Colorful 2"/>
-    <w:lsdException w:unhideWhenUsed="0" w:uiPriority="0" w:semiHidden="0" w:name="Table Colorful 3"/>
+    <w:lsdException w:qFormat="1" w:unhideWhenUsed="0" w:uiPriority="0" w:semiHidden="0" w:name="Table Colorful 2"/>
+    <w:lsdException w:qFormat="1" w:unhideWhenUsed="0" w:uiPriority="0" w:semiHidden="0" w:name="Table Colorful 3"/>
     <w:lsdException w:qFormat="1" w:unhideWhenUsed="0" w:uiPriority="0" w:semiHidden="0" w:name="Table Columns 1"/>
     <w:lsdException w:qFormat="1" w:unhideWhenUsed="0" w:uiPriority="0" w:semiHidden="0" w:name="Table Columns 2"/>
     <w:lsdException w:qFormat="1" w:unhideWhenUsed="0" w:uiPriority="0" w:semiHidden="0" w:name="Table Columns 3"/>
     <w:lsdException w:unhideWhenUsed="0" w:uiPriority="0" w:semiHidden="0" w:name="Table Columns 4"/>
-    <w:lsdException w:unhideWhenUsed="0" w:uiPriority="0" w:semiHidden="0" w:name="Table Columns 5"/>
-    <w:lsdException w:unhideWhenUsed="0" w:uiPriority="0" w:semiHidden="0" w:name="Table Grid 1"/>
+    <w:lsdException w:qFormat="1" w:unhideWhenUsed="0" w:uiPriority="0" w:semiHidden="0" w:name="Table Columns 5"/>
+    <w:lsdException w:qFormat="1" w:unhideWhenUsed="0" w:uiPriority="0" w:semiHidden="0" w:name="Table Grid 1"/>
     <w:lsdException w:unhideWhenUsed="0" w:uiPriority="0" w:semiHidden="0" w:name="Table Grid 2"/>
     <w:lsdException w:qFormat="1" w:unhideWhenUsed="0" w:uiPriority="0" w:semiHidden="0" w:name="Table Grid 3"/>
     <w:lsdException w:qFormat="1" w:unhideWhenUsed="0" w:uiPriority="0" w:semiHidden="0" w:name="Table Grid 4"/>
-    <w:lsdException w:unhideWhenUsed="0" w:uiPriority="0" w:semiHidden="0" w:name="Table Grid 5"/>
-    <w:lsdException w:unhideWhenUsed="0" w:uiPriority="0" w:semiHidden="0" w:name="Table Grid 6"/>
+    <w:lsdException w:qFormat="1" w:unhideWhenUsed="0" w:uiPriority="0" w:semiHidden="0" w:name="Table Grid 5"/>
+    <w:lsdException w:qFormat="1" w:unhideWhenUsed="0" w:uiPriority="0" w:semiHidden="0" w:name="Table Grid 6"/>
     <w:lsdException w:unhideWhenUsed="0" w:uiPriority="0" w:semiHidden="0" w:name="Table Grid 7"/>
     <w:lsdException w:qFormat="1" w:unhideWhenUsed="0" w:uiPriority="0" w:semiHidden="0" w:name="Table Grid 8"/>
     <w:lsdException w:qFormat="1" w:unhideWhenUsed="0" w:uiPriority="0" w:semiHidden="0" w:name="Table List 1"/>
@@ -2483,7 +6116,7 @@
     <w:lsdException w:qFormat="1" w:unhideWhenUsed="0" w:uiPriority="0" w:semiHidden="0" w:name="Table List 5"/>
     <w:lsdException w:qFormat="1" w:unhideWhenUsed="0" w:uiPriority="0" w:semiHidden="0" w:name="Table List 6"/>
     <w:lsdException w:qFormat="1" w:unhideWhenUsed="0" w:uiPriority="0" w:semiHidden="0" w:name="Table List 7"/>
-    <w:lsdException w:unhideWhenUsed="0" w:uiPriority="0" w:semiHidden="0" w:name="Table List 8"/>
+    <w:lsdException w:qFormat="1" w:unhideWhenUsed="0" w:uiPriority="0" w:semiHidden="0" w:name="Table List 8"/>
     <w:lsdException w:qFormat="1" w:unhideWhenUsed="0" w:uiPriority="0" w:semiHidden="0" w:name="Table 3D effects 1"/>
     <w:lsdException w:qFormat="1" w:unhideWhenUsed="0" w:uiPriority="0" w:semiHidden="0" w:name="Table 3D effects 2"/>
     <w:lsdException w:qFormat="1" w:unhideWhenUsed="0" w:uiPriority="0" w:semiHidden="0" w:name="Table 3D effects 3"/>
@@ -2492,12 +6125,12 @@
     <w:lsdException w:qFormat="1" w:unhideWhenUsed="0" w:uiPriority="0" w:semiHidden="0" w:name="Table Professional"/>
     <w:lsdException w:qFormat="1" w:unhideWhenUsed="0" w:uiPriority="0" w:semiHidden="0" w:name="Table Subtle 1"/>
     <w:lsdException w:unhideWhenUsed="0" w:uiPriority="0" w:semiHidden="0" w:name="Table Subtle 2"/>
-    <w:lsdException w:unhideWhenUsed="0" w:uiPriority="0" w:semiHidden="0" w:name="Table Web 1"/>
+    <w:lsdException w:qFormat="1" w:unhideWhenUsed="0" w:uiPriority="0" w:semiHidden="0" w:name="Table Web 1"/>
     <w:lsdException w:unhideWhenUsed="0" w:uiPriority="0" w:semiHidden="0" w:name="Table Web 2"/>
-    <w:lsdException w:unhideWhenUsed="0" w:uiPriority="0" w:semiHidden="0" w:name="Table Web 3"/>
-    <w:lsdException w:unhideWhenUsed="0" w:uiPriority="0" w:semiHidden="0" w:name="Balloon Text"/>
-    <w:lsdException w:unhideWhenUsed="0" w:uiPriority="0" w:semiHidden="0" w:name="Table Grid"/>
-    <w:lsdException w:unhideWhenUsed="0" w:uiPriority="0" w:semiHidden="0" w:name="Table Theme"/>
+    <w:lsdException w:qFormat="1" w:unhideWhenUsed="0" w:uiPriority="0" w:semiHidden="0" w:name="Table Web 3"/>
+    <w:lsdException w:qFormat="1" w:unhideWhenUsed="0" w:uiPriority="0" w:semiHidden="0" w:name="Balloon Text"/>
+    <w:lsdException w:qFormat="1" w:unhideWhenUsed="0" w:uiPriority="0" w:semiHidden="0" w:name="Table Grid"/>
+    <w:lsdException w:qFormat="1" w:unhideWhenUsed="0" w:uiPriority="0" w:semiHidden="0" w:name="Table Theme"/>
     <w:lsdException w:qFormat="1" w:unhideWhenUsed="0" w:uiPriority="1" w:semiHidden="0" w:name="No Spacing"/>
   </w:latentStyles>
   <w:style w:type="paragraph" w:default="1" w:styleId="1">
@@ -2775,6 +6408,7 @@
   <w:style w:type="character" w:styleId="18">
     <w:name w:val="HTML Acronym"/>
     <w:basedOn w:val="11"/>
+    <w:qFormat/>
     <w:uiPriority w:val="0"/>
   </w:style>
   <w:style w:type="character" w:styleId="19">
@@ -2811,6 +6445,7 @@
   <w:style w:type="character" w:styleId="22">
     <w:name w:val="HTML Code"/>
     <w:basedOn w:val="11"/>
+    <w:qFormat/>
     <w:uiPriority w:val="0"/>
     <w:rPr>
       <w:rFonts w:ascii="Courier New" w:hAnsi="Courier New" w:cs="Courier New"/>
@@ -2833,6 +6468,7 @@
   <w:style w:type="character" w:styleId="25">
     <w:name w:val="HTML Definition"/>
     <w:basedOn w:val="11"/>
+    <w:qFormat/>
     <w:uiPriority w:val="0"/>
     <w:rPr>
       <w:i/>
@@ -2852,6 +6488,7 @@
   <w:style w:type="character" w:styleId="27">
     <w:name w:val="HTML Typewriter"/>
     <w:basedOn w:val="11"/>
+    <w:qFormat/>
     <w:uiPriority w:val="0"/>
     <w:rPr>
       <w:rFonts w:ascii="Courier New" w:hAnsi="Courier New" w:cs="Courier New"/>
@@ -2872,6 +6509,7 @@
   <w:style w:type="character" w:styleId="29">
     <w:name w:val="HTML Cite"/>
     <w:basedOn w:val="11"/>
+    <w:qFormat/>
     <w:uiPriority w:val="0"/>
     <w:rPr>
       <w:i/>
@@ -2881,6 +6519,7 @@
   <w:style w:type="paragraph" w:styleId="30">
     <w:name w:val="Balloon Text"/>
     <w:basedOn w:val="1"/>
+    <w:qFormat/>
     <w:uiPriority w:val="0"/>
     <w:rPr>
       <w:sz w:val="16"/>
@@ -2890,6 +6529,7 @@
   <w:style w:type="paragraph" w:styleId="31">
     <w:name w:val="List 5"/>
     <w:basedOn w:val="1"/>
+    <w:qFormat/>
     <w:uiPriority w:val="0"/>
     <w:pPr>
       <w:ind w:left="1800" w:hanging="360"/>
@@ -2898,6 +6538,7 @@
   <w:style w:type="paragraph" w:styleId="32">
     <w:name w:val="List Continue"/>
     <w:basedOn w:val="1"/>
+    <w:qFormat/>
     <w:uiPriority w:val="0"/>
     <w:pPr>
       <w:spacing w:after="120"/>
@@ -2907,6 +6548,7 @@
   <w:style w:type="paragraph" w:styleId="33">
     <w:name w:val="Body Text 2"/>
     <w:basedOn w:val="1"/>
+    <w:qFormat/>
     <w:uiPriority w:val="0"/>
     <w:pPr>
       <w:spacing w:after="120" w:line="480" w:lineRule="auto"/>
@@ -2915,6 +6557,7 @@
   <w:style w:type="paragraph" w:styleId="34">
     <w:name w:val="List Number 5"/>
     <w:basedOn w:val="1"/>
+    <w:qFormat/>
     <w:uiPriority w:val="0"/>
     <w:pPr>
       <w:numPr>
@@ -2954,6 +6597,7 @@
   <w:style w:type="paragraph" w:styleId="38">
     <w:name w:val="Plain Text"/>
     <w:basedOn w:val="1"/>
+    <w:qFormat/>
     <w:uiPriority w:val="0"/>
     <w:rPr>
       <w:rFonts w:ascii="Courier New" w:hAnsi="Courier New" w:cs="Courier New"/>
@@ -2976,6 +6620,7 @@
   <w:style w:type="paragraph" w:styleId="40">
     <w:name w:val="endnote text"/>
     <w:basedOn w:val="1"/>
+    <w:qFormat/>
     <w:uiPriority w:val="0"/>
     <w:pPr>
       <w:snapToGrid w:val="0"/>
@@ -2998,6 +6643,7 @@
   <w:style w:type="paragraph" w:styleId="42">
     <w:name w:val="annotation text"/>
     <w:basedOn w:val="1"/>
+    <w:qFormat/>
     <w:uiPriority w:val="0"/>
     <w:pPr>
       <w:jc w:val="left"/>
@@ -3022,6 +6668,7 @@
   <w:style w:type="paragraph" w:styleId="45">
     <w:name w:val="Document Map"/>
     <w:basedOn w:val="1"/>
+    <w:qFormat/>
     <w:uiPriority w:val="0"/>
     <w:pPr>
       <w:shd w:val="clear" w:color="auto" w:fill="000080"/>
@@ -3030,6 +6677,7 @@
   <w:style w:type="paragraph" w:styleId="46">
     <w:name w:val="footnote text"/>
     <w:basedOn w:val="1"/>
+    <w:qFormat/>
     <w:uiPriority w:val="0"/>
     <w:pPr>
       <w:snapToGrid w:val="0"/>
@@ -3044,6 +6692,7 @@
     <w:name w:val="toc 8"/>
     <w:basedOn w:val="1"/>
     <w:next w:val="1"/>
+    <w:qFormat/>
     <w:uiPriority w:val="0"/>
     <w:pPr>
       <w:ind w:left="2940" w:leftChars="1400"/>
@@ -3053,6 +6702,7 @@
     <w:name w:val="index 2"/>
     <w:basedOn w:val="1"/>
     <w:next w:val="1"/>
+    <w:qFormat/>
     <w:uiPriority w:val="0"/>
     <w:pPr>
       <w:ind w:left="200" w:leftChars="200"/>
@@ -3061,6 +6711,7 @@
   <w:style w:type="paragraph" w:styleId="49">
     <w:name w:val="List Number 3"/>
     <w:basedOn w:val="1"/>
+    <w:qFormat/>
     <w:uiPriority w:val="0"/>
     <w:pPr>
       <w:numPr>
@@ -3119,6 +6770,7 @@
   <w:style w:type="paragraph" w:styleId="55">
     <w:name w:val="header"/>
     <w:basedOn w:val="1"/>
+    <w:qFormat/>
     <w:uiPriority w:val="0"/>
     <w:pPr>
       <w:tabs>
@@ -3131,6 +6783,7 @@
     <w:name w:val="toc 9"/>
     <w:basedOn w:val="1"/>
     <w:next w:val="1"/>
+    <w:qFormat/>
     <w:uiPriority w:val="0"/>
     <w:pPr>
       <w:ind w:left="3360" w:leftChars="1600"/>
@@ -3140,6 +6793,7 @@
     <w:name w:val="toc 7"/>
     <w:basedOn w:val="1"/>
     <w:next w:val="1"/>
+    <w:qFormat/>
     <w:uiPriority w:val="0"/>
     <w:pPr>
       <w:ind w:left="2520" w:leftChars="1200"/>
@@ -3149,6 +6803,7 @@
     <w:name w:val="index 6"/>
     <w:basedOn w:val="1"/>
     <w:next w:val="1"/>
+    <w:qFormat/>
     <w:uiPriority w:val="0"/>
     <w:pPr>
       <w:ind w:left="1000" w:leftChars="1000"/>
@@ -3157,6 +6812,7 @@
   <w:style w:type="paragraph" w:styleId="59">
     <w:name w:val="envelope address"/>
     <w:basedOn w:val="1"/>
+    <w:qFormat/>
     <w:uiPriority w:val="0"/>
     <w:pPr>
       <w:framePr w:w="7920" w:h="1980" w:hRule="exact" w:hSpace="180" w:wrap="around" w:vAnchor="margin" w:hAnchor="page" w:xAlign="center" w:yAlign="bottom"/>
@@ -3172,6 +6828,7 @@
     <w:name w:val="index 8"/>
     <w:basedOn w:val="1"/>
     <w:next w:val="1"/>
+    <w:qFormat/>
     <w:uiPriority w:val="0"/>
     <w:pPr>
       <w:ind w:left="1400" w:leftChars="1400"/>
@@ -3180,6 +6837,7 @@
   <w:style w:type="paragraph" w:styleId="61">
     <w:name w:val="Body Text"/>
     <w:basedOn w:val="1"/>
+    <w:qFormat/>
     <w:uiPriority w:val="0"/>
     <w:pPr>
       <w:spacing w:after="120"/>
@@ -3189,6 +6847,7 @@
     <w:name w:val="index 9"/>
     <w:basedOn w:val="1"/>
     <w:next w:val="1"/>
+    <w:qFormat/>
     <w:uiPriority w:val="0"/>
     <w:pPr>
       <w:ind w:left="1600" w:leftChars="1600"/>
@@ -3197,6 +6856,7 @@
   <w:style w:type="paragraph" w:styleId="63">
     <w:name w:val="List Number 4"/>
     <w:basedOn w:val="1"/>
+    <w:qFormat/>
     <w:uiPriority w:val="0"/>
     <w:pPr>
       <w:numPr>
@@ -3209,6 +6869,7 @@
     <w:name w:val="toa heading"/>
     <w:basedOn w:val="1"/>
     <w:next w:val="1"/>
+    <w:qFormat/>
     <w:uiPriority w:val="0"/>
     <w:pPr>
       <w:spacing w:before="120"/>
@@ -3223,6 +6884,7 @@
     <w:name w:val="index heading"/>
     <w:basedOn w:val="1"/>
     <w:next w:val="43"/>
+    <w:qFormat/>
     <w:uiPriority w:val="0"/>
     <w:rPr>
       <w:rFonts w:ascii="Arial" w:hAnsi="Arial" w:cs="Arial"/>
@@ -3234,12 +6896,14 @@
     <w:name w:val="toc 1"/>
     <w:basedOn w:val="1"/>
     <w:next w:val="1"/>
+    <w:qFormat/>
     <w:uiPriority w:val="0"/>
   </w:style>
   <w:style w:type="paragraph" w:styleId="67">
     <w:name w:val="table of authorities"/>
     <w:basedOn w:val="1"/>
     <w:next w:val="1"/>
+    <w:qFormat/>
     <w:uiPriority w:val="0"/>
     <w:pPr>
       <w:ind w:left="420" w:leftChars="200"/>
@@ -3247,6 +6911,7 @@
   </w:style>
   <w:style w:type="paragraph" w:styleId="68">
     <w:name w:val="macro"/>
+    <w:qFormat/>
     <w:uiPriority w:val="0"/>
     <w:pPr>
       <w:widowControl w:val="0"/>
@@ -3279,6 +6944,7 @@
     <w:name w:val="toc 6"/>
     <w:basedOn w:val="1"/>
     <w:next w:val="1"/>
+    <w:qFormat/>
     <w:uiPriority w:val="0"/>
     <w:pPr>
       <w:ind w:left="2100" w:leftChars="1000"/>
@@ -3288,6 +6954,7 @@
     <w:name w:val="table of figures"/>
     <w:basedOn w:val="1"/>
     <w:next w:val="1"/>
+    <w:qFormat/>
     <w:uiPriority w:val="0"/>
     <w:pPr>
       <w:ind w:leftChars="200" w:hanging="200" w:hangingChars="200"/>
@@ -3346,6 +7013,7 @@
   <w:style w:type="paragraph" w:styleId="77">
     <w:name w:val="List Bullet 5"/>
     <w:basedOn w:val="1"/>
+    <w:qFormat/>
     <w:uiPriority w:val="0"/>
     <w:pPr>
       <w:numPr>
@@ -3480,6 +7148,7 @@
   <w:style w:type="paragraph" w:styleId="89">
     <w:name w:val="List"/>
     <w:basedOn w:val="1"/>
+    <w:qFormat/>
     <w:uiPriority w:val="0"/>
     <w:pPr>
       <w:ind w:left="360" w:hanging="360"/>
@@ -3558,6 +7227,7 @@
   <w:style w:type="paragraph" w:styleId="97">
     <w:name w:val="List Continue 3"/>
     <w:basedOn w:val="1"/>
+    <w:qFormat/>
     <w:uiPriority w:val="0"/>
     <w:pPr>
       <w:spacing w:after="120"/>
@@ -3567,6 +7237,7 @@
   <w:style w:type="paragraph" w:styleId="98">
     <w:name w:val="List Continue 4"/>
     <w:basedOn w:val="1"/>
+    <w:qFormat/>
     <w:uiPriority w:val="0"/>
     <w:pPr>
       <w:spacing w:after="120"/>
@@ -3576,6 +7247,7 @@
   <w:style w:type="paragraph" w:styleId="99">
     <w:name w:val="List Continue 5"/>
     <w:basedOn w:val="1"/>
+    <w:qFormat/>
     <w:uiPriority w:val="0"/>
     <w:pPr>
       <w:spacing w:after="120"/>
@@ -3585,6 +7257,7 @@
   <w:style w:type="paragraph" w:styleId="100">
     <w:name w:val="List 2"/>
     <w:basedOn w:val="1"/>
+    <w:qFormat/>
     <w:uiPriority w:val="0"/>
     <w:pPr>
       <w:ind w:left="720" w:hanging="360"/>
@@ -3611,6 +7284,7 @@
   <w:style w:type="paragraph" w:styleId="103">
     <w:name w:val="HTML Preformatted"/>
     <w:basedOn w:val="1"/>
+    <w:qFormat/>
     <w:uiPriority w:val="0"/>
     <w:rPr>
       <w:rFonts w:ascii="Courier New" w:hAnsi="Courier New" w:cs="Courier New"/>
@@ -3651,11 +7325,13 @@
   <w:style w:type="paragraph" w:styleId="106">
     <w:name w:val="E-mail Signature"/>
     <w:basedOn w:val="1"/>
+    <w:qFormat/>
     <w:uiPriority w:val="0"/>
   </w:style>
   <w:style w:type="table" w:styleId="107">
     <w:name w:val="Table Colorful 2"/>
     <w:basedOn w:val="12"/>
+    <w:qFormat/>
     <w:uiPriority w:val="0"/>
     <w:pPr>
       <w:widowControl w:val="0"/>
@@ -3976,6 +7652,7 @@
   <w:style w:type="table" w:styleId="110">
     <w:name w:val="Table Theme"/>
     <w:basedOn w:val="12"/>
+    <w:qFormat/>
     <w:uiPriority w:val="0"/>
     <w:pPr>
       <w:widowControl w:val="0"/>
@@ -3995,6 +7672,7 @@
   <w:style w:type="table" w:styleId="111">
     <w:name w:val="Table Web 3"/>
     <w:basedOn w:val="12"/>
+    <w:qFormat/>
     <w:uiPriority w:val="0"/>
     <w:pPr>
       <w:widowControl w:val="0"/>
@@ -4039,6 +7717,7 @@
   <w:style w:type="table" w:styleId="112">
     <w:name w:val="Table Grid 6"/>
     <w:basedOn w:val="12"/>
+    <w:qFormat/>
     <w:uiPriority w:val="0"/>
     <w:pPr>
       <w:widowControl w:val="0"/>
@@ -4131,6 +7810,7 @@
   <w:style w:type="table" w:styleId="113">
     <w:name w:val="Table Simple 1"/>
     <w:basedOn w:val="12"/>
+    <w:qFormat/>
     <w:uiPriority w:val="0"/>
     <w:pPr>
       <w:widowControl w:val="0"/>
@@ -4179,6 +7859,7 @@
   <w:style w:type="table" w:styleId="114">
     <w:name w:val="Table Grid 1"/>
     <w:basedOn w:val="12"/>
+    <w:qFormat/>
     <w:uiPriority w:val="0"/>
     <w:pPr>
       <w:widowControl w:val="0"/>
@@ -4517,6 +8198,7 @@
   <w:style w:type="table" w:styleId="118">
     <w:name w:val="Table Grid"/>
     <w:basedOn w:val="12"/>
+    <w:qFormat/>
     <w:uiPriority w:val="0"/>
     <w:pPr>
       <w:widowControl w:val="0"/>
@@ -4536,6 +8218,7 @@
   <w:style w:type="table" w:styleId="119">
     <w:name w:val="Table Classic 1"/>
     <w:basedOn w:val="12"/>
+    <w:qFormat/>
     <w:uiPriority w:val="0"/>
     <w:pPr>
       <w:widowControl w:val="0"/>
@@ -4646,6 +8329,7 @@
   <w:style w:type="table" w:styleId="120">
     <w:name w:val="Table Grid 5"/>
     <w:basedOn w:val="12"/>
+    <w:qFormat/>
     <w:uiPriority w:val="0"/>
     <w:pPr>
       <w:widowControl w:val="0"/>
@@ -5985,6 +9669,7 @@
   <w:style w:type="table" w:styleId="135">
     <w:name w:val="Table List 8"/>
     <w:basedOn w:val="12"/>
+    <w:qFormat/>
     <w:uiPriority w:val="0"/>
     <w:pPr>
       <w:widowControl w:val="0"/>
@@ -6462,6 +10147,7 @@
   <w:style w:type="table" w:styleId="140">
     <w:name w:val="Table Web 1"/>
     <w:basedOn w:val="12"/>
+    <w:qFormat/>
     <w:uiPriority w:val="0"/>
     <w:pPr>
       <w:widowControl w:val="0"/>
@@ -6506,6 +10192,7 @@
   <w:style w:type="table" w:styleId="141">
     <w:name w:val="Table Colorful 3"/>
     <w:basedOn w:val="12"/>
+    <w:qFormat/>
     <w:uiPriority w:val="0"/>
     <w:pPr>
       <w:widowControl w:val="0"/>
@@ -6580,6 +10267,7 @@
   <w:style w:type="table" w:styleId="142">
     <w:name w:val="Table Columns 5"/>
     <w:basedOn w:val="12"/>
+    <w:qFormat/>
     <w:uiPriority w:val="0"/>
     <w:pPr>
       <w:widowControl w:val="0"/>
